--- a/downloads/workbook/ai-1-week-33.docx
+++ b/downloads/workbook/ai-1-week-33.docx
@@ -1328,6 +1328,178 @@
         <w:t>Project connection: Maintain sorter tests with input, independently derived expectation, actual output, version and full-pass judgment.</w:t>
       </w:r>
     </w:p>
+    <w:p>
+      <w:pPr>
+        <w:pStyle w:val="Heading1"/>
+      </w:pPr>
+      <w:r>
+        <w:t>19. Project portfolio milestone</w:t>
+      </w:r>
+    </w:p>
+    <w:p>
+      <w:r>
+        <w:t>Project: Helpful Classroom Sorter</w:t>
+      </w:r>
+    </w:p>
+    <w:p>
+      <w:r>
+        <w:t>Current milestone: Present and defend. Demonstrate the system, explain one failure and justify the next improvement with evidence.</w:t>
+      </w:r>
+    </w:p>
+    <w:p>
+      <w:r>
+        <w:t>Maintain sorter tests with input, independently derived expectation, actual output, version and full-pass judgment.</w:t>
+      </w:r>
+    </w:p>
+    <w:tbl>
+      <w:tblPr>
+        <w:tblStyle w:val="LightShading-Accent1"/>
+        <w:tblW w:type="auto" w:w="0"/>
+        <w:tblLook w:firstColumn="1" w:firstRow="1" w:lastColumn="0" w:lastRow="0" w:noHBand="0" w:noVBand="1" w:val="04A0"/>
+      </w:tblPr>
+      <w:tblGrid>
+        <w:gridCol w:w="5112"/>
+        <w:gridCol w:w="5112"/>
+      </w:tblGrid>
+      <w:tr>
+        <w:trPr>
+          <w:tblHeader/>
+        </w:trPr>
+        <w:tc>
+          <w:tcPr>
+            <w:tcW w:type="dxa" w:w="5112"/>
+          </w:tcPr>
+          <w:p>
+            <w:r>
+              <w:t>Evidence to keep</w:t>
+            </w:r>
+          </w:p>
+        </w:tc>
+        <w:tc>
+          <w:tcPr>
+            <w:tcW w:type="dxa" w:w="5112"/>
+          </w:tcPr>
+          <w:p>
+            <w:r>
+              <w:t>My record</w:t>
+            </w:r>
+          </w:p>
+        </w:tc>
+      </w:tr>
+      <w:tr>
+        <w:tc>
+          <w:tcPr>
+            <w:tcW w:type="dxa" w:w="5112"/>
+          </w:tcPr>
+          <w:p>
+            <w:r>
+              <w:t>This week’s input and deciding step</w:t>
+            </w:r>
+          </w:p>
+        </w:tc>
+        <w:tc>
+          <w:tcPr>
+            <w:tcW w:type="dxa" w:w="5112"/>
+          </w:tcPr>
+          <w:p>
+            <w:r/>
+          </w:p>
+        </w:tc>
+      </w:tr>
+      <w:tr>
+        <w:tc>
+          <w:tcPr>
+            <w:tcW w:type="dxa" w:w="5112"/>
+          </w:tcPr>
+          <w:p>
+            <w:r>
+              <w:t>Prediction and actual result (or labelled paper trace)</w:t>
+            </w:r>
+          </w:p>
+        </w:tc>
+        <w:tc>
+          <w:tcPr>
+            <w:tcW w:type="dxa" w:w="5112"/>
+          </w:tcPr>
+          <w:p>
+            <w:r/>
+          </w:p>
+        </w:tc>
+      </w:tr>
+      <w:tr>
+        <w:tc>
+          <w:tcPr>
+            <w:tcW w:type="dxa" w:w="5112"/>
+          </w:tcPr>
+          <w:p>
+            <w:r>
+              <w:t>One change since the previous checkpoint and why</w:t>
+            </w:r>
+          </w:p>
+        </w:tc>
+        <w:tc>
+          <w:tcPr>
+            <w:tcW w:type="dxa" w:w="5112"/>
+          </w:tcPr>
+          <w:p>
+            <w:r/>
+          </w:p>
+        </w:tc>
+      </w:tr>
+      <w:tr>
+        <w:tc>
+          <w:tcPr>
+            <w:tcW w:type="dxa" w:w="5112"/>
+          </w:tcPr>
+          <w:p>
+            <w:r>
+              <w:t>One error or limit and the next test</w:t>
+            </w:r>
+          </w:p>
+        </w:tc>
+        <w:tc>
+          <w:tcPr>
+            <w:tcW w:type="dxa" w:w="5112"/>
+          </w:tcPr>
+          <w:p>
+            <w:r/>
+          </w:p>
+        </w:tc>
+      </w:tr>
+    </w:tbl>
+    <w:p>
+      <w:pPr>
+        <w:pStyle w:val="Heading3"/>
+      </w:pPr>
+      <w:r>
+        <w:t>Explain what this week adds to your project. Reuse last week’s record rather than starting again.</w:t>
+      </w:r>
+    </w:p>
+    <w:p>
+      <w:r>
+        <w:t>________________________________________________________________</w:t>
+      </w:r>
+    </w:p>
+    <w:p>
+      <w:r>
+        <w:t>________________________________________________________________</w:t>
+      </w:r>
+    </w:p>
+    <w:p>
+      <w:r>
+        <w:t>________________________________________________________________</w:t>
+      </w:r>
+    </w:p>
+    <w:p>
+      <w:r>
+        <w:t>________________________________________________________________</w:t>
+      </w:r>
+    </w:p>
+    <w:p>
+      <w:r>
+        <w:t>________________________________________________________________</w:t>
+      </w:r>
+    </w:p>
     <w:sectPr>
       <w:pgSz w:w="12240" w:h="15840"/>
       <w:pgMar w:top="936" w:right="1008" w:bottom="936" w:left="1008" w:header="720" w:footer="720" w:gutter="0"/>

--- a/downloads/workbook/ai-1-week-33.docx
+++ b/downloads/workbook/ai-1-week-33.docx
@@ -1500,6 +1500,240 @@
         <w:t>________________________________________________________________</w:t>
       </w:r>
     </w:p>
+    <w:p>
+      <w:pPr>
+        <w:pStyle w:val="Heading1"/>
+      </w:pPr>
+      <w:r>
+        <w:t>20. Supported practice and learning evidence</w:t>
+      </w:r>
+    </w:p>
+    <w:p>
+      <w:r>
+        <w:t>Use this supported practice once, in the browser or on paper. Keep the reserved independent assessment for a separate first attempt before teacher feedback.</w:t>
+      </w:r>
+    </w:p>
+    <w:p>
+      <w:r>
+        <w:t>A fictional pencil-pouch finder has been run on four ordinary requests.</w:t>
+      </w:r>
+    </w:p>
+    <w:p>
+      <w:pPr>
+        <w:pStyle w:val="Heading3"/>
+      </w:pPr>
+      <w:r>
+        <w:t>Practice 1: explain the deciding evidence</w:t>
+      </w:r>
+    </w:p>
+    <w:p>
+      <w:r>
+        <w:t>Which labelled step matches this detail? Three of four routine cases pass; retain the failure.</w:t>
+      </w:r>
+    </w:p>
+    <w:p>
+      <w:r>
+        <w:t>1. Trace failure</w:t>
+      </w:r>
+    </w:p>
+    <w:p>
+      <w:r>
+        <w:t>2. Write expectations</w:t>
+      </w:r>
+    </w:p>
+    <w:p>
+      <w:r>
+        <w:t>3. Compare outputs</w:t>
+      </w:r>
+    </w:p>
+    <w:p>
+      <w:r>
+        <w:t>4. Report</w:t>
+      </w:r>
+    </w:p>
+    <w:p>
+      <w:pPr>
+        <w:pStyle w:val="Heading3"/>
+      </w:pPr>
+      <w:r>
+        <w:t>My selected conclusion, deciding fact and explanation</w:t>
+      </w:r>
+    </w:p>
+    <w:p>
+      <w:r>
+        <w:t>________________________________________________________________</w:t>
+      </w:r>
+    </w:p>
+    <w:p>
+      <w:r>
+        <w:t>________________________________________________________________</w:t>
+      </w:r>
+    </w:p>
+    <w:p>
+      <w:r>
+        <w:t>________________________________________________________________</w:t>
+      </w:r>
+    </w:p>
+    <w:p>
+      <w:r>
+        <w:t>________________________________________________________________</w:t>
+      </w:r>
+    </w:p>
+    <w:p>
+      <w:r>
+        <w:t>________________________________________________________________</w:t>
+      </w:r>
+    </w:p>
+    <w:p>
+      <w:r>
+        <w:t>Hint if needed: Read the steps in the pictorial case. Match the supplied detail to the stage that performs or records it.</w:t>
+      </w:r>
+    </w:p>
+    <w:p>
+      <w:r>
+        <w:t>After your attempt, compare with the supported explanation: Report Three of four routine cases pass; retain the failure. An ordinary case is not automatically correct. Define expected outputs from the contract before reading prototype outputs. Checking both selected ID and eligibility catches the wrong P1 suggestion. A no-match output can be a full pass when that is exactly what the valid request requires.</w:t>
+      </w:r>
+    </w:p>
+    <w:p>
+      <w:pPr>
+        <w:pStyle w:val="Heading3"/>
+      </w:pPr>
+      <w:r>
+        <w:t>Practice 2: explain the deciding evidence</w:t>
+      </w:r>
+    </w:p>
+    <w:p>
+      <w:r>
+        <w:t>Changed-case practice: Prototype reports none for request 6 instead of P1. Which conclusion is supported by the supplied facts?</w:t>
+      </w:r>
+    </w:p>
+    <w:p>
+      <w:r>
+        <w:t>1. We can decide the result without examining the changed input or the procedure.</w:t>
+      </w:r>
+    </w:p>
+    <w:p>
+      <w:r>
+        <w:t>2. That run still fails.</w:t>
+      </w:r>
+    </w:p>
+    <w:p>
+      <w:r>
+        <w:t>3. This one example guarantees correct results for every future input.</w:t>
+      </w:r>
+    </w:p>
+    <w:p>
+      <w:pPr>
+        <w:pStyle w:val="Heading3"/>
+      </w:pPr>
+      <w:r>
+        <w:t>My selected conclusion, deciding fact and explanation</w:t>
+      </w:r>
+    </w:p>
+    <w:p>
+      <w:r>
+        <w:t>________________________________________________________________</w:t>
+      </w:r>
+    </w:p>
+    <w:p>
+      <w:r>
+        <w:t>________________________________________________________________</w:t>
+      </w:r>
+    </w:p>
+    <w:p>
+      <w:r>
+        <w:t>________________________________________________________________</w:t>
+      </w:r>
+    </w:p>
+    <w:p>
+      <w:r>
+        <w:t>________________________________________________________________</w:t>
+      </w:r>
+    </w:p>
+    <w:p>
+      <w:r>
+        <w:t>________________________________________________________________</w:t>
+      </w:r>
+    </w:p>
+    <w:p>
+      <w:r>
+        <w:t>Hint if needed: Use the changed condition and the deciding step in the pictorial trace. The answer must say what follows from those facts.</w:t>
+      </w:r>
+    </w:p>
+    <w:p>
+      <w:r>
+        <w:t>After your attempt, compare with the supported explanation: That run still fails. P2 can hold 6, so none is also wrong under the first-fit rule.</w:t>
+      </w:r>
+    </w:p>
+    <w:p>
+      <w:pPr>
+        <w:pStyle w:val="Heading3"/>
+      </w:pPr>
+      <w:r>
+        <w:t>Repair a missing building block</w:t>
+      </w:r>
+    </w:p>
+    <w:p>
+      <w:r>
+        <w:t>Review Build a Paper Prototype (ai-1/32). Goal: Build a runnable paper prototype with explicit instructions and visible state. Short practice: What should appear in the test log before and after the repair?. Return to this week and explain what you changed.</w:t>
+      </w:r>
+    </w:p>
+    <w:p>
+      <w:r>
+        <w:t>Review Choose Inputs and Outputs (ai-1/30). Goal: Turn the project outcome into precise input and output requirements. Short practice: Trace requests 10 and blank. Why should they not receive the same explanation?. Return to this week and explain what you changed.</w:t>
+      </w:r>
+    </w:p>
+    <w:p>
+      <w:r>
+        <w:t>Review Verify Important Outputs (ai-1/27). Goal: Separate an answer into claims and connect each claim to relevant evidence. Short practice: Correct the draft and identify which part needs another source rather than a calculation.. Return to this week and explain what you changed.</w:t>
+      </w:r>
+    </w:p>
+    <w:p>
+      <w:pPr>
+        <w:pStyle w:val="Heading3"/>
+      </w:pPr>
+      <w:r>
+        <w:t>Keep your completed work</w:t>
+      </w:r>
+    </w:p>
+    <w:p>
+      <w:r>
+        <w:t>Use Download completed work in the hosted lesson to export your answers, reflections, practice feedback and code-run evidence. Open the HTML copy to read or print it. Drafts stay in this browser when storage is available; clear drafts on a shared device.</w:t>
+      </w:r>
+    </w:p>
+    <w:p>
+      <w:pPr>
+        <w:pStyle w:val="Heading3"/>
+      </w:pPr>
+      <w:r>
+        <w:t>What I repaired, the evidence I kept and the next test</w:t>
+      </w:r>
+    </w:p>
+    <w:p>
+      <w:r>
+        <w:t>________________________________________________________________</w:t>
+      </w:r>
+    </w:p>
+    <w:p>
+      <w:r>
+        <w:t>________________________________________________________________</w:t>
+      </w:r>
+    </w:p>
+    <w:p>
+      <w:r>
+        <w:t>________________________________________________________________</w:t>
+      </w:r>
+    </w:p>
+    <w:p>
+      <w:r>
+        <w:t>________________________________________________________________</w:t>
+      </w:r>
+    </w:p>
+    <w:p>
+      <w:r>
+        <w:t>________________________________________________________________</w:t>
+      </w:r>
+    </w:p>
     <w:sectPr>
       <w:pgSz w:w="12240" w:h="15840"/>
       <w:pgMar w:top="936" w:right="1008" w:bottom="936" w:left="1008" w:header="720" w:footer="720" w:gutter="0"/>

--- a/downloads/workbook/ai-1-week-33.docx
+++ b/downloads/workbook/ai-1-week-33.docx
@@ -30,6 +30,17 @@
     </w:p>
     <w:p>
       <w:r>
+        <w:t>Record your starting explanation for Test Normal Cases before opening notes. Show any later correction separately.</w:t>
+      </w:r>
+    </w:p>
+    <w:p>
+      <w:pPr>
+        <w:spacing w:line="336" w:lineRule="auto" w:after="180"/>
+      </w:pPr>
+      <w:r>
+        <w:rPr>
+          <w:b w:val="0"/>
+        </w:rPr>
         <w:t>Try the recall before opening notes. Then use a different colour or a labelled second line to correct your explanation.</w:t>
       </w:r>
     </w:p>
@@ -42,7 +53,13 @@
       </w:r>
     </w:p>
     <w:p>
-      <w:r>
+      <w:pPr>
+        <w:spacing w:line="336" w:lineRule="auto" w:after="180"/>
+      </w:pPr>
+      <w:r>
+        <w:rPr>
+          <w:b w:val="0"/>
+        </w:rPr>
         <w:t>Without opening the old lesson, explain one key idea from Build a Paper Prototype. Give an example and a mistake that the idea helps you avoid.</w:t>
       </w:r>
     </w:p>
@@ -78,8 +95,38 @@
       </w:r>
     </w:p>
     <w:p>
-      <w:r>
-        <w:t>Without opening the old lesson, explain one key idea from Choose Inputs and Outputs. Give an example and a mistake that the idea helps you avoid.</w:t>
+      <w:pPr>
+        <w:spacing w:line="336" w:lineRule="auto" w:after="180"/>
+      </w:pPr>
+      <w:r>
+        <w:rPr>
+          <w:b w:val="0"/>
+        </w:rPr>
+        <w:t xml:space="preserve">Without opening the old lesson, explain one key idea from Choose </w:t>
+      </w:r>
+      <w:r>
+        <w:rPr>
+          <w:b/>
+        </w:rPr>
+        <w:t>Input</w:t>
+      </w:r>
+      <w:r>
+        <w:rPr>
+          <w:b w:val="0"/>
+        </w:rPr>
+        <w:t xml:space="preserve">s and </w:t>
+      </w:r>
+      <w:r>
+        <w:rPr>
+          <w:b/>
+        </w:rPr>
+        <w:t>Output</w:t>
+      </w:r>
+      <w:r>
+        <w:rPr>
+          <w:b w:val="0"/>
+        </w:rPr>
+        <w:t>s. Give an example and a mistake that the idea helps you avoid.</w:t>
       </w:r>
     </w:p>
     <w:p>
@@ -114,8 +161,26 @@
       </w:r>
     </w:p>
     <w:p>
-      <w:r>
-        <w:t>Without opening the old lesson, explain one key idea from Verify Important Outputs. Give an example and a mistake that the idea helps you avoid.</w:t>
+      <w:pPr>
+        <w:spacing w:line="336" w:lineRule="auto" w:after="180"/>
+      </w:pPr>
+      <w:r>
+        <w:rPr>
+          <w:b w:val="0"/>
+        </w:rPr>
+        <w:t xml:space="preserve">Without opening the old lesson, explain one key idea from Verify Important </w:t>
+      </w:r>
+      <w:r>
+        <w:rPr>
+          <w:b/>
+        </w:rPr>
+        <w:t>Output</w:t>
+      </w:r>
+      <w:r>
+        <w:rPr>
+          <w:b w:val="0"/>
+        </w:rPr>
+        <w:t>s. Give an example and a mistake that the idea helps you avoid.</w:t>
       </w:r>
     </w:p>
     <w:p>
@@ -151,6 +216,17 @@
     </w:p>
     <w:p>
       <w:r>
+        <w:t>Complete the supported Test Normal Cases trace and record the first step you can explain without help.</w:t>
+      </w:r>
+    </w:p>
+    <w:p>
+      <w:pPr>
+        <w:spacing w:line="336" w:lineRule="auto" w:after="180"/>
+      </w:pPr>
+      <w:r>
+        <w:rPr>
+          <w:b w:val="0"/>
+        </w:rPr>
         <w:t>Use W2: Run a fair comparison for Testing routine cases. Record the answer once; the lesson and workbook refer to the same attempt.</w:t>
       </w:r>
     </w:p>
@@ -279,7 +355,29 @@
     </w:p>
     <w:p>
       <w:r>
-        <w:t>Use the worked case for Testing routine cases. Proposed explanation: “A correct label is always a full pass”. Decide whether this explanation is supported. Point to the step or supplied fact that decides; explain your repair if needed.</w:t>
+        <w:t>Check the proposed Test Normal Cases explanation against the supplied facts before discussing it.</w:t>
+      </w:r>
+    </w:p>
+    <w:p>
+      <w:pPr>
+        <w:spacing w:line="336" w:lineRule="auto" w:after="180"/>
+      </w:pPr>
+      <w:r>
+        <w:rPr>
+          <w:b w:val="0"/>
+        </w:rPr>
+        <w:t>Use the worked case for Testing routine cases. Proposed explanation: “A correct label is always a full pass”. Decide whether this explanation is supported.</w:t>
+      </w:r>
+    </w:p>
+    <w:p>
+      <w:pPr>
+        <w:spacing w:line="336" w:lineRule="auto" w:after="180"/>
+      </w:pPr>
+      <w:r>
+        <w:rPr>
+          <w:b w:val="0"/>
+        </w:rPr>
+        <w:t>Point to the step or supplied fact that decides; explain your repair if needed.</w:t>
       </w:r>
     </w:p>
     <w:p>
@@ -319,6 +417,11 @@
       </w:r>
     </w:p>
     <w:p>
+      <w:r>
+        <w:t>Write one first attempt at the reserved independent case before feedback. Repeated copies of that case refer to the same recorded attempt.</w:t>
+      </w:r>
+    </w:p>
+    <w:p>
       <w:pPr>
         <w:pStyle w:val="Heading3"/>
       </w:pPr>
@@ -327,8 +430,83 @@
       </w:r>
     </w:p>
     <w:p>
-      <w:r>
-        <w:t>Independently audit this fictional equipment selector. Catalogue E has E1 first with capacity 4 and E2 second with capacity 8. Valid group sizes are whole numbers 1 to 10. Select the first item with capacity at least the group size, or no match; invalid input needs clarification. The saved prototype reports E1 for group 3 with reason “4 holds 3”; E1 for group 6 with reason “4 holds 6”; no match for group 9 with reason “both too small”. Write all expected results, mark full passes, calculate the fraction and explain the failure. Give one untested input category. No booking occurs.</w:t>
+      <w:pPr>
+        <w:spacing w:line="336" w:lineRule="auto" w:after="180"/>
+      </w:pPr>
+      <w:r>
+        <w:rPr>
+          <w:b w:val="0"/>
+        </w:rPr>
+        <w:t>Independently audit this fictional equipment selector. Catalogue E has E1 first with capacity 4 and E2 second with capacity 8. Valid group sizes are whole numbers 1 to 10.</w:t>
+      </w:r>
+    </w:p>
+    <w:p>
+      <w:pPr>
+        <w:spacing w:line="336" w:lineRule="auto" w:after="180"/>
+      </w:pPr>
+      <w:r>
+        <w:rPr>
+          <w:b w:val="0"/>
+        </w:rPr>
+        <w:t xml:space="preserve">Select the first item with capacity at least the group size, or no match; invalid </w:t>
+      </w:r>
+      <w:r>
+        <w:rPr>
+          <w:b/>
+        </w:rPr>
+        <w:t>input</w:t>
+      </w:r>
+      <w:r>
+        <w:rPr>
+          <w:b w:val="0"/>
+        </w:rPr>
+        <w:t xml:space="preserve"> needs clarification.</w:t>
+      </w:r>
+    </w:p>
+    <w:p>
+      <w:pPr>
+        <w:spacing w:line="336" w:lineRule="auto" w:after="180"/>
+      </w:pPr>
+      <w:r>
+        <w:rPr>
+          <w:b w:val="0"/>
+        </w:rPr>
+        <w:t>The saved prototype reports E1 for group 3 with reason “4 holds 3”; E1 for group 6 with reason “4 holds 6”; no match for group 9 with reason “both too small”.</w:t>
+      </w:r>
+    </w:p>
+    <w:p>
+      <w:pPr>
+        <w:spacing w:line="336" w:lineRule="auto" w:after="180"/>
+      </w:pPr>
+      <w:r>
+        <w:rPr>
+          <w:b w:val="0"/>
+        </w:rPr>
+        <w:t xml:space="preserve">Write all </w:t>
+      </w:r>
+      <w:r>
+        <w:rPr>
+          <w:b/>
+        </w:rPr>
+        <w:t>expected result</w:t>
+      </w:r>
+      <w:r>
+        <w:rPr>
+          <w:b w:val="0"/>
+        </w:rPr>
+        <w:t xml:space="preserve">s, mark full passes, calculate the fraction and explain the failure. Give one untested </w:t>
+      </w:r>
+      <w:r>
+        <w:rPr>
+          <w:b/>
+        </w:rPr>
+        <w:t>input</w:t>
+      </w:r>
+      <w:r>
+        <w:rPr>
+          <w:b w:val="0"/>
+        </w:rPr>
+        <w:t xml:space="preserve"> category. No booking occurs.</w:t>
       </w:r>
     </w:p>
     <w:p>
@@ -375,7 +553,13 @@
       </w:r>
     </w:p>
     <w:p>
-      <w:r>
+      <w:pPr>
+        <w:spacing w:line="336" w:lineRule="auto" w:after="180"/>
+      </w:pPr>
+      <w:r>
+        <w:rPr>
+          <w:b w:val="0"/>
+        </w:rPr>
         <w:t>Attempt this case before feedback. Record any help. Earlier examples below are further practice; a case already practised with feedback cannot establish fresh transfer.</w:t>
       </w:r>
     </w:p>
@@ -389,6 +573,17 @@
     </w:p>
     <w:p>
       <w:r>
+        <w:t>Connect the Test Normal Cases target to a trace and a justified conclusion.</w:t>
+      </w:r>
+    </w:p>
+    <w:p>
+      <w:pPr>
+        <w:spacing w:line="336" w:lineRule="auto" w:after="180"/>
+      </w:pPr>
+      <w:r>
+        <w:rPr>
+          <w:b w:val="0"/>
+        </w:rPr>
         <w:t>A sorter passes five routine cases and fails one. A team removes the failure as 'unusual' and reports 100%. Correct the report and propose a next test.</w:t>
       </w:r>
     </w:p>
@@ -402,17 +597,47 @@
     </w:p>
     <w:p>
       <w:r>
+        <w:t>Solve the supplied Test Normal Cases case and show the deciding evidence.</w:t>
+      </w:r>
+    </w:p>
+    <w:p>
+      <w:pPr>
+        <w:spacing w:line="336" w:lineRule="auto" w:after="180"/>
+      </w:pPr>
+      <w:r>
+        <w:rPr>
+          <w:b w:val="0"/>
+        </w:rPr>
         <w:t>Four routine cases are chosen before testing. Three are correct.</w:t>
       </w:r>
     </w:p>
     <w:p>
-      <w:r>
+      <w:pPr>
+        <w:spacing w:line="336" w:lineRule="auto" w:after="180"/>
+        <w:shd w:fill="F5F1FB"/>
+      </w:pPr>
+      <w:r>
+        <w:rPr>
+          <w:b w:val="0"/>
+        </w:rPr>
         <w:t>What can be reported?</w:t>
       </w:r>
     </w:p>
     <w:p>
-      <w:r>
-        <w:t>Show your trace, calculation or evidence</w:t>
+      <w:pPr>
+        <w:spacing w:line="336" w:lineRule="auto" w:after="180"/>
+      </w:pPr>
+      <w:r>
+        <w:rPr>
+          <w:b w:val="0"/>
+        </w:rPr>
+        <w:t xml:space="preserve">Show your trace, calculation or </w:t>
+      </w:r>
+      <w:r>
+        <w:rPr>
+          <w:b/>
+        </w:rPr>
+        <w:t>evidence</w:t>
       </w:r>
     </w:p>
     <w:p>
@@ -458,11 +683,28 @@
     </w:p>
     <w:p>
       <w:r>
+        <w:t>Apply the procedure to the changed case and record why the conclusion follows.</w:t>
+      </w:r>
+    </w:p>
+    <w:p>
+      <w:pPr>
+        <w:spacing w:line="336" w:lineRule="auto" w:after="180"/>
+      </w:pPr>
+      <w:r>
+        <w:rPr>
+          <w:b w:val="0"/>
+        </w:rPr>
         <w:t>Test a sorter on two clear pencil cards and two clear book cards. It gets one book wrong. Report the result and keep the failed case.</w:t>
       </w:r>
     </w:p>
     <w:p>
-      <w:r>
+      <w:pPr>
+        <w:spacing w:line="336" w:lineRule="auto" w:after="180"/>
+      </w:pPr>
+      <w:r>
+        <w:rPr>
+          <w:b w:val="0"/>
+        </w:rPr>
         <w:t>My independent answer and reason</w:t>
       </w:r>
     </w:p>
@@ -517,7 +759,30 @@
     </w:p>
     <w:p>
       <w:r>
-        <w:t>Create a changed input, boundary case or missing-information case. Write the expected answer or safe response before testing.</w:t>
+        <w:t>Specify a changed input, expected result and observation separately.</w:t>
+      </w:r>
+    </w:p>
+    <w:p>
+      <w:pPr>
+        <w:spacing w:line="336" w:lineRule="auto" w:after="180"/>
+      </w:pPr>
+      <w:r>
+        <w:rPr>
+          <w:b w:val="0"/>
+        </w:rPr>
+        <w:t xml:space="preserve">Create a changed </w:t>
+      </w:r>
+      <w:r>
+        <w:rPr>
+          <w:b/>
+        </w:rPr>
+        <w:t>input</w:t>
+      </w:r>
+      <w:r>
+        <w:rPr>
+          <w:b w:val="0"/>
+        </w:rPr>
+        <w:t>, boundary case or missing-information case. Write the expected answer or safe response before testing.</w:t>
       </w:r>
     </w:p>
     <w:tbl>
@@ -646,12 +911,41 @@
     </w:p>
     <w:p>
       <w:r>
+        <w:t>Justify what Test Normal Cases adds to Helpful Classroom Sorter and keep the evidence.</w:t>
+      </w:r>
+    </w:p>
+    <w:p>
+      <w:pPr>
+        <w:spacing w:line="336" w:lineRule="auto" w:after="180"/>
+      </w:pPr>
+      <w:r>
+        <w:rPr>
+          <w:b w:val="0"/>
+        </w:rPr>
         <w:t>Create and run the sorter's normal-case test plan with unique IDs and version label.</w:t>
       </w:r>
     </w:p>
     <w:p>
-      <w:r>
-        <w:t>The project change and evidence I will keep</w:t>
+      <w:pPr>
+        <w:spacing w:line="336" w:lineRule="auto" w:after="180"/>
+      </w:pPr>
+      <w:r>
+        <w:rPr>
+          <w:b w:val="0"/>
+        </w:rPr>
+        <w:t xml:space="preserve">The project change and </w:t>
+      </w:r>
+      <w:r>
+        <w:rPr>
+          <w:b/>
+        </w:rPr>
+        <w:t>evidence</w:t>
+      </w:r>
+      <w:r>
+        <w:rPr>
+          <w:b w:val="0"/>
+        </w:rPr>
+        <w:t xml:space="preserve"> I will keep</w:t>
       </w:r>
     </w:p>
     <w:p>
@@ -697,11 +991,54 @@
     </w:p>
     <w:p>
       <w:r>
-        <w:t>I can explain the mechanism. I can show evidence. I can handle a changed case. I can name a limit. Mark each as not yet, with help or independently, and attach supporting work.</w:t>
-      </w:r>
-    </w:p>
-    <w:p>
-      <w:r>
+        <w:t>Judge explanation, evidence, transfer and limits separately; attach the work behind your judgement.</w:t>
+      </w:r>
+    </w:p>
+    <w:p>
+      <w:pPr>
+        <w:pStyle w:val="ListBullet"/>
+      </w:pPr>
+      <w:r>
+        <w:t>I can explain the mechanism.</w:t>
+      </w:r>
+    </w:p>
+    <w:p>
+      <w:pPr>
+        <w:pStyle w:val="ListBullet"/>
+      </w:pPr>
+      <w:r>
+        <w:t>I can show evidence.</w:t>
+      </w:r>
+    </w:p>
+    <w:p>
+      <w:pPr>
+        <w:pStyle w:val="ListBullet"/>
+      </w:pPr>
+      <w:r>
+        <w:t>I can handle a changed case.</w:t>
+      </w:r>
+    </w:p>
+    <w:p>
+      <w:pPr>
+        <w:pStyle w:val="ListBullet"/>
+      </w:pPr>
+      <w:r>
+        <w:t>I can name a limit.</w:t>
+      </w:r>
+    </w:p>
+    <w:p>
+      <w:r>
+        <w:t>Mark each as not yet, with help or independently, and attach supporting work.</w:t>
+      </w:r>
+    </w:p>
+    <w:p>
+      <w:pPr>
+        <w:spacing w:line="336" w:lineRule="auto" w:after="180"/>
+      </w:pPr>
+      <w:r>
+        <w:rPr>
+          <w:b w:val="0"/>
+        </w:rPr>
         <w:t>Teacher review ____________________  Next step ____________________</w:t>
       </w:r>
     </w:p>
@@ -715,6 +1052,17 @@
     </w:p>
     <w:p>
       <w:r>
+        <w:t>Use this earlier case as transfer practice. A case already discussed with feedback is not fresh assessment evidence.</w:t>
+      </w:r>
+    </w:p>
+    <w:p>
+      <w:pPr>
+        <w:spacing w:line="336" w:lineRule="auto" w:after="180"/>
+      </w:pPr>
+      <w:r>
+        <w:rPr>
+          <w:b w:val="0"/>
+        </w:rPr>
         <w:t>A sorter passes five routine cases and fails one. A team removes the failure as 'unusual' and reports 100%. Correct the report and propose a next test.</w:t>
       </w:r>
     </w:p>
@@ -762,7 +1110,13 @@
       </w:r>
     </w:p>
     <w:p>
-      <w:r>
+      <w:pPr>
+        <w:spacing w:line="336" w:lineRule="auto" w:after="180"/>
+      </w:pPr>
+      <w:r>
+        <w:rPr>
+          <w:b w:val="0"/>
+        </w:rPr>
         <w:t>Record support used: none, hint or teacher explanation.</w:t>
       </w:r>
     </w:p>
@@ -776,7 +1130,65 @@
     </w:p>
     <w:p>
       <w:r>
-        <w:t>Create the test record for R1 11 Yes, R2 9 No, R3 6 No and R4 9 Yes. Before running anything, write each expected output, explanation and purpose using catalogue B version 1. Include blank places for observed output, observed reason, pass or fail and trace reference. State the version labels and pass criterion.</w:t>
+        <w:t>Prepare the four cases. Apply the supplied Test Normal Cases facts and keep your reasoning.</w:t>
+      </w:r>
+    </w:p>
+    <w:p>
+      <w:pPr>
+        <w:spacing w:line="336" w:lineRule="auto" w:after="180"/>
+      </w:pPr>
+      <w:r>
+        <w:rPr>
+          <w:b w:val="0"/>
+        </w:rPr>
+        <w:t xml:space="preserve">Create the test record for R1 11 Yes, R2 9 No, R3 6 No and R4 9 Yes. Before running anything, write each expected </w:t>
+      </w:r>
+      <w:r>
+        <w:rPr>
+          <w:b/>
+        </w:rPr>
+        <w:t>output</w:t>
+      </w:r>
+      <w:r>
+        <w:rPr>
+          <w:b w:val="0"/>
+        </w:rPr>
+        <w:t>, explanation and purpose using catalogue B version 1.</w:t>
+      </w:r>
+    </w:p>
+    <w:p>
+      <w:pPr>
+        <w:spacing w:line="336" w:lineRule="auto" w:after="180"/>
+      </w:pPr>
+      <w:r>
+        <w:rPr>
+          <w:b w:val="0"/>
+        </w:rPr>
+        <w:t xml:space="preserve">Include blank places for observed </w:t>
+      </w:r>
+      <w:r>
+        <w:rPr>
+          <w:b/>
+        </w:rPr>
+        <w:t>output</w:t>
+      </w:r>
+      <w:r>
+        <w:rPr>
+          <w:b w:val="0"/>
+        </w:rPr>
+        <w:t xml:space="preserve">, observed reason, pass or fail and trace reference. State the version labels and </w:t>
+      </w:r>
+      <w:r>
+        <w:rPr>
+          <w:b/>
+        </w:rPr>
+        <w:t>pass criterion</w:t>
+      </w:r>
+      <w:r>
+        <w:rPr>
+          <w:b w:val="0"/>
+        </w:rPr>
+        <w:t>.</w:t>
       </w:r>
     </w:p>
     <w:p>
@@ -827,7 +1239,53 @@
     </w:p>
     <w:p>
       <w:r>
-        <w:t>Operate your saved P1 cards and the manual baseline on all four R cases. Record actual results and traces on your sheet. Summarise full passes over all attempted cases for each method, name any failures and explain why a tie would not prove the prototype improves correctness. Do not invent an observed run.</w:t>
+        <w:t>Run a fair comparison. Apply the supplied Test Normal Cases facts and keep your reasoning.</w:t>
+      </w:r>
+    </w:p>
+    <w:p>
+      <w:pPr>
+        <w:spacing w:line="336" w:lineRule="auto" w:after="180"/>
+      </w:pPr>
+      <w:r>
+        <w:rPr>
+          <w:b w:val="0"/>
+        </w:rPr>
+        <w:t xml:space="preserve">Operate your saved P1 cards and the manual </w:t>
+      </w:r>
+      <w:r>
+        <w:rPr>
+          <w:b/>
+        </w:rPr>
+        <w:t>baseline</w:t>
+      </w:r>
+      <w:r>
+        <w:rPr>
+          <w:b w:val="0"/>
+        </w:rPr>
+        <w:t xml:space="preserve"> on all four R cases. Record </w:t>
+      </w:r>
+      <w:r>
+        <w:rPr>
+          <w:b/>
+        </w:rPr>
+        <w:t>actual result</w:t>
+      </w:r>
+      <w:r>
+        <w:rPr>
+          <w:b w:val="0"/>
+        </w:rPr>
+        <w:t>s and traces on your sheet.</w:t>
+      </w:r>
+    </w:p>
+    <w:p>
+      <w:pPr>
+        <w:spacing w:line="336" w:lineRule="auto" w:after="180"/>
+      </w:pPr>
+      <w:r>
+        <w:rPr>
+          <w:b w:val="0"/>
+        </w:rPr>
+        <w:t>Summarise full passes over all attempted cases for each method, name any failures and explain why a tie would not prove the prototype improves correctness. Do not invent an observed run.</w:t>
       </w:r>
     </w:p>
     <w:p>
@@ -878,7 +1336,53 @@
     </w:p>
     <w:p>
       <w:r>
-        <w:t>Use the fictional Q version 0 record. Calculate its full-pass fraction and the baseline’s fraction. Explain why R4 fails and why dropping it to report 3 of 3 misrepresents the original four-case set. State what evidence you would inspect before changing Q.</w:t>
+        <w:t>Keep the failed case in the total. Apply the supplied Test Normal Cases facts and keep your reasoning.</w:t>
+      </w:r>
+    </w:p>
+    <w:p>
+      <w:pPr>
+        <w:spacing w:line="336" w:lineRule="auto" w:after="180"/>
+      </w:pPr>
+      <w:r>
+        <w:rPr>
+          <w:b w:val="0"/>
+        </w:rPr>
+        <w:t xml:space="preserve">Use the fictional Q version 0 record. Calculate its full-pass fraction and the </w:t>
+      </w:r>
+      <w:r>
+        <w:rPr>
+          <w:b/>
+        </w:rPr>
+        <w:t>baseline</w:t>
+      </w:r>
+      <w:r>
+        <w:rPr>
+          <w:b w:val="0"/>
+        </w:rPr>
+        <w:t>’s fraction. Explain why R4 fails and why dropping it to report 3 of 3 misrepresents the original four-case set.</w:t>
+      </w:r>
+    </w:p>
+    <w:p>
+      <w:pPr>
+        <w:spacing w:line="336" w:lineRule="auto" w:after="180"/>
+      </w:pPr>
+      <w:r>
+        <w:rPr>
+          <w:b w:val="0"/>
+        </w:rPr>
+        <w:t xml:space="preserve">State what </w:t>
+      </w:r>
+      <w:r>
+        <w:rPr>
+          <w:b/>
+        </w:rPr>
+        <w:t>evidence</w:t>
+      </w:r>
+      <w:r>
+        <w:rPr>
+          <w:b w:val="0"/>
+        </w:rPr>
+        <w:t xml:space="preserve"> you would inspect before changing Q.</w:t>
       </w:r>
     </w:p>
     <w:p>
@@ -929,7 +1433,87 @@
     </w:p>
     <w:p>
       <w:r>
-        <w:t>Independently audit this fictional equipment selector. Catalogue E has E1 first with capacity 4 and E2 second with capacity 8. Valid group sizes are whole numbers 1 to 10. Select the first item with capacity at least the group size, or no match; invalid input needs clarification. The saved prototype reports E1 for group 3 with reason “4 holds 3”; E1 for group 6 with reason “4 holds 6”; no match for group 9 with reason “both too small”. Write all expected results, mark full passes, calculate the fraction and explain the failure. Give one untested input category. No booking occurs.</w:t>
+        <w:t>Attempt before feedback. If this repeats the selected independent case, reuse that first attempt; otherwise keep a separate record. Audit a new test record. Apply the supplied Test Normal Cases facts and keep your reasoning.</w:t>
+      </w:r>
+    </w:p>
+    <w:p>
+      <w:pPr>
+        <w:spacing w:line="336" w:lineRule="auto" w:after="180"/>
+      </w:pPr>
+      <w:r>
+        <w:rPr>
+          <w:b w:val="0"/>
+        </w:rPr>
+        <w:t>Independently audit this fictional equipment selector. Catalogue E has E1 first with capacity 4 and E2 second with capacity 8. Valid group sizes are whole numbers 1 to 10.</w:t>
+      </w:r>
+    </w:p>
+    <w:p>
+      <w:pPr>
+        <w:spacing w:line="336" w:lineRule="auto" w:after="180"/>
+      </w:pPr>
+      <w:r>
+        <w:rPr>
+          <w:b w:val="0"/>
+        </w:rPr>
+        <w:t xml:space="preserve">Select the first item with capacity at least the group size, or no match; invalid </w:t>
+      </w:r>
+      <w:r>
+        <w:rPr>
+          <w:b/>
+        </w:rPr>
+        <w:t>input</w:t>
+      </w:r>
+      <w:r>
+        <w:rPr>
+          <w:b w:val="0"/>
+        </w:rPr>
+        <w:t xml:space="preserve"> needs clarification.</w:t>
+      </w:r>
+    </w:p>
+    <w:p>
+      <w:pPr>
+        <w:spacing w:line="336" w:lineRule="auto" w:after="180"/>
+      </w:pPr>
+      <w:r>
+        <w:rPr>
+          <w:b w:val="0"/>
+        </w:rPr>
+        <w:t>The saved prototype reports E1 for group 3 with reason “4 holds 3”; E1 for group 6 with reason “4 holds 6”; no match for group 9 with reason “both too small”.</w:t>
+      </w:r>
+    </w:p>
+    <w:p>
+      <w:pPr>
+        <w:spacing w:line="336" w:lineRule="auto" w:after="180"/>
+      </w:pPr>
+      <w:r>
+        <w:rPr>
+          <w:b w:val="0"/>
+        </w:rPr>
+        <w:t xml:space="preserve">Write all </w:t>
+      </w:r>
+      <w:r>
+        <w:rPr>
+          <w:b/>
+        </w:rPr>
+        <w:t>expected result</w:t>
+      </w:r>
+      <w:r>
+        <w:rPr>
+          <w:b w:val="0"/>
+        </w:rPr>
+        <w:t xml:space="preserve">s, mark full passes, calculate the fraction and explain the failure. Give one untested </w:t>
+      </w:r>
+      <w:r>
+        <w:rPr>
+          <w:b/>
+        </w:rPr>
+        <w:t>input</w:t>
+      </w:r>
+      <w:r>
+        <w:rPr>
+          <w:b w:val="0"/>
+        </w:rPr>
+        <w:t xml:space="preserve"> category. No booking occurs.</w:t>
       </w:r>
     </w:p>
     <w:p>
@@ -990,7 +1574,53 @@
     </w:p>
     <w:p>
       <w:r>
-        <w:t>Explain why catalogue B cannot produce B3 or B4 as its first fitting output even if you try many ordinary requests. Distinguish checking a row during a failed search from successfully selecting it. Write a limited conclusion for a P1 run that passed all four R cases and name a useful next test category.</w:t>
+        <w:t>State what the evidence leaves open. Apply the supplied Test Normal Cases facts and keep your reasoning.</w:t>
+      </w:r>
+    </w:p>
+    <w:p>
+      <w:pPr>
+        <w:spacing w:line="336" w:lineRule="auto" w:after="180"/>
+      </w:pPr>
+      <w:r>
+        <w:rPr>
+          <w:b w:val="0"/>
+        </w:rPr>
+        <w:t xml:space="preserve">Explain why catalogue B cannot produce B3 or B4 as its first </w:t>
+      </w:r>
+      <w:r>
+        <w:rPr>
+          <w:b/>
+        </w:rPr>
+        <w:t>fitting</w:t>
+      </w:r>
+      <w:r>
+        <w:rPr>
+          <w:b w:val="0"/>
+        </w:rPr>
+        <w:t xml:space="preserve"> </w:t>
+      </w:r>
+      <w:r>
+        <w:rPr>
+          <w:b/>
+        </w:rPr>
+        <w:t>output</w:t>
+      </w:r>
+      <w:r>
+        <w:rPr>
+          <w:b w:val="0"/>
+        </w:rPr>
+        <w:t xml:space="preserve"> even if you try many ordinary requests. Distinguish checking a row during a failed search from successfully selecting it.</w:t>
+      </w:r>
+    </w:p>
+    <w:p>
+      <w:pPr>
+        <w:spacing w:line="336" w:lineRule="auto" w:after="180"/>
+      </w:pPr>
+      <w:r>
+        <w:rPr>
+          <w:b w:val="0"/>
+        </w:rPr>
+        <w:t>Write a limited conclusion for a P1 run that passed all four R cases and name a useful next test category.</w:t>
       </w:r>
     </w:p>
     <w:p>
@@ -1037,6 +1667,11 @@
       </w:pPr>
       <w:r>
         <w:t>17. Feedback, return check and learning record</w:t>
+      </w:r>
+    </w:p>
+    <w:p>
+      <w:r>
+        <w:t>Record the first repaired step and a different case to revisit after a delay.</w:t>
       </w:r>
     </w:p>
     <w:tbl>
@@ -1176,7 +1811,13 @@
       </w:tr>
     </w:tbl>
     <w:p>
-      <w:r>
+      <w:pPr>
+        <w:spacing w:line="336" w:lineRule="auto" w:after="180"/>
+      </w:pPr>
+      <w:r>
+        <w:rPr>
+          <w:b w:val="0"/>
+        </w:rPr>
         <w:t>Revisit this idea with your teacher after a delay. Familiarity is different from explaining and using it on a changed case.</w:t>
       </w:r>
     </w:p>
@@ -1190,17 +1831,64 @@
     </w:p>
     <w:p>
       <w:r>
+        <w:t>A fictional pencil-pouch finder has been run on four ordinary requests. Explain the labelled step before checking the changed condition.</w:t>
+      </w:r>
+    </w:p>
+    <w:p>
+      <w:pPr>
+        <w:spacing w:line="336" w:lineRule="auto" w:after="180"/>
+      </w:pPr>
+      <w:r>
+        <w:rPr>
+          <w:b w:val="0"/>
+        </w:rPr>
         <w:t>A fictional pencil-pouch finder has been run on four ordinary requests.</w:t>
       </w:r>
     </w:p>
     <w:p>
-      <w:r>
-        <w:t>Catalogue: P1 capacity 3, P2 capacity 7; first fitting pouch. Valid whole counts 1–9.</w:t>
-      </w:r>
-    </w:p>
-    <w:p>
-      <w:r>
-        <w:t>Requests 2,4,6,8; recorded outputs P1,P2,P1,none. These are invented records, not class results.</w:t>
+      <w:pPr>
+        <w:spacing w:line="336" w:lineRule="auto" w:after="180"/>
+      </w:pPr>
+      <w:r>
+        <w:rPr>
+          <w:b w:val="0"/>
+        </w:rPr>
+        <w:t xml:space="preserve">Catalogue: P1 capacity 3, P2 capacity 7; first </w:t>
+      </w:r>
+      <w:r>
+        <w:rPr>
+          <w:b/>
+        </w:rPr>
+        <w:t>fitting</w:t>
+      </w:r>
+      <w:r>
+        <w:rPr>
+          <w:b w:val="0"/>
+        </w:rPr>
+        <w:t xml:space="preserve"> pouch. Valid whole counts 1–9.</w:t>
+      </w:r>
+    </w:p>
+    <w:p>
+      <w:pPr>
+        <w:spacing w:line="336" w:lineRule="auto" w:after="180"/>
+      </w:pPr>
+      <w:r>
+        <w:rPr>
+          <w:b w:val="0"/>
+        </w:rPr>
+        <w:t xml:space="preserve">Requests 2,4,6,8; recorded </w:t>
+      </w:r>
+      <w:r>
+        <w:rPr>
+          <w:b/>
+        </w:rPr>
+        <w:t>output</w:t>
+      </w:r>
+      <w:r>
+        <w:rPr>
+          <w:b w:val="0"/>
+        </w:rPr>
+        <w:t>s P1,P2,P1,none. These are invented records, not class results.</w:t>
       </w:r>
     </w:p>
     <w:p>
@@ -1276,7 +1964,13 @@
       </w:r>
     </w:p>
     <w:p>
-      <w:r>
+      <w:pPr>
+        <w:spacing w:line="336" w:lineRule="auto" w:after="180"/>
+      </w:pPr>
+      <w:r>
+        <w:rPr>
+          <w:b w:val="0"/>
+        </w:rPr>
         <w:t>Why is none correct for 8 but incorrect for 6? Use both capacity cards.</w:t>
       </w:r>
     </w:p>
@@ -1319,13 +2013,70 @@
       </w:r>
     </w:p>
     <w:p>
-      <w:r>
-        <w:t>Support used: alone / hint / worked example. This record is practice evidence.</w:t>
-      </w:r>
-    </w:p>
-    <w:p>
-      <w:r>
-        <w:t>Project connection: Maintain sorter tests with input, independently derived expectation, actual output, version and full-pass judgment.</w:t>
+      <w:pPr>
+        <w:pStyle w:val="Heading3"/>
+      </w:pPr>
+      <w:r>
+        <w:t>Record the help used</w:t>
+      </w:r>
+    </w:p>
+    <w:p>
+      <w:pPr>
+        <w:spacing w:line="336" w:lineRule="auto" w:after="180"/>
+        <w:shd w:fill="F1F6F8"/>
+      </w:pPr>
+      <w:r>
+        <w:rPr>
+          <w:b w:val="0"/>
+        </w:rPr>
+        <w:t xml:space="preserve">Support used: alone / hint / worked example. This record is practice </w:t>
+      </w:r>
+      <w:r>
+        <w:rPr>
+          <w:b/>
+        </w:rPr>
+        <w:t>evidence</w:t>
+      </w:r>
+      <w:r>
+        <w:rPr>
+          <w:b w:val="0"/>
+        </w:rPr>
+        <w:t>.</w:t>
+      </w:r>
+    </w:p>
+    <w:p>
+      <w:pPr>
+        <w:spacing w:line="336" w:lineRule="auto" w:after="180"/>
+      </w:pPr>
+      <w:r>
+        <w:rPr>
+          <w:b w:val="0"/>
+        </w:rPr>
+        <w:t xml:space="preserve">Project connection: Maintain sorter tests with </w:t>
+      </w:r>
+      <w:r>
+        <w:rPr>
+          <w:b/>
+        </w:rPr>
+        <w:t>input</w:t>
+      </w:r>
+      <w:r>
+        <w:rPr>
+          <w:b w:val="0"/>
+        </w:rPr>
+        <w:t xml:space="preserve">, independently derived expectation, actual </w:t>
+      </w:r>
+      <w:r>
+        <w:rPr>
+          <w:b/>
+        </w:rPr>
+        <w:t>output</w:t>
+      </w:r>
+      <w:r>
+        <w:rPr>
+          <w:b w:val="0"/>
+        </w:rPr>
+        <w:t>, version and full-pass judgment.</w:t>
       </w:r>
     </w:p>
     <w:p>
@@ -1338,17 +2089,76 @@
     </w:p>
     <w:p>
       <w:r>
+        <w:t>Keep this week’s input, deciding step, result and limit together in the Helpful Classroom Sorter record.</w:t>
+      </w:r>
+    </w:p>
+    <w:p>
+      <w:pPr>
+        <w:spacing w:line="336" w:lineRule="auto" w:after="180"/>
+      </w:pPr>
+      <w:r>
+        <w:rPr>
+          <w:b w:val="0"/>
+        </w:rPr>
         <w:t>Project: Helpful Classroom Sorter</w:t>
       </w:r>
     </w:p>
     <w:p>
-      <w:r>
-        <w:t>Current milestone: Present and defend. Demonstrate the system, explain one failure and justify the next improvement with evidence.</w:t>
-      </w:r>
-    </w:p>
-    <w:p>
-      <w:r>
-        <w:t>Maintain sorter tests with input, independently derived expectation, actual output, version and full-pass judgment.</w:t>
+      <w:pPr>
+        <w:spacing w:line="336" w:lineRule="auto" w:after="180"/>
+      </w:pPr>
+      <w:r>
+        <w:rPr>
+          <w:b w:val="0"/>
+        </w:rPr>
+        <w:t xml:space="preserve">Current milestone: Present and defend. Demonstrate the system, explain one failure and justify the next improvement with </w:t>
+      </w:r>
+      <w:r>
+        <w:rPr>
+          <w:b/>
+        </w:rPr>
+        <w:t>evidence</w:t>
+      </w:r>
+      <w:r>
+        <w:rPr>
+          <w:b w:val="0"/>
+        </w:rPr>
+        <w:t>.</w:t>
+      </w:r>
+    </w:p>
+    <w:p>
+      <w:pPr>
+        <w:spacing w:line="336" w:lineRule="auto" w:after="180"/>
+      </w:pPr>
+      <w:r>
+        <w:rPr>
+          <w:b w:val="0"/>
+        </w:rPr>
+        <w:t xml:space="preserve">Maintain sorter tests with </w:t>
+      </w:r>
+      <w:r>
+        <w:rPr>
+          <w:b/>
+        </w:rPr>
+        <w:t>input</w:t>
+      </w:r>
+      <w:r>
+        <w:rPr>
+          <w:b w:val="0"/>
+        </w:rPr>
+        <w:t xml:space="preserve">, independently derived expectation, actual </w:t>
+      </w:r>
+      <w:r>
+        <w:rPr>
+          <w:b/>
+        </w:rPr>
+        <w:t>output</w:t>
+      </w:r>
+      <w:r>
+        <w:rPr>
+          <w:b w:val="0"/>
+        </w:rPr>
+        <w:t>, version and full-pass judgment.</w:t>
       </w:r>
     </w:p>
     <w:tbl>
@@ -1510,11 +2320,28 @@
     </w:p>
     <w:p>
       <w:r>
+        <w:t>Try the supported questions before comparing with hints and feedback. Record what you repaired and the evidence you retained.</w:t>
+      </w:r>
+    </w:p>
+    <w:p>
+      <w:pPr>
+        <w:spacing w:line="336" w:lineRule="auto" w:after="180"/>
+      </w:pPr>
+      <w:r>
+        <w:rPr>
+          <w:b w:val="0"/>
+        </w:rPr>
         <w:t>Use this supported practice once, in the browser or on paper. Keep the reserved independent assessment for a separate first attempt before teacher feedback.</w:t>
       </w:r>
     </w:p>
     <w:p>
-      <w:r>
+      <w:pPr>
+        <w:spacing w:line="336" w:lineRule="auto" w:after="180"/>
+      </w:pPr>
+      <w:r>
+        <w:rPr>
+          <w:b w:val="0"/>
+        </w:rPr>
         <w:t>A fictional pencil-pouch finder has been run on four ordinary requests.</w:t>
       </w:r>
     </w:p>
@@ -1527,27 +2354,73 @@
       </w:r>
     </w:p>
     <w:p>
-      <w:r>
+      <w:pPr>
+        <w:spacing w:line="336" w:lineRule="auto" w:after="180"/>
+      </w:pPr>
+      <w:r>
+        <w:rPr>
+          <w:b w:val="0"/>
+        </w:rPr>
         <w:t>Which labelled step matches this detail? Three of four routine cases pass; retain the failure.</w:t>
       </w:r>
     </w:p>
     <w:p>
-      <w:r>
+      <w:pPr>
+        <w:spacing w:line="336" w:lineRule="auto" w:after="180"/>
+        <w:shd w:fill="F4F9FC"/>
+      </w:pPr>
+      <w:r>
+        <w:rPr>
+          <w:b w:val="0"/>
+        </w:rPr>
         <w:t>1. Trace failure</w:t>
       </w:r>
     </w:p>
     <w:p>
-      <w:r>
+      <w:pPr>
+        <w:spacing w:line="336" w:lineRule="auto" w:after="180"/>
+        <w:shd w:fill="F4F9FC"/>
+      </w:pPr>
+      <w:r>
+        <w:rPr>
+          <w:b w:val="0"/>
+        </w:rPr>
         <w:t>2. Write expectations</w:t>
       </w:r>
     </w:p>
     <w:p>
-      <w:r>
-        <w:t>3. Compare outputs</w:t>
-      </w:r>
-    </w:p>
-    <w:p>
-      <w:r>
+      <w:pPr>
+        <w:spacing w:line="336" w:lineRule="auto" w:after="180"/>
+        <w:shd w:fill="F4F9FC"/>
+      </w:pPr>
+      <w:r>
+        <w:rPr>
+          <w:b w:val="0"/>
+        </w:rPr>
+        <w:t xml:space="preserve">3. Compare </w:t>
+      </w:r>
+      <w:r>
+        <w:rPr>
+          <w:b/>
+        </w:rPr>
+        <w:t>output</w:t>
+      </w:r>
+      <w:r>
+        <w:rPr>
+          <w:b w:val="0"/>
+        </w:rPr>
+        <w:t>s</w:t>
+      </w:r>
+    </w:p>
+    <w:p>
+      <w:pPr>
+        <w:spacing w:line="336" w:lineRule="auto" w:after="180"/>
+        <w:shd w:fill="F4F9FC"/>
+      </w:pPr>
+      <w:r>
+        <w:rPr>
+          <w:b w:val="0"/>
+        </w:rPr>
         <w:t>4. Report</w:t>
       </w:r>
     </w:p>
@@ -1585,41 +2458,191 @@
       </w:r>
     </w:p>
     <w:p>
-      <w:r>
+      <w:pPr>
+        <w:pStyle w:val="Heading3"/>
+      </w:pPr>
+      <w:r>
+        <w:t>Hint · try first</w:t>
+      </w:r>
+    </w:p>
+    <w:p>
+      <w:pPr>
+        <w:spacing w:line="336" w:lineRule="auto" w:after="180"/>
+        <w:shd w:fill="F1F6F8"/>
+      </w:pPr>
+      <w:r>
+        <w:rPr>
+          <w:b w:val="0"/>
+        </w:rPr>
         <w:t>Hint if needed: Read the steps in the pictorial case. Match the supplied detail to the stage that performs or records it.</w:t>
       </w:r>
     </w:p>
     <w:p>
-      <w:r>
-        <w:t>After your attempt, compare with the supported explanation: Report Three of four routine cases pass; retain the failure. An ordinary case is not automatically correct. Define expected outputs from the contract before reading prototype outputs. Checking both selected ID and eligibility catches the wrong P1 suggestion. A no-match output can be a full pass when that is exactly what the valid request requires.</w:t>
-      </w:r>
-    </w:p>
-    <w:p>
       <w:pPr>
         <w:pStyle w:val="Heading3"/>
       </w:pPr>
       <w:r>
+        <w:t>Feedback · compare after trying</w:t>
+      </w:r>
+    </w:p>
+    <w:p>
+      <w:pPr>
+        <w:spacing w:line="336" w:lineRule="auto" w:after="180"/>
+        <w:shd w:fill="F1F6FC"/>
+      </w:pPr>
+      <w:r>
+        <w:rPr>
+          <w:b w:val="0"/>
+        </w:rPr>
+        <w:t>After your attempt, compare with the supported explanation: Report Three of four routine cases pass; retain the failure. An ordinary case is not automatically correct.</w:t>
+      </w:r>
+    </w:p>
+    <w:p>
+      <w:pPr>
+        <w:spacing w:line="336" w:lineRule="auto" w:after="180"/>
+        <w:shd w:fill="F1F6FC"/>
+      </w:pPr>
+      <w:r>
+        <w:rPr>
+          <w:b w:val="0"/>
+        </w:rPr>
+        <w:t xml:space="preserve">Define expected </w:t>
+      </w:r>
+      <w:r>
+        <w:rPr>
+          <w:b/>
+        </w:rPr>
+        <w:t>output</w:t>
+      </w:r>
+      <w:r>
+        <w:rPr>
+          <w:b w:val="0"/>
+        </w:rPr>
+        <w:t xml:space="preserve">s from the contract before reading prototype </w:t>
+      </w:r>
+      <w:r>
+        <w:rPr>
+          <w:b/>
+        </w:rPr>
+        <w:t>output</w:t>
+      </w:r>
+      <w:r>
+        <w:rPr>
+          <w:b w:val="0"/>
+        </w:rPr>
+        <w:t>s. Checking both selected ID and eligibility catches the wrong P1 suggestion.</w:t>
+      </w:r>
+    </w:p>
+    <w:p>
+      <w:pPr>
+        <w:spacing w:line="336" w:lineRule="auto" w:after="180"/>
+        <w:shd w:fill="F1F6FC"/>
+      </w:pPr>
+      <w:r>
+        <w:rPr>
+          <w:b w:val="0"/>
+        </w:rPr>
+        <w:t xml:space="preserve">A no-match </w:t>
+      </w:r>
+      <w:r>
+        <w:rPr>
+          <w:b/>
+        </w:rPr>
+        <w:t>output</w:t>
+      </w:r>
+      <w:r>
+        <w:rPr>
+          <w:b w:val="0"/>
+        </w:rPr>
+        <w:t xml:space="preserve"> can be a full pass when that is exactly what the valid request requires.</w:t>
+      </w:r>
+    </w:p>
+    <w:p>
+      <w:pPr>
+        <w:pStyle w:val="Heading3"/>
+      </w:pPr>
+      <w:r>
         <w:t>Practice 2: explain the deciding evidence</w:t>
       </w:r>
     </w:p>
     <w:p>
-      <w:r>
+      <w:pPr>
+        <w:pStyle w:val="Heading3"/>
+      </w:pPr>
+      <w:r>
+        <w:t>Changed case · predict first</w:t>
+      </w:r>
+    </w:p>
+    <w:p>
+      <w:pPr>
+        <w:spacing w:line="336" w:lineRule="auto" w:after="180"/>
+        <w:shd w:fill="F5F1FB"/>
+      </w:pPr>
+      <w:r>
+        <w:rPr>
+          <w:b w:val="0"/>
+        </w:rPr>
         <w:t>Changed-case practice: Prototype reports none for request 6 instead of P1. Which conclusion is supported by the supplied facts?</w:t>
       </w:r>
     </w:p>
     <w:p>
-      <w:r>
-        <w:t>1. We can decide the result without examining the changed input or the procedure.</w:t>
-      </w:r>
-    </w:p>
-    <w:p>
-      <w:r>
+      <w:pPr>
+        <w:spacing w:line="336" w:lineRule="auto" w:after="180"/>
+        <w:shd w:fill="F4F9FC"/>
+      </w:pPr>
+      <w:r>
+        <w:rPr>
+          <w:b w:val="0"/>
+        </w:rPr>
+        <w:t xml:space="preserve">1. We can decide the result without examining the changed </w:t>
+      </w:r>
+      <w:r>
+        <w:rPr>
+          <w:b/>
+        </w:rPr>
+        <w:t>input</w:t>
+      </w:r>
+      <w:r>
+        <w:rPr>
+          <w:b w:val="0"/>
+        </w:rPr>
+        <w:t xml:space="preserve"> or the procedure.</w:t>
+      </w:r>
+    </w:p>
+    <w:p>
+      <w:pPr>
+        <w:spacing w:line="336" w:lineRule="auto" w:after="180"/>
+        <w:shd w:fill="F4F9FC"/>
+      </w:pPr>
+      <w:r>
+        <w:rPr>
+          <w:b w:val="0"/>
+        </w:rPr>
         <w:t>2. That run still fails.</w:t>
       </w:r>
     </w:p>
     <w:p>
-      <w:r>
-        <w:t>3. This one example guarantees correct results for every future input.</w:t>
+      <w:pPr>
+        <w:spacing w:line="336" w:lineRule="auto" w:after="180"/>
+        <w:shd w:fill="F4F9FC"/>
+      </w:pPr>
+      <w:r>
+        <w:rPr>
+          <w:b w:val="0"/>
+        </w:rPr>
+        <w:t xml:space="preserve">3. This one example guarantees correct results for every future </w:t>
+      </w:r>
+      <w:r>
+        <w:rPr>
+          <w:b/>
+        </w:rPr>
+        <w:t>input</w:t>
+      </w:r>
+      <w:r>
+        <w:rPr>
+          <w:b w:val="0"/>
+        </w:rPr>
+        <w:t>.</w:t>
       </w:r>
     </w:p>
     <w:p>
@@ -1656,12 +2679,42 @@
       </w:r>
     </w:p>
     <w:p>
-      <w:r>
+      <w:pPr>
+        <w:pStyle w:val="Heading3"/>
+      </w:pPr>
+      <w:r>
+        <w:t>Hint · try first</w:t>
+      </w:r>
+    </w:p>
+    <w:p>
+      <w:pPr>
+        <w:spacing w:line="336" w:lineRule="auto" w:after="180"/>
+        <w:shd w:fill="F1F6F8"/>
+      </w:pPr>
+      <w:r>
+        <w:rPr>
+          <w:b w:val="0"/>
+        </w:rPr>
         <w:t>Hint if needed: Use the changed condition and the deciding step in the pictorial trace. The answer must say what follows from those facts.</w:t>
       </w:r>
     </w:p>
     <w:p>
-      <w:r>
+      <w:pPr>
+        <w:pStyle w:val="Heading3"/>
+      </w:pPr>
+      <w:r>
+        <w:t>Feedback · compare after trying</w:t>
+      </w:r>
+    </w:p>
+    <w:p>
+      <w:pPr>
+        <w:spacing w:line="336" w:lineRule="auto" w:after="180"/>
+        <w:shd w:fill="F1F6FC"/>
+      </w:pPr>
+      <w:r>
+        <w:rPr>
+          <w:b w:val="0"/>
+        </w:rPr>
         <w:t>After your attempt, compare with the supported explanation: That run still fails. P2 can hold 6, so none is also wrong under the first-fit rule.</w:t>
       </w:r>
     </w:p>
@@ -1674,18 +2727,141 @@
       </w:r>
     </w:p>
     <w:p>
-      <w:r>
-        <w:t>Review Build a Paper Prototype (ai-1/32). Goal: Build a runnable paper prototype with explicit instructions and visible state. Short practice: What should appear in the test log before and after the repair?. Return to this week and explain what you changed.</w:t>
-      </w:r>
-    </w:p>
-    <w:p>
-      <w:r>
-        <w:t>Review Choose Inputs and Outputs (ai-1/30). Goal: Turn the project outcome into precise input and output requirements. Short practice: Trace requests 10 and blank. Why should they not receive the same explanation?. Return to this week and explain what you changed.</w:t>
-      </w:r>
-    </w:p>
-    <w:p>
-      <w:r>
-        <w:t>Review Verify Important Outputs (ai-1/27). Goal: Separate an answer into claims and connect each claim to relevant evidence. Short practice: Correct the draft and identify which part needs another source rather than a calculation.. Return to this week and explain what you changed.</w:t>
+      <w:pPr>
+        <w:spacing w:line="336" w:lineRule="auto" w:after="180"/>
+      </w:pPr>
+      <w:r>
+        <w:rPr>
+          <w:b w:val="0"/>
+        </w:rPr>
+        <w:t>Review Build a Paper Prototype (ai-1/32). Goal: Build a runnable paper prototype with explicit instructions and visible state. Short practice: What should appear in the test log before and after the repair?.</w:t>
+      </w:r>
+    </w:p>
+    <w:p>
+      <w:pPr>
+        <w:spacing w:line="336" w:lineRule="auto" w:after="180"/>
+      </w:pPr>
+      <w:r>
+        <w:rPr>
+          <w:b w:val="0"/>
+        </w:rPr>
+        <w:t>Return to this week and explain what you changed.</w:t>
+      </w:r>
+    </w:p>
+    <w:p>
+      <w:pPr>
+        <w:spacing w:line="336" w:lineRule="auto" w:after="180"/>
+      </w:pPr>
+      <w:r>
+        <w:rPr>
+          <w:b w:val="0"/>
+        </w:rPr>
+        <w:t xml:space="preserve">Review Choose </w:t>
+      </w:r>
+      <w:r>
+        <w:rPr>
+          <w:b/>
+        </w:rPr>
+        <w:t>Input</w:t>
+      </w:r>
+      <w:r>
+        <w:rPr>
+          <w:b w:val="0"/>
+        </w:rPr>
+        <w:t xml:space="preserve">s and </w:t>
+      </w:r>
+      <w:r>
+        <w:rPr>
+          <w:b/>
+        </w:rPr>
+        <w:t>Output</w:t>
+      </w:r>
+      <w:r>
+        <w:rPr>
+          <w:b w:val="0"/>
+        </w:rPr>
+        <w:t xml:space="preserve">s (ai-1/30). Goal: Turn the project outcome into precise </w:t>
+      </w:r>
+      <w:r>
+        <w:rPr>
+          <w:b/>
+        </w:rPr>
+        <w:t>input</w:t>
+      </w:r>
+      <w:r>
+        <w:rPr>
+          <w:b w:val="0"/>
+        </w:rPr>
+        <w:t xml:space="preserve"> and </w:t>
+      </w:r>
+      <w:r>
+        <w:rPr>
+          <w:b/>
+        </w:rPr>
+        <w:t>output</w:t>
+      </w:r>
+      <w:r>
+        <w:rPr>
+          <w:b w:val="0"/>
+        </w:rPr>
+        <w:t xml:space="preserve"> requirements. Short practice: Trace requests 10 and blank. Why should they not receive the same explanation?.</w:t>
+      </w:r>
+    </w:p>
+    <w:p>
+      <w:pPr>
+        <w:spacing w:line="336" w:lineRule="auto" w:after="180"/>
+      </w:pPr>
+      <w:r>
+        <w:rPr>
+          <w:b w:val="0"/>
+        </w:rPr>
+        <w:t>Return to this week and explain what you changed.</w:t>
+      </w:r>
+    </w:p>
+    <w:p>
+      <w:pPr>
+        <w:spacing w:line="336" w:lineRule="auto" w:after="180"/>
+      </w:pPr>
+      <w:r>
+        <w:rPr>
+          <w:b w:val="0"/>
+        </w:rPr>
+        <w:t xml:space="preserve">Review Verify Important </w:t>
+      </w:r>
+      <w:r>
+        <w:rPr>
+          <w:b/>
+        </w:rPr>
+        <w:t>Output</w:t>
+      </w:r>
+      <w:r>
+        <w:rPr>
+          <w:b w:val="0"/>
+        </w:rPr>
+        <w:t xml:space="preserve">s (ai-1/27). Goal: Separate an answer into claims and connect each claim to relevant </w:t>
+      </w:r>
+      <w:r>
+        <w:rPr>
+          <w:b/>
+        </w:rPr>
+        <w:t>evidence</w:t>
+      </w:r>
+      <w:r>
+        <w:rPr>
+          <w:b w:val="0"/>
+        </w:rPr>
+        <w:t>.</w:t>
+      </w:r>
+    </w:p>
+    <w:p>
+      <w:pPr>
+        <w:spacing w:line="336" w:lineRule="auto" w:after="180"/>
+      </w:pPr>
+      <w:r>
+        <w:rPr>
+          <w:b w:val="0"/>
+        </w:rPr>
+        <w:t>Short practice: Correct the draft and identify which part needs another source rather than a calculation.. Return to this week and explain what you changed.</w:t>
       </w:r>
     </w:p>
     <w:p>
@@ -1697,8 +2873,37 @@
       </w:r>
     </w:p>
     <w:p>
-      <w:r>
-        <w:t>Use Download completed work in the hosted lesson to export your answers, reflections, practice feedback and code-run evidence. Open the HTML copy to read or print it. Drafts stay in this browser when storage is available; clear drafts on a shared device.</w:t>
+      <w:pPr>
+        <w:spacing w:line="336" w:lineRule="auto" w:after="180"/>
+      </w:pPr>
+      <w:r>
+        <w:rPr>
+          <w:b w:val="0"/>
+        </w:rPr>
+        <w:t xml:space="preserve">Use Download completed work in the hosted lesson to export your answers, reflections, practice feedback and code-run </w:t>
+      </w:r>
+      <w:r>
+        <w:rPr>
+          <w:b/>
+        </w:rPr>
+        <w:t>evidence</w:t>
+      </w:r>
+      <w:r>
+        <w:rPr>
+          <w:b w:val="0"/>
+        </w:rPr>
+        <w:t>. Open the HTML copy to read or print it.</w:t>
+      </w:r>
+    </w:p>
+    <w:p>
+      <w:pPr>
+        <w:spacing w:line="336" w:lineRule="auto" w:after="180"/>
+      </w:pPr>
+      <w:r>
+        <w:rPr>
+          <w:b w:val="0"/>
+        </w:rPr>
+        <w:t>Drafts stay in this browser when storage is available; clear drafts on a shared device.</w:t>
       </w:r>
     </w:p>
     <w:p>
@@ -1712,6 +2917,812 @@
     <w:p>
       <w:r>
         <w:t>________________________________________________________________</w:t>
+      </w:r>
+    </w:p>
+    <w:p>
+      <w:r>
+        <w:t>________________________________________________________________</w:t>
+      </w:r>
+    </w:p>
+    <w:p>
+      <w:r>
+        <w:t>________________________________________________________________</w:t>
+      </w:r>
+    </w:p>
+    <w:p>
+      <w:r>
+        <w:t>________________________________________________________________</w:t>
+      </w:r>
+    </w:p>
+    <w:p>
+      <w:r>
+        <w:t>________________________________________________________________</w:t>
+      </w:r>
+    </w:p>
+    <w:p>
+      <w:pPr>
+        <w:pStyle w:val="Heading1"/>
+      </w:pPr>
+      <w:r>
+        <w:t>21. Visual concept journey</w:t>
+      </w:r>
+    </w:p>
+    <w:p>
+      <w:r>
+        <w:t>Explain each Test Normal Cases picture from its labels, then record a relevant limit.</w:t>
+      </w:r>
+    </w:p>
+    <w:p>
+      <w:pPr>
+        <w:pStyle w:val="Heading3"/>
+      </w:pPr>
+      <w:r>
+        <w:t>01. Test Normal Cases: the case</w:t>
+      </w:r>
+    </w:p>
+    <w:p>
+      <w:r>
+        <w:drawing>
+          <wp:inline xmlns:a="http://schemas.openxmlformats.org/drawingml/2006/main" xmlns:pic="http://schemas.openxmlformats.org/drawingml/2006/picture">
+            <wp:extent cx="5486400" cy="2840736"/>
+            <wp:docPr id="3" name="Picture 3" descr="A fictional pencil-pouch finder has been run on four ordinary requests. Supplied facts: Catalogue: P1 capacity 3, P2 capacity 7; first fitting pouch. Valid whole counts 1–9. Requests 2,4,6,8; recorded outputs P1,P2,P1,none. These are invented records, not class results."/>
+            <wp:cNvGraphicFramePr>
+              <a:graphicFrameLocks noChangeAspect="1"/>
+            </wp:cNvGraphicFramePr>
+            <a:graphic>
+              <a:graphicData uri="http://schemas.openxmlformats.org/drawingml/2006/picture">
+                <pic:pic>
+                  <pic:nvPicPr>
+                    <pic:cNvPr id="0" name="academy-story-ai-1-33-01.png"/>
+                    <pic:cNvPicPr/>
+                  </pic:nvPicPr>
+                  <pic:blipFill>
+                    <a:blip r:embed="rId11"/>
+                    <a:stretch>
+                      <a:fillRect/>
+                    </a:stretch>
+                  </pic:blipFill>
+                  <pic:spPr>
+                    <a:xfrm>
+                      <a:off x="0" y="0"/>
+                      <a:ext cx="5486400" cy="2840736"/>
+                    </a:xfrm>
+                    <a:prstGeom prst="rect"/>
+                  </pic:spPr>
+                </pic:pic>
+              </a:graphicData>
+            </a:graphic>
+          </wp:inline>
+        </w:drawing>
+      </w:r>
+    </w:p>
+    <w:p>
+      <w:pPr>
+        <w:spacing w:line="336" w:lineRule="auto" w:after="180"/>
+      </w:pPr>
+      <w:r>
+        <w:rPr>
+          <w:b w:val="0"/>
+        </w:rPr>
+        <w:t xml:space="preserve">A fictional pencil-pouch finder has been run on four ordinary requests. Supplied facts: Catalogue: P1 capacity 3, P2 capacity 7; first </w:t>
+      </w:r>
+      <w:r>
+        <w:rPr>
+          <w:b/>
+        </w:rPr>
+        <w:t>fitting</w:t>
+      </w:r>
+      <w:r>
+        <w:rPr>
+          <w:b w:val="0"/>
+        </w:rPr>
+        <w:t xml:space="preserve"> pouch. Valid whole counts 1–9. Requests 2,4,6,8; recorded </w:t>
+      </w:r>
+      <w:r>
+        <w:rPr>
+          <w:b/>
+        </w:rPr>
+        <w:t>output</w:t>
+      </w:r>
+      <w:r>
+        <w:rPr>
+          <w:b w:val="0"/>
+        </w:rPr>
+        <w:t>s P1,P2,P1,none.</w:t>
+      </w:r>
+    </w:p>
+    <w:p>
+      <w:pPr>
+        <w:spacing w:line="336" w:lineRule="auto" w:after="180"/>
+      </w:pPr>
+      <w:r>
+        <w:rPr>
+          <w:b w:val="0"/>
+        </w:rPr>
+        <w:t>These are invented records, not class results.</w:t>
+      </w:r>
+    </w:p>
+    <w:p>
+      <w:pPr>
+        <w:spacing w:line="336" w:lineRule="auto" w:after="180"/>
+        <w:shd w:fill="F5F1FB"/>
+      </w:pPr>
+      <w:r>
+        <w:rPr>
+          <w:b w:val="0"/>
+        </w:rPr>
+        <w:t>Point to the given fact that matters most. Explain why it matters.</w:t>
+      </w:r>
+    </w:p>
+    <w:p>
+      <w:pPr>
+        <w:pStyle w:val="Heading3"/>
+      </w:pPr>
+      <w:r>
+        <w:t>My picture explanation, deciding evidence and one limit</w:t>
+      </w:r>
+    </w:p>
+    <w:p>
+      <w:r>
+        <w:t>________________________________________________________________</w:t>
+      </w:r>
+    </w:p>
+    <w:p>
+      <w:r>
+        <w:t>________________________________________________________________</w:t>
+      </w:r>
+    </w:p>
+    <w:p>
+      <w:r>
+        <w:t>________________________________________________________________</w:t>
+      </w:r>
+    </w:p>
+    <w:p>
+      <w:r>
+        <w:t>________________________________________________________________</w:t>
+      </w:r>
+    </w:p>
+    <w:p>
+      <w:pPr>
+        <w:pStyle w:val="Heading3"/>
+      </w:pPr>
+      <w:r>
+        <w:t>02. Follow the deciding steps</w:t>
+      </w:r>
+    </w:p>
+    <w:p>
+      <w:r>
+        <w:drawing>
+          <wp:inline xmlns:a="http://schemas.openxmlformats.org/drawingml/2006/main" xmlns:pic="http://schemas.openxmlformats.org/drawingml/2006/picture">
+            <wp:extent cx="5486400" cy="4005072"/>
+            <wp:docPr id="4" name="Picture 4" descr="Write expectations: For 2,4,6,8 expect P1,P2,P2,none. → Compare outputs: Runs at 2,4 and 8 agree; run at 6 disagrees. → Trace failure: P1 holds only 3, so it cannot satisfy request 6. → Report: Three of four routine cases pass; retain the failure."/>
+            <wp:cNvGraphicFramePr>
+              <a:graphicFrameLocks noChangeAspect="1"/>
+            </wp:cNvGraphicFramePr>
+            <a:graphic>
+              <a:graphicData uri="http://schemas.openxmlformats.org/drawingml/2006/picture">
+                <pic:pic>
+                  <pic:nvPicPr>
+                    <pic:cNvPr id="0" name="academy-story-ai-1-33-02.png"/>
+                    <pic:cNvPicPr/>
+                  </pic:nvPicPr>
+                  <pic:blipFill>
+                    <a:blip r:embed="rId12"/>
+                    <a:stretch>
+                      <a:fillRect/>
+                    </a:stretch>
+                  </pic:blipFill>
+                  <pic:spPr>
+                    <a:xfrm>
+                      <a:off x="0" y="0"/>
+                      <a:ext cx="5486400" cy="4005072"/>
+                    </a:xfrm>
+                    <a:prstGeom prst="rect"/>
+                  </pic:spPr>
+                </pic:pic>
+              </a:graphicData>
+            </a:graphic>
+          </wp:inline>
+        </w:drawing>
+      </w:r>
+    </w:p>
+    <w:p>
+      <w:pPr>
+        <w:spacing w:line="336" w:lineRule="auto" w:after="180"/>
+      </w:pPr>
+      <w:r>
+        <w:rPr>
+          <w:b w:val="0"/>
+        </w:rPr>
+        <w:t xml:space="preserve">Write expectations: For 2,4,6,8 expect P1,P2,P2,none. → Compare </w:t>
+      </w:r>
+      <w:r>
+        <w:rPr>
+          <w:b/>
+        </w:rPr>
+        <w:t>output</w:t>
+      </w:r>
+      <w:r>
+        <w:rPr>
+          <w:b w:val="0"/>
+        </w:rPr>
+        <w:t>s: Runs at 2,4 and 8 agree; run at 6 disagrees. → Trace failure: P1 holds only 3, so it cannot satisfy request 6. → Report: Three of four routine cases pass; retain the failure.</w:t>
+      </w:r>
+    </w:p>
+    <w:p>
+      <w:pPr>
+        <w:spacing w:line="336" w:lineRule="auto" w:after="180"/>
+        <w:shd w:fill="F5F1FB"/>
+      </w:pPr>
+      <w:r>
+        <w:rPr>
+          <w:b w:val="0"/>
+        </w:rPr>
+        <w:t xml:space="preserve">Point to each numbered stage and explain which recorded </w:t>
+      </w:r>
+      <w:r>
+        <w:rPr>
+          <w:b/>
+        </w:rPr>
+        <w:t>input</w:t>
+      </w:r>
+      <w:r>
+        <w:rPr>
+          <w:b w:val="0"/>
+        </w:rPr>
+        <w:t xml:space="preserve"> it uses.</w:t>
+      </w:r>
+    </w:p>
+    <w:p>
+      <w:pPr>
+        <w:pStyle w:val="Heading3"/>
+      </w:pPr>
+      <w:r>
+        <w:t>My picture explanation, deciding evidence and one limit</w:t>
+      </w:r>
+    </w:p>
+    <w:p>
+      <w:r>
+        <w:t>________________________________________________________________</w:t>
+      </w:r>
+    </w:p>
+    <w:p>
+      <w:r>
+        <w:t>________________________________________________________________</w:t>
+      </w:r>
+    </w:p>
+    <w:p>
+      <w:r>
+        <w:t>________________________________________________________________</w:t>
+      </w:r>
+    </w:p>
+    <w:p>
+      <w:r>
+        <w:t>________________________________________________________________</w:t>
+      </w:r>
+    </w:p>
+    <w:p>
+      <w:pPr>
+        <w:pStyle w:val="Heading3"/>
+      </w:pPr>
+      <w:r>
+        <w:t>03. Expected versus recorded routine outputs</w:t>
+      </w:r>
+    </w:p>
+    <w:p>
+      <w:r>
+        <w:drawing>
+          <wp:inline xmlns:a="http://schemas.openxmlformats.org/drawingml/2006/main" xmlns:pic="http://schemas.openxmlformats.org/drawingml/2006/picture">
+            <wp:extent cx="5486400" cy="3938016"/>
+            <wp:docPr id="5" name="Picture 5" descr="Expected versus recorded routine outputs. Test 1: Request = 2, Expected = P1, Recorded = P1, Result = pass. Test 2: Request = 4, Expected = P2, Recorded = P2, Result = pass. Test 3: Request = 6, Expected = P2, Recorded = P1, Result = fail. Test 4: Request = 8, Expected = none, Recorded = none, Result = pass."/>
+            <wp:cNvGraphicFramePr>
+              <a:graphicFrameLocks noChangeAspect="1"/>
+            </wp:cNvGraphicFramePr>
+            <a:graphic>
+              <a:graphicData uri="http://schemas.openxmlformats.org/drawingml/2006/picture">
+                <pic:pic>
+                  <pic:nvPicPr>
+                    <pic:cNvPr id="0" name="academy-story-ai-1-33-03.png"/>
+                    <pic:cNvPicPr/>
+                  </pic:nvPicPr>
+                  <pic:blipFill>
+                    <a:blip r:embed="rId13"/>
+                    <a:stretch>
+                      <a:fillRect/>
+                    </a:stretch>
+                  </pic:blipFill>
+                  <pic:spPr>
+                    <a:xfrm>
+                      <a:off x="0" y="0"/>
+                      <a:ext cx="5486400" cy="3938016"/>
+                    </a:xfrm>
+                    <a:prstGeom prst="rect"/>
+                  </pic:spPr>
+                </pic:pic>
+              </a:graphicData>
+            </a:graphic>
+          </wp:inline>
+        </w:drawing>
+      </w:r>
+    </w:p>
+    <w:p>
+      <w:pPr>
+        <w:spacing w:line="336" w:lineRule="auto" w:after="180"/>
+      </w:pPr>
+      <w:r>
+        <w:rPr>
+          <w:b w:val="0"/>
+        </w:rPr>
+        <w:t xml:space="preserve">Expected versus recorded routine </w:t>
+      </w:r>
+      <w:r>
+        <w:rPr>
+          <w:b/>
+        </w:rPr>
+        <w:t>output</w:t>
+      </w:r>
+      <w:r>
+        <w:rPr>
+          <w:b w:val="0"/>
+        </w:rPr>
+        <w:t>s. Test 1: Request = 2, Expected = P1, Recorded = P1, Result = pass. Test 2: Request = 4, Expected = P2, Recorded = P2, Result = pass.</w:t>
+      </w:r>
+    </w:p>
+    <w:p>
+      <w:pPr>
+        <w:spacing w:line="336" w:lineRule="auto" w:after="180"/>
+      </w:pPr>
+      <w:r>
+        <w:rPr>
+          <w:b w:val="0"/>
+        </w:rPr>
+        <w:t>Test 3: Request = 6, Expected = P2, Recorded = P1, Result = fail. Test 4: Request = 8, Expected = none, Recorded = none, Result = pass.</w:t>
+      </w:r>
+    </w:p>
+    <w:p>
+      <w:pPr>
+        <w:spacing w:line="336" w:lineRule="auto" w:after="180"/>
+        <w:shd w:fill="F5F1FB"/>
+      </w:pPr>
+      <w:r>
+        <w:rPr>
+          <w:b w:val="0"/>
+        </w:rPr>
+        <w:t>Read the labels and values. Explain the relationship the model shows.</w:t>
+      </w:r>
+    </w:p>
+    <w:p>
+      <w:pPr>
+        <w:pStyle w:val="Heading3"/>
+      </w:pPr>
+      <w:r>
+        <w:t>My picture explanation, deciding evidence and one limit</w:t>
+      </w:r>
+    </w:p>
+    <w:p>
+      <w:r>
+        <w:t>________________________________________________________________</w:t>
+      </w:r>
+    </w:p>
+    <w:p>
+      <w:r>
+        <w:t>________________________________________________________________</w:t>
+      </w:r>
+    </w:p>
+    <w:p>
+      <w:r>
+        <w:t>________________________________________________________________</w:t>
+      </w:r>
+    </w:p>
+    <w:p>
+      <w:r>
+        <w:t>________________________________________________________________</w:t>
+      </w:r>
+    </w:p>
+    <w:p>
+      <w:pPr>
+        <w:pStyle w:val="Heading3"/>
+      </w:pPr>
+      <w:r>
+        <w:t>04. Change one thing. Trace what follows.</w:t>
+      </w:r>
+    </w:p>
+    <w:p>
+      <w:r>
+        <w:drawing>
+          <wp:inline xmlns:a="http://schemas.openxmlformats.org/drawingml/2006/main" xmlns:pic="http://schemas.openxmlformats.org/drawingml/2006/picture">
+            <wp:extent cx="5486400" cy="3026664"/>
+            <wp:docPr id="6" name="Picture 6" descr="Original case: Three of four routine cases pass; retain the failure. Changed condition: Prototype reports none for request 6 instead of P1. Expected result: That run still fails. Reason: P2 can hold 6, so none is also wrong under the first-fit rule."/>
+            <wp:cNvGraphicFramePr>
+              <a:graphicFrameLocks noChangeAspect="1"/>
+            </wp:cNvGraphicFramePr>
+            <a:graphic>
+              <a:graphicData uri="http://schemas.openxmlformats.org/drawingml/2006/picture">
+                <pic:pic>
+                  <pic:nvPicPr>
+                    <pic:cNvPr id="0" name="academy-story-ai-1-33-04.png"/>
+                    <pic:cNvPicPr/>
+                  </pic:nvPicPr>
+                  <pic:blipFill>
+                    <a:blip r:embed="rId14"/>
+                    <a:stretch>
+                      <a:fillRect/>
+                    </a:stretch>
+                  </pic:blipFill>
+                  <pic:spPr>
+                    <a:xfrm>
+                      <a:off x="0" y="0"/>
+                      <a:ext cx="5486400" cy="3026664"/>
+                    </a:xfrm>
+                    <a:prstGeom prst="rect"/>
+                  </pic:spPr>
+                </pic:pic>
+              </a:graphicData>
+            </a:graphic>
+          </wp:inline>
+        </w:drawing>
+      </w:r>
+    </w:p>
+    <w:p>
+      <w:pPr>
+        <w:spacing w:line="336" w:lineRule="auto" w:after="180"/>
+      </w:pPr>
+      <w:r>
+        <w:rPr>
+          <w:b w:val="0"/>
+        </w:rPr>
+        <w:t xml:space="preserve">Original case: Three of four routine cases pass; retain the failure. Changed condition: Prototype reports none for request 6 instead of P1. </w:t>
+      </w:r>
+      <w:r>
+        <w:rPr>
+          <w:b/>
+        </w:rPr>
+        <w:t>Expected result</w:t>
+      </w:r>
+      <w:r>
+        <w:rPr>
+          <w:b w:val="0"/>
+        </w:rPr>
+        <w:t>: That run still fails.</w:t>
+      </w:r>
+    </w:p>
+    <w:p>
+      <w:pPr>
+        <w:spacing w:line="336" w:lineRule="auto" w:after="180"/>
+      </w:pPr>
+      <w:r>
+        <w:rPr>
+          <w:b w:val="0"/>
+        </w:rPr>
+        <w:t>Reason: P2 can hold 6, so none is also wrong under the first-fit rule.</w:t>
+      </w:r>
+    </w:p>
+    <w:p>
+      <w:pPr>
+        <w:spacing w:line="336" w:lineRule="auto" w:after="180"/>
+        <w:shd w:fill="F5F1FB"/>
+      </w:pPr>
+      <w:r>
+        <w:rPr>
+          <w:b w:val="0"/>
+        </w:rPr>
+        <w:t>Predict before checking the worked changed-case result. Name what changed and what the supplied facts allow you to conclude.</w:t>
+      </w:r>
+    </w:p>
+    <w:p>
+      <w:pPr>
+        <w:pStyle w:val="Heading3"/>
+      </w:pPr>
+      <w:r>
+        <w:t>My picture explanation, deciding evidence and one limit</w:t>
+      </w:r>
+    </w:p>
+    <w:p>
+      <w:r>
+        <w:t>________________________________________________________________</w:t>
+      </w:r>
+    </w:p>
+    <w:p>
+      <w:r>
+        <w:t>________________________________________________________________</w:t>
+      </w:r>
+    </w:p>
+    <w:p>
+      <w:r>
+        <w:t>________________________________________________________________</w:t>
+      </w:r>
+    </w:p>
+    <w:p>
+      <w:r>
+        <w:t>________________________________________________________________</w:t>
+      </w:r>
+    </w:p>
+    <w:p>
+      <w:pPr>
+        <w:pStyle w:val="Heading3"/>
+      </w:pPr>
+      <w:r>
+        <w:t>05. Connect the explanation to its limit</w:t>
+      </w:r>
+    </w:p>
+    <w:p>
+      <w:r>
+        <w:drawing>
+          <wp:inline xmlns:a="http://schemas.openxmlformats.org/drawingml/2006/main" xmlns:pic="http://schemas.openxmlformats.org/drawingml/2006/picture">
+            <wp:extent cx="5486400" cy="2834640"/>
+            <wp:docPr id="7" name="Picture 7" descr="An ordinary case is not automatically correct. Define expected outputs from the contract before reading prototype outputs. Checking both selected ID and eligibility catches the wrong P1 suggestion. A no-match output can be a full pass when that is exactly what the valid request requires. Limit: Four routine tests do not cover equality, invalid inputs or every relevant classroom condition."/>
+            <wp:cNvGraphicFramePr>
+              <a:graphicFrameLocks noChangeAspect="1"/>
+            </wp:cNvGraphicFramePr>
+            <a:graphic>
+              <a:graphicData uri="http://schemas.openxmlformats.org/drawingml/2006/picture">
+                <pic:pic>
+                  <pic:nvPicPr>
+                    <pic:cNvPr id="0" name="academy-story-ai-1-33-05.png"/>
+                    <pic:cNvPicPr/>
+                  </pic:nvPicPr>
+                  <pic:blipFill>
+                    <a:blip r:embed="rId15"/>
+                    <a:stretch>
+                      <a:fillRect/>
+                    </a:stretch>
+                  </pic:blipFill>
+                  <pic:spPr>
+                    <a:xfrm>
+                      <a:off x="0" y="0"/>
+                      <a:ext cx="5486400" cy="2834640"/>
+                    </a:xfrm>
+                    <a:prstGeom prst="rect"/>
+                  </pic:spPr>
+                </pic:pic>
+              </a:graphicData>
+            </a:graphic>
+          </wp:inline>
+        </w:drawing>
+      </w:r>
+    </w:p>
+    <w:p>
+      <w:pPr>
+        <w:spacing w:line="336" w:lineRule="auto" w:after="180"/>
+      </w:pPr>
+      <w:r>
+        <w:rPr>
+          <w:b w:val="0"/>
+        </w:rPr>
+        <w:t xml:space="preserve">An ordinary case is not automatically correct. Define expected </w:t>
+      </w:r>
+      <w:r>
+        <w:rPr>
+          <w:b/>
+        </w:rPr>
+        <w:t>output</w:t>
+      </w:r>
+      <w:r>
+        <w:rPr>
+          <w:b w:val="0"/>
+        </w:rPr>
+        <w:t xml:space="preserve">s from the contract before reading prototype </w:t>
+      </w:r>
+      <w:r>
+        <w:rPr>
+          <w:b/>
+        </w:rPr>
+        <w:t>output</w:t>
+      </w:r>
+      <w:r>
+        <w:rPr>
+          <w:b w:val="0"/>
+        </w:rPr>
+        <w:t>s. Checking both selected ID and eligibility catches the wrong P1 suggestion.</w:t>
+      </w:r>
+    </w:p>
+    <w:p>
+      <w:pPr>
+        <w:spacing w:line="336" w:lineRule="auto" w:after="180"/>
+      </w:pPr>
+      <w:r>
+        <w:rPr>
+          <w:b w:val="0"/>
+        </w:rPr>
+        <w:t xml:space="preserve">A no-match </w:t>
+      </w:r>
+      <w:r>
+        <w:rPr>
+          <w:b/>
+        </w:rPr>
+        <w:t>output</w:t>
+      </w:r>
+      <w:r>
+        <w:rPr>
+          <w:b w:val="0"/>
+        </w:rPr>
+        <w:t xml:space="preserve"> can be a full pass when that is exactly what the valid request requires. Limit: Four routine tests do not cover equality, invalid </w:t>
+      </w:r>
+      <w:r>
+        <w:rPr>
+          <w:b/>
+        </w:rPr>
+        <w:t>input</w:t>
+      </w:r>
+      <w:r>
+        <w:rPr>
+          <w:b w:val="0"/>
+        </w:rPr>
+        <w:t>s or every relevant classroom condition.</w:t>
+      </w:r>
+    </w:p>
+    <w:p>
+      <w:pPr>
+        <w:spacing w:line="336" w:lineRule="auto" w:after="180"/>
+        <w:shd w:fill="F5F1FB"/>
+      </w:pPr>
+      <w:r>
+        <w:rPr>
+          <w:b w:val="0"/>
+        </w:rPr>
+        <w:t>Explain the case, then point to a limit on the claim.</w:t>
+      </w:r>
+    </w:p>
+    <w:p>
+      <w:pPr>
+        <w:pStyle w:val="Heading3"/>
+      </w:pPr>
+      <w:r>
+        <w:t>My picture explanation, deciding evidence and one limit</w:t>
+      </w:r>
+    </w:p>
+    <w:p>
+      <w:r>
+        <w:t>________________________________________________________________</w:t>
+      </w:r>
+    </w:p>
+    <w:p>
+      <w:r>
+        <w:t>________________________________________________________________</w:t>
+      </w:r>
+    </w:p>
+    <w:p>
+      <w:r>
+        <w:t>________________________________________________________________</w:t>
+      </w:r>
+    </w:p>
+    <w:p>
+      <w:r>
+        <w:t>________________________________________________________________</w:t>
+      </w:r>
+    </w:p>
+    <w:p>
+      <w:pPr>
+        <w:pStyle w:val="Heading3"/>
+      </w:pPr>
+      <w:r>
+        <w:t>06. Make the idea visible in your project</w:t>
+      </w:r>
+    </w:p>
+    <w:p>
+      <w:r>
+        <w:drawing>
+          <wp:inline xmlns:a="http://schemas.openxmlformats.org/drawingml/2006/main" xmlns:pic="http://schemas.openxmlformats.org/drawingml/2006/picture">
+            <wp:extent cx="5486400" cy="3380232"/>
+            <wp:docPr id="8" name="Picture 8" descr="Maintain sorter tests with input, independently derived expectation, actual output, version and full-pass judgment. Draw your input, deciding step, result and limit. Supported question: Why is none correct for 8 but incorrect for 6? Use both capacity cards."/>
+            <wp:cNvGraphicFramePr>
+              <a:graphicFrameLocks noChangeAspect="1"/>
+            </wp:cNvGraphicFramePr>
+            <a:graphic>
+              <a:graphicData uri="http://schemas.openxmlformats.org/drawingml/2006/picture">
+                <pic:pic>
+                  <pic:nvPicPr>
+                    <pic:cNvPr id="0" name="academy-story-ai-1-33-06.png"/>
+                    <pic:cNvPicPr/>
+                  </pic:nvPicPr>
+                  <pic:blipFill>
+                    <a:blip r:embed="rId16"/>
+                    <a:stretch>
+                      <a:fillRect/>
+                    </a:stretch>
+                  </pic:blipFill>
+                  <pic:spPr>
+                    <a:xfrm>
+                      <a:off x="0" y="0"/>
+                      <a:ext cx="5486400" cy="3380232"/>
+                    </a:xfrm>
+                    <a:prstGeom prst="rect"/>
+                  </pic:spPr>
+                </pic:pic>
+              </a:graphicData>
+            </a:graphic>
+          </wp:inline>
+        </w:drawing>
+      </w:r>
+    </w:p>
+    <w:p>
+      <w:pPr>
+        <w:spacing w:line="336" w:lineRule="auto" w:after="180"/>
+      </w:pPr>
+      <w:r>
+        <w:rPr>
+          <w:b w:val="0"/>
+        </w:rPr>
+        <w:t xml:space="preserve">Maintain sorter tests with </w:t>
+      </w:r>
+      <w:r>
+        <w:rPr>
+          <w:b/>
+        </w:rPr>
+        <w:t>input</w:t>
+      </w:r>
+      <w:r>
+        <w:rPr>
+          <w:b w:val="0"/>
+        </w:rPr>
+        <w:t xml:space="preserve">, independently derived expectation, actual </w:t>
+      </w:r>
+      <w:r>
+        <w:rPr>
+          <w:b/>
+        </w:rPr>
+        <w:t>output</w:t>
+      </w:r>
+      <w:r>
+        <w:rPr>
+          <w:b w:val="0"/>
+        </w:rPr>
+        <w:t xml:space="preserve">, version and full-pass judgment. Draw your </w:t>
+      </w:r>
+      <w:r>
+        <w:rPr>
+          <w:b/>
+        </w:rPr>
+        <w:t>input</w:t>
+      </w:r>
+      <w:r>
+        <w:rPr>
+          <w:b w:val="0"/>
+        </w:rPr>
+        <w:t>, deciding step, result and limit.</w:t>
+      </w:r>
+    </w:p>
+    <w:p>
+      <w:pPr>
+        <w:spacing w:line="336" w:lineRule="auto" w:after="180"/>
+      </w:pPr>
+      <w:r>
+        <w:rPr>
+          <w:b w:val="0"/>
+        </w:rPr>
+        <w:t>Supported question: Why is none correct for 8 but incorrect for 6? Use both capacity cards.</w:t>
+      </w:r>
+    </w:p>
+    <w:p>
+      <w:pPr>
+        <w:spacing w:line="336" w:lineRule="auto" w:after="180"/>
+        <w:shd w:fill="F5F1FB"/>
+      </w:pPr>
+      <w:r>
+        <w:rPr>
+          <w:b w:val="0"/>
+        </w:rPr>
+        <w:t xml:space="preserve">Draw your project trace and justify the deciding step using </w:t>
+      </w:r>
+      <w:r>
+        <w:rPr>
+          <w:b/>
+        </w:rPr>
+        <w:t>evidence</w:t>
+      </w:r>
+      <w:r>
+        <w:rPr>
+          <w:b w:val="0"/>
+        </w:rPr>
+        <w:t>.</w:t>
+      </w:r>
+    </w:p>
+    <w:p>
+      <w:pPr>
+        <w:pStyle w:val="Heading3"/>
+      </w:pPr>
+      <w:r>
+        <w:t>My picture explanation, deciding evidence and one limit</w:t>
       </w:r>
     </w:p>
     <w:p>

--- a/downloads/workbook/ai-1-week-33.docx
+++ b/downloads/workbook/ai-1-week-33.docx
@@ -25,50 +25,216 @@
         <w:pStyle w:val="Heading1"/>
       </w:pPr>
       <w:r>
-        <w:t>01. Recall and choose your starting point</w:t>
-      </w:r>
-    </w:p>
-    <w:p>
-      <w:r>
-        <w:t>Record your starting explanation for Test Normal Cases before opening notes. Show any later correction separately.</w:t>
-      </w:r>
-    </w:p>
-    <w:p>
-      <w:pPr>
-        <w:spacing w:line="336" w:lineRule="auto" w:after="180"/>
-      </w:pPr>
-      <w:r>
-        <w:rPr>
-          <w:b w:val="0"/>
-        </w:rPr>
+        <w:t>One connected routine-testing record.</w:t>
+      </w:r>
+    </w:p>
+    <w:p>
+      <w:r>
+        <w:t>Prepare R-case expectations, collect both methods’ traces, audit Q0 and judge the independent equipment record.</w:t>
+      </w:r>
+    </w:p>
+    <w:p>
+      <w:r>
+        <w:t>Keep expected outputs, actual reasons, pass judgments, versions and failures together.</w:t>
+      </w:r>
+    </w:p>
+    <w:p>
+      <w:pPr>
+        <w:pStyle w:val="Heading1"/>
+      </w:pPr>
+      <w:r>
+        <w:t>01. Recall: reconnect earlier ideas</w:t>
+      </w:r>
+    </w:p>
+    <w:p>
+      <w:r>
+        <w:t>Retrieve before opening notes.</w:t>
+      </w:r>
+    </w:p>
+    <w:p>
+      <w:pPr>
+        <w:pStyle w:val="Heading2"/>
+      </w:pPr>
+      <w:r>
+        <w:t>Retrieve and explain</w:t>
+      </w:r>
+    </w:p>
+    <w:p>
+      <w:pPr>
+        <w:pStyle w:val="ListBullet"/>
+      </w:pPr>
+      <w:r>
         <w:t>Try the recall before opening notes. Then use a different colour or a labelled second line to correct your explanation.</w:t>
       </w:r>
     </w:p>
     <w:p>
       <w:pPr>
+        <w:pStyle w:val="ListBullet"/>
+      </w:pPr>
+      <w:r>
+        <w:t>Without opening the old lesson, explain one key idea from Build a Paper Prototype. Give an example and a mistake that the idea helps you avoid.</w:t>
+      </w:r>
+    </w:p>
+    <w:p>
+      <w:pPr>
         <w:pStyle w:val="Heading3"/>
       </w:pPr>
       <w:r>
+        <w:t>My remembered idea, example and correction</w:t>
+      </w:r>
+    </w:p>
+    <w:p>
+      <w:r>
+        <w:t>________________________________________________________________</w:t>
+      </w:r>
+    </w:p>
+    <w:p>
+      <w:r>
+        <w:t>________________________________________________________________</w:t>
+      </w:r>
+    </w:p>
+    <w:p>
+      <w:r>
+        <w:t>________________________________________________________________</w:t>
+      </w:r>
+    </w:p>
+    <w:p>
+      <w:pPr>
+        <w:pStyle w:val="ListBullet"/>
+      </w:pPr>
+      <w:r>
+        <w:t>Without opening the old lesson, explain one key idea from Choose Inputs and Outputs. Give an example and a mistake that the idea helps you avoid.</w:t>
+      </w:r>
+    </w:p>
+    <w:p>
+      <w:pPr>
+        <w:pStyle w:val="Heading3"/>
+      </w:pPr>
+      <w:r>
+        <w:t>My remembered idea, example and correction</w:t>
+      </w:r>
+    </w:p>
+    <w:p>
+      <w:r>
+        <w:t>________________________________________________________________</w:t>
+      </w:r>
+    </w:p>
+    <w:p>
+      <w:r>
+        <w:t>________________________________________________________________</w:t>
+      </w:r>
+    </w:p>
+    <w:p>
+      <w:r>
+        <w:t>________________________________________________________________</w:t>
+      </w:r>
+    </w:p>
+    <w:p>
+      <w:pPr>
+        <w:pStyle w:val="ListBullet"/>
+      </w:pPr>
+      <w:r>
+        <w:t>Without opening the old lesson, explain one key idea from Verify Important Outputs. Give an example and a mistake that the idea helps you avoid.</w:t>
+      </w:r>
+    </w:p>
+    <w:p>
+      <w:pPr>
+        <w:pStyle w:val="Heading3"/>
+      </w:pPr>
+      <w:r>
+        <w:t>My remembered idea, example and correction</w:t>
+      </w:r>
+    </w:p>
+    <w:p>
+      <w:r>
+        <w:t>________________________________________________________________</w:t>
+      </w:r>
+    </w:p>
+    <w:p>
+      <w:r>
+        <w:t>________________________________________________________________</w:t>
+      </w:r>
+    </w:p>
+    <w:p>
+      <w:r>
+        <w:t>________________________________________________________________</w:t>
+      </w:r>
+    </w:p>
+    <w:p>
+      <w:pPr>
+        <w:pStyle w:val="Heading2"/>
+      </w:pPr>
+      <w:r>
+        <w:t>Earlier wording, alternatives and picture transcripts · reference / check after trying</w:t>
+      </w:r>
+    </w:p>
+    <w:p>
+      <w:pPr>
+        <w:pStyle w:val="Heading3"/>
+      </w:pPr>
+      <w:r>
         <w:t>Build a Paper Prototype</w:t>
       </w:r>
     </w:p>
     <w:p>
       <w:pPr>
-        <w:spacing w:line="336" w:lineRule="auto" w:after="180"/>
-      </w:pPr>
-      <w:r>
-        <w:rPr>
-          <w:b w:val="0"/>
-        </w:rPr>
-        <w:t>Without opening the old lesson, explain one key idea from Build a Paper Prototype. Give an example and a mistake that the idea helps you avoid.</w:t>
-      </w:r>
-    </w:p>
-    <w:p>
-      <w:pPr>
         <w:pStyle w:val="Heading3"/>
       </w:pPr>
       <w:r>
-        <w:t>My remembered idea, example and correction</w:t>
+        <w:t>Choose Inputs and Outputs</w:t>
+      </w:r>
+    </w:p>
+    <w:p>
+      <w:pPr>
+        <w:pStyle w:val="Heading3"/>
+      </w:pPr>
+      <w:r>
+        <w:t>Verify Important Outputs</w:t>
+      </w:r>
+    </w:p>
+    <w:p>
+      <w:pPr>
+        <w:pStyle w:val="Heading1"/>
+      </w:pPr>
+      <w:r>
+        <w:t>12. W1 · Prepare routine expectations before running</w:t>
+      </w:r>
+    </w:p>
+    <w:p>
+      <w:r>
+        <w:t>Use the standalone catalogue and define the full-pass criterion.</w:t>
+      </w:r>
+    </w:p>
+    <w:p>
+      <w:pPr>
+        <w:pStyle w:val="Heading2"/>
+      </w:pPr>
+      <w:r>
+        <w:t>Your evidence record</w:t>
+      </w:r>
+    </w:p>
+    <w:p>
+      <w:pPr>
+        <w:pStyle w:val="ListBullet"/>
+      </w:pPr>
+      <w:r>
+        <w:t>Standalone activity-test reference: B1 Bookmark drawing (10 min, quiet Yes), B2 Story circle (8 min, quiet No), B3 Pattern puzzle (12 min, quiet Yes), B4 Tower challenge (15 min, quiet No), in that order. Valid minutes are whole 0–30; Quiet required is Yes/No. Require time fit AND (quiet not required OR activity quiet), choose first fit, otherwise no match; invalid input needs clarification. P1 validates, resets at B1 each request, advances after failure and stops at the first fit or end; the manual baseline marks every row before choosing the first fit. R1=(11,Yes), R2=(9,No), R3=(6,No), R4=(9,Yes). A full pass requires the correct output and supported explanation.</w:t>
+      </w:r>
+    </w:p>
+    <w:p>
+      <w:pPr>
+        <w:pStyle w:val="ListBullet"/>
+      </w:pPr>
+      <w:r>
+        <w:t>Create the test record for R1 11 Yes, R2 9 No, R3 6 No and R4 9 Yes. Before running anything, write each expected output, explanation and purpose using catalogue B version 1. Include blank places for observed output, observed reason, pass or fail and trace reference. State the version labels and pass criterion.</w:t>
+      </w:r>
+    </w:p>
+    <w:p>
+      <w:pPr>
+        <w:pStyle w:val="Heading3"/>
+      </w:pPr>
+      <w:r>
+        <w:t>My reasoning and evidence</w:t>
       </w:r>
     </w:p>
     <w:p>
@@ -87,46 +253,122 @@
       </w:r>
     </w:p>
     <w:p>
+      <w:r>
+        <w:t>________________________________________________________________</w:t>
+      </w:r>
+    </w:p>
+    <w:p>
+      <w:r>
+        <w:t>________________________________________________________________</w:t>
+      </w:r>
+    </w:p>
+    <w:p>
+      <w:r>
+        <w:t>________________________________________________________________</w:t>
+      </w:r>
+    </w:p>
+    <w:p>
+      <w:pPr>
+        <w:pStyle w:val="Heading1"/>
+      </w:pPr>
+      <w:r>
+        <w:t>13. W2 · Run the same requests through both methods</w:t>
+      </w:r>
+    </w:p>
+    <w:p>
+      <w:r>
+        <w:t>Record actual traces without inventing observations.</w:t>
+      </w:r>
+    </w:p>
+    <w:p>
+      <w:pPr>
+        <w:pStyle w:val="Heading2"/>
+      </w:pPr>
+      <w:r>
+        <w:t>Your evidence record</w:t>
+      </w:r>
+    </w:p>
+    <w:p>
+      <w:pPr>
+        <w:pStyle w:val="ListBullet"/>
+      </w:pPr>
+      <w:r>
+        <w:t>Operate your saved P1 cards and the manual baseline on all four R cases. Record actual results and traces on your sheet. Summarise full passes over all attempted cases for each method, name any failures and explain why a tie would not prove the prototype improves correctness. Do not invent an observed run.</w:t>
+      </w:r>
+    </w:p>
+    <w:p>
       <w:pPr>
         <w:pStyle w:val="Heading3"/>
       </w:pPr>
       <w:r>
-        <w:t>Choose Inputs and Outputs</w:t>
-      </w:r>
-    </w:p>
-    <w:p>
-      <w:pPr>
-        <w:spacing w:line="336" w:lineRule="auto" w:after="180"/>
-      </w:pPr>
-      <w:r>
-        <w:rPr>
-          <w:b w:val="0"/>
-        </w:rPr>
-        <w:t xml:space="preserve">Without opening the old lesson, explain one key idea from Choose </w:t>
-      </w:r>
-      <w:r>
-        <w:rPr>
-          <w:b/>
-        </w:rPr>
-        <w:t>Input</w:t>
-      </w:r>
-      <w:r>
-        <w:rPr>
-          <w:b w:val="0"/>
-        </w:rPr>
-        <w:t xml:space="preserve">s and </w:t>
-      </w:r>
-      <w:r>
-        <w:rPr>
-          <w:b/>
-        </w:rPr>
-        <w:t>Output</w:t>
-      </w:r>
-      <w:r>
-        <w:rPr>
-          <w:b w:val="0"/>
-        </w:rPr>
-        <w:t>s. Give an example and a mistake that the idea helps you avoid.</w:t>
+        <w:t>My reasoning and evidence</w:t>
+      </w:r>
+    </w:p>
+    <w:p>
+      <w:r>
+        <w:t>________________________________________________________________</w:t>
+      </w:r>
+    </w:p>
+    <w:p>
+      <w:r>
+        <w:t>________________________________________________________________</w:t>
+      </w:r>
+    </w:p>
+    <w:p>
+      <w:r>
+        <w:t>________________________________________________________________</w:t>
+      </w:r>
+    </w:p>
+    <w:p>
+      <w:r>
+        <w:t>________________________________________________________________</w:t>
+      </w:r>
+    </w:p>
+    <w:p>
+      <w:r>
+        <w:t>________________________________________________________________</w:t>
+      </w:r>
+    </w:p>
+    <w:p>
+      <w:r>
+        <w:t>________________________________________________________________</w:t>
+      </w:r>
+    </w:p>
+    <w:p>
+      <w:pPr>
+        <w:pStyle w:val="Heading1"/>
+      </w:pPr>
+      <w:r>
+        <w:t>14. W3 · Audit the supplied Q0 comparison</w:t>
+      </w:r>
+    </w:p>
+    <w:p>
+      <w:r>
+        <w:t>Keep the failed case and explain the broken quiet condition.</w:t>
+      </w:r>
+    </w:p>
+    <w:p>
+      <w:pPr>
+        <w:pStyle w:val="Heading2"/>
+      </w:pPr>
+      <w:r>
+        <w:t>Your evidence record</w:t>
+      </w:r>
+    </w:p>
+    <w:p>
+      <w:pPr>
+        <w:pStyle w:val="ListBullet"/>
+      </w:pPr>
+      <w:r>
+        <w:t>Supplied fictional Q version 0 record for W3: R1→B1 with correct time/quiet reason; R2→B2 with correct time/unrestricted-quiet reason; R3→no match because all durations exceed 6; R4→B2 because 8 fits 9, ignoring required quiet. The fictional manual baseline had the correct output and supported reason on all four cases. These records are not observations of your own P1 runs.</w:t>
+      </w:r>
+    </w:p>
+    <w:p>
+      <w:pPr>
+        <w:pStyle w:val="ListBullet"/>
+      </w:pPr>
+      <w:r>
+        <w:t>Use the fictional Q version 0 record. Calculate its full-pass fraction and the baseline’s fraction. Explain why R4 fails and why dropping it to report 3 of 3 misrepresents the original four-case set. State what evidence you would inspect before changing Q.</w:t>
       </w:r>
     </w:p>
     <w:p>
@@ -134,7 +376,7 @@
         <w:pStyle w:val="Heading3"/>
       </w:pPr>
       <w:r>
-        <w:t>My remembered idea, example and correction</w:t>
+        <w:t>My reasoning and evidence</w:t>
       </w:r>
     </w:p>
     <w:p>
@@ -153,42 +395,55 @@
       </w:r>
     </w:p>
     <w:p>
+      <w:r>
+        <w:t>________________________________________________________________</w:t>
+      </w:r>
+    </w:p>
+    <w:p>
+      <w:r>
+        <w:t>________________________________________________________________</w:t>
+      </w:r>
+    </w:p>
+    <w:p>
+      <w:r>
+        <w:t>________________________________________________________________</w:t>
+      </w:r>
+    </w:p>
+    <w:p>
+      <w:pPr>
+        <w:pStyle w:val="Heading1"/>
+      </w:pPr>
+      <w:r>
+        <w:t>16. W5 · Explain reachable outputs and coverage limits</w:t>
+      </w:r>
+    </w:p>
+    <w:p>
+      <w:r>
+        <w:t>Distinguish visiting a row from selecting it as the first fit.</w:t>
+      </w:r>
+    </w:p>
+    <w:p>
+      <w:pPr>
+        <w:pStyle w:val="Heading2"/>
+      </w:pPr>
+      <w:r>
+        <w:t>Your evidence record</w:t>
+      </w:r>
+    </w:p>
+    <w:p>
+      <w:pPr>
+        <w:pStyle w:val="ListBullet"/>
+      </w:pPr>
+      <w:r>
+        <w:t>Explain why catalogue B cannot produce B3 or B4 as its first fitting output even if you try many ordinary requests. Distinguish checking a row during a failed search from successfully selecting it. Write a limited conclusion for a P1 run that passed all four R cases and name a useful next test category.</w:t>
+      </w:r>
+    </w:p>
+    <w:p>
       <w:pPr>
         <w:pStyle w:val="Heading3"/>
       </w:pPr>
       <w:r>
-        <w:t>Verify Important Outputs</w:t>
-      </w:r>
-    </w:p>
-    <w:p>
-      <w:pPr>
-        <w:spacing w:line="336" w:lineRule="auto" w:after="180"/>
-      </w:pPr>
-      <w:r>
-        <w:rPr>
-          <w:b w:val="0"/>
-        </w:rPr>
-        <w:t xml:space="preserve">Without opening the old lesson, explain one key idea from Verify Important </w:t>
-      </w:r>
-      <w:r>
-        <w:rPr>
-          <w:b/>
-        </w:rPr>
-        <w:t>Output</w:t>
-      </w:r>
-      <w:r>
-        <w:rPr>
-          <w:b w:val="0"/>
-        </w:rPr>
-        <w:t>s. Give an example and a mistake that the idea helps you avoid.</w:t>
-      </w:r>
-    </w:p>
-    <w:p>
-      <w:pPr>
-        <w:pStyle w:val="Heading3"/>
-      </w:pPr>
-      <w:r>
-        <w:t>My remembered idea, example and correction</w:t>
+        <w:t>My reasoning and evidence</w:t>
       </w:r>
     </w:p>
     <w:p>
@@ -207,226 +462,39 @@
       </w:r>
     </w:p>
     <w:p>
+      <w:r>
+        <w:t>________________________________________________________________</w:t>
+      </w:r>
+    </w:p>
+    <w:p>
+      <w:r>
+        <w:t>________________________________________________________________</w:t>
+      </w:r>
+    </w:p>
+    <w:p>
+      <w:r>
+        <w:t>________________________________________________________________</w:t>
+      </w:r>
+    </w:p>
+    <w:p>
       <w:pPr>
         <w:pStyle w:val="Heading1"/>
       </w:pPr>
       <w:r>
-        <w:t>02. Practise with fading help</w:t>
-      </w:r>
-    </w:p>
-    <w:p>
-      <w:r>
-        <w:t>Complete the supported Test Normal Cases trace and record the first step you can explain without help.</w:t>
-      </w:r>
-    </w:p>
-    <w:p>
-      <w:pPr>
-        <w:spacing w:line="336" w:lineRule="auto" w:after="180"/>
-      </w:pPr>
-      <w:r>
-        <w:rPr>
-          <w:b w:val="0"/>
-        </w:rPr>
-        <w:t>Use W2: Run a fair comparison for Testing routine cases. Record the answer once; the lesson and workbook refer to the same attempt.</w:t>
-      </w:r>
-    </w:p>
-    <w:tbl>
-      <w:tblPr>
-        <w:tblStyle w:val="LightShading-Accent1"/>
-        <w:tblW w:type="auto" w:w="0"/>
-        <w:tblLook w:firstColumn="1" w:firstRow="1" w:lastColumn="0" w:lastRow="0" w:noHBand="0" w:noVBand="1" w:val="04A0"/>
-      </w:tblPr>
-      <w:tblGrid>
-        <w:gridCol w:w="2556"/>
-        <w:gridCol w:w="2556"/>
-        <w:gridCol w:w="2556"/>
-        <w:gridCol w:w="2556"/>
-      </w:tblGrid>
-      <w:tr>
-        <w:trPr>
-          <w:tblHeader/>
-        </w:trPr>
-        <w:tc>
-          <w:tcPr>
-            <w:tcW w:type="dxa" w:w="2556"/>
-          </w:tcPr>
-          <w:p>
-            <w:r>
-              <w:t>Given inputs</w:t>
-            </w:r>
-          </w:p>
-        </w:tc>
-        <w:tc>
-          <w:tcPr>
-            <w:tcW w:type="dxa" w:w="2556"/>
-          </w:tcPr>
-          <w:p>
-            <w:r>
-              <w:t>Procedure I chose</w:t>
-            </w:r>
-          </w:p>
-        </w:tc>
-        <w:tc>
-          <w:tcPr>
-            <w:tcW w:type="dxa" w:w="2556"/>
-          </w:tcPr>
-          <w:p>
-            <w:r>
-              <w:t>Middle steps</w:t>
-            </w:r>
-          </w:p>
-        </w:tc>
-        <w:tc>
-          <w:tcPr>
-            <w:tcW w:type="dxa" w:w="2556"/>
-          </w:tcPr>
-          <w:p>
-            <w:r>
-              <w:t>Result and check</w:t>
-            </w:r>
-          </w:p>
-        </w:tc>
-      </w:tr>
-      <w:tr>
-        <w:tc>
-          <w:tcPr>
-            <w:tcW w:type="dxa" w:w="2556"/>
-          </w:tcPr>
-          <w:p>
-            <w:r/>
-          </w:p>
-        </w:tc>
-        <w:tc>
-          <w:tcPr>
-            <w:tcW w:type="dxa" w:w="2556"/>
-          </w:tcPr>
-          <w:p>
-            <w:r/>
-          </w:p>
-        </w:tc>
-        <w:tc>
-          <w:tcPr>
-            <w:tcW w:type="dxa" w:w="2556"/>
-          </w:tcPr>
-          <w:p>
-            <w:r/>
-          </w:p>
-        </w:tc>
-        <w:tc>
-          <w:tcPr>
-            <w:tcW w:type="dxa" w:w="2556"/>
-          </w:tcPr>
-          <w:p>
-            <w:r/>
-          </w:p>
-        </w:tc>
-      </w:tr>
-    </w:tbl>
-    <w:p>
-      <w:pPr>
-        <w:pStyle w:val="Heading3"/>
-      </w:pPr>
-      <w:r>
-        <w:t>The step I completed without help, and the hint I needed</w:t>
-      </w:r>
-    </w:p>
-    <w:p>
-      <w:r>
-        <w:t>________________________________________________________________</w:t>
-      </w:r>
-    </w:p>
-    <w:p>
-      <w:r>
-        <w:t>________________________________________________________________</w:t>
-      </w:r>
-    </w:p>
-    <w:p>
-      <w:r>
-        <w:t>________________________________________________________________</w:t>
-      </w:r>
-    </w:p>
-    <w:p>
-      <w:pPr>
-        <w:pStyle w:val="Heading1"/>
-      </w:pPr>
-      <w:r>
-        <w:t>03. Individual reasoning check</w:t>
-      </w:r>
-    </w:p>
-    <w:p>
-      <w:r>
-        <w:t>Check the proposed Test Normal Cases explanation against the supplied facts before discussing it.</w:t>
-      </w:r>
-    </w:p>
-    <w:p>
-      <w:pPr>
-        <w:spacing w:line="336" w:lineRule="auto" w:after="180"/>
-      </w:pPr>
-      <w:r>
-        <w:rPr>
-          <w:b w:val="0"/>
-        </w:rPr>
-        <w:t>Use the worked case for Testing routine cases. Proposed explanation: “A correct label is always a full pass”. Decide whether this explanation is supported.</w:t>
-      </w:r>
-    </w:p>
-    <w:p>
-      <w:pPr>
-        <w:spacing w:line="336" w:lineRule="auto" w:after="180"/>
-      </w:pPr>
-      <w:r>
-        <w:rPr>
-          <w:b w:val="0"/>
-        </w:rPr>
-        <w:t>Point to the step or supplied fact that decides; explain your repair if needed.</w:t>
-      </w:r>
-    </w:p>
-    <w:p>
-      <w:pPr>
-        <w:pStyle w:val="Heading3"/>
-      </w:pPr>
-      <w:r>
-        <w:t>My explanation before partner discussion</w:t>
-      </w:r>
-    </w:p>
-    <w:p>
-      <w:r>
-        <w:t>________________________________________________________________</w:t>
-      </w:r>
-    </w:p>
-    <w:p>
-      <w:r>
-        <w:t>________________________________________________________________</w:t>
-      </w:r>
-    </w:p>
-    <w:p>
-      <w:r>
-        <w:t>________________________________________________________________</w:t>
-      </w:r>
-    </w:p>
-    <w:p>
-      <w:r>
-        <w:t>________________________________________________________________</w:t>
-      </w:r>
-    </w:p>
-    <w:p>
-      <w:pPr>
-        <w:pStyle w:val="Heading1"/>
-      </w:pPr>
-      <w:r>
-        <w:t>04. Independent transfer case</w:t>
-      </w:r>
-    </w:p>
-    <w:p>
-      <w:r>
-        <w:t>Write one first attempt at the reserved independent case before feedback. Repeated copies of that case refer to the same recorded attempt.</w:t>
-      </w:r>
-    </w:p>
-    <w:p>
-      <w:pPr>
-        <w:pStyle w:val="Heading3"/>
-      </w:pPr>
-      <w:r>
-        <w:t>Independent case: Audit a new test record</w:t>
+        <w:t>04. W4 · Audit a new test record</w:t>
+      </w:r>
+    </w:p>
+    <w:p>
+      <w:r>
+        <w:t>Keep one first attempt before hints or feedback.</w:t>
+      </w:r>
+    </w:p>
+    <w:p>
+      <w:pPr>
+        <w:pStyle w:val="Heading2"/>
+      </w:pPr>
+      <w:r>
+        <w:t>Read and explain independently</w:t>
       </w:r>
     </w:p>
     <w:p>
@@ -554,6 +622,14 @@
     </w:p>
     <w:p>
       <w:pPr>
+        <w:pStyle w:val="Heading2"/>
+      </w:pPr>
+      <w:r>
+        <w:t>Keep a fair record</w:t>
+      </w:r>
+    </w:p>
+    <w:p>
+      <w:pPr>
         <w:spacing w:line="336" w:lineRule="auto" w:after="180"/>
       </w:pPr>
       <w:r>
@@ -565,15 +641,39 @@
     </w:p>
     <w:p>
       <w:pPr>
+        <w:pStyle w:val="Heading2"/>
+      </w:pPr>
+      <w:r>
+        <w:t>Earlier wording, alternatives and picture transcripts · reference / check after trying</w:t>
+      </w:r>
+    </w:p>
+    <w:p>
+      <w:pPr>
+        <w:pStyle w:val="Heading3"/>
+      </w:pPr>
+      <w:r>
+        <w:t>Independent case: Audit a new test record</w:t>
+      </w:r>
+    </w:p>
+    <w:p>
+      <w:pPr>
         <w:pStyle w:val="Heading1"/>
       </w:pPr>
       <w:r>
-        <w:t>05. Your learning target</w:t>
-      </w:r>
-    </w:p>
-    <w:p>
-      <w:r>
-        <w:t>Connect the Test Normal Cases target to a trace and a justified conclusion.</w:t>
+        <w:t>09. Project · Keep the decision and its evidence</w:t>
+      </w:r>
+    </w:p>
+    <w:p>
+      <w:r>
+        <w:t>Add this week’s change to your existing project record.</w:t>
+      </w:r>
+    </w:p>
+    <w:p>
+      <w:pPr>
+        <w:pStyle w:val="Heading2"/>
+      </w:pPr>
+      <w:r>
+        <w:t>Your evidence record</w:t>
       </w:r>
     </w:p>
     <w:p>
@@ -584,20 +684,7 @@
         <w:rPr>
           <w:b w:val="0"/>
         </w:rPr>
-        <w:t>A sorter passes five routine cases and fails one. A team removes the failure as 'unusual' and reports 100%. Correct the report and propose a next test.</w:t>
-      </w:r>
-    </w:p>
-    <w:p>
-      <w:pPr>
-        <w:pStyle w:val="Heading1"/>
-      </w:pPr>
-      <w:r>
-        <w:t>06. Solve the given case</w:t>
-      </w:r>
-    </w:p>
-    <w:p>
-      <w:r>
-        <w:t>Solve the supplied Test Normal Cases case and show the deciding evidence.</w:t>
+        <w:t>Create and run the sorter's normal-case test plan with unique IDs and version label.</w:t>
       </w:r>
     </w:p>
     <w:p>
@@ -608,30 +695,7 @@
         <w:rPr>
           <w:b w:val="0"/>
         </w:rPr>
-        <w:t>Four routine cases are chosen before testing. Three are correct.</w:t>
-      </w:r>
-    </w:p>
-    <w:p>
-      <w:pPr>
-        <w:spacing w:line="336" w:lineRule="auto" w:after="180"/>
-        <w:shd w:fill="F5F1FB"/>
-      </w:pPr>
-      <w:r>
-        <w:rPr>
-          <w:b w:val="0"/>
-        </w:rPr>
-        <w:t>What can be reported?</w:t>
-      </w:r>
-    </w:p>
-    <w:p>
-      <w:pPr>
-        <w:spacing w:line="336" w:lineRule="auto" w:after="180"/>
-      </w:pPr>
-      <w:r>
-        <w:rPr>
-          <w:b w:val="0"/>
-        </w:rPr>
-        <w:t xml:space="preserve">Show your trace, calculation or </w:t>
+        <w:t xml:space="preserve">The project change and </w:t>
       </w:r>
       <w:r>
         <w:rPr>
@@ -639,308 +703,6 @@
         </w:rPr>
         <w:t>evidence</w:t>
       </w:r>
-    </w:p>
-    <w:p>
-      <w:pPr>
-        <w:pStyle w:val="Heading3"/>
-      </w:pPr>
-      <w:r>
-        <w:t>Write or draw your reasoning and evidence.</w:t>
-      </w:r>
-    </w:p>
-    <w:p>
-      <w:r>
-        <w:t>________________________________________________________________</w:t>
-      </w:r>
-    </w:p>
-    <w:p>
-      <w:r>
-        <w:t>________________________________________________________________</w:t>
-      </w:r>
-    </w:p>
-    <w:p>
-      <w:r>
-        <w:t>________________________________________________________________</w:t>
-      </w:r>
-    </w:p>
-    <w:p>
-      <w:r>
-        <w:t>________________________________________________________________</w:t>
-      </w:r>
-    </w:p>
-    <w:p>
-      <w:r>
-        <w:t>________________________________________________________________</w:t>
-      </w:r>
-    </w:p>
-    <w:p>
-      <w:pPr>
-        <w:pStyle w:val="Heading1"/>
-      </w:pPr>
-      <w:r>
-        <w:t>07. Check a changed case</w:t>
-      </w:r>
-    </w:p>
-    <w:p>
-      <w:r>
-        <w:t>Apply the procedure to the changed case and record why the conclusion follows.</w:t>
-      </w:r>
-    </w:p>
-    <w:p>
-      <w:pPr>
-        <w:spacing w:line="336" w:lineRule="auto" w:after="180"/>
-      </w:pPr>
-      <w:r>
-        <w:rPr>
-          <w:b w:val="0"/>
-        </w:rPr>
-        <w:t>Test a sorter on two clear pencil cards and two clear book cards. It gets one book wrong. Report the result and keep the failed case.</w:t>
-      </w:r>
-    </w:p>
-    <w:p>
-      <w:pPr>
-        <w:spacing w:line="336" w:lineRule="auto" w:after="180"/>
-      </w:pPr>
-      <w:r>
-        <w:rPr>
-          <w:b w:val="0"/>
-        </w:rPr>
-        <w:t>My independent answer and reason</w:t>
-      </w:r>
-    </w:p>
-    <w:p>
-      <w:pPr>
-        <w:pStyle w:val="Heading3"/>
-      </w:pPr>
-      <w:r>
-        <w:t>Write or draw your reasoning and evidence.</w:t>
-      </w:r>
-    </w:p>
-    <w:p>
-      <w:r>
-        <w:t>________________________________________________________________</w:t>
-      </w:r>
-    </w:p>
-    <w:p>
-      <w:r>
-        <w:t>________________________________________________________________</w:t>
-      </w:r>
-    </w:p>
-    <w:p>
-      <w:r>
-        <w:t>________________________________________________________________</w:t>
-      </w:r>
-    </w:p>
-    <w:p>
-      <w:r>
-        <w:t>________________________________________________________________</w:t>
-      </w:r>
-    </w:p>
-    <w:p>
-      <w:r>
-        <w:t>________________________________________________________________</w:t>
-      </w:r>
-    </w:p>
-    <w:p>
-      <w:pPr>
-        <w:pStyle w:val="Heading3"/>
-      </w:pPr>
-      <w:r>
-        <w:t>Week 33 Test and reflect</w:t>
-      </w:r>
-    </w:p>
-    <w:p>
-      <w:pPr>
-        <w:pStyle w:val="Heading1"/>
-      </w:pPr>
-      <w:r>
-        <w:t>08. Design a revealing test</w:t>
-      </w:r>
-    </w:p>
-    <w:p>
-      <w:r>
-        <w:t>Specify a changed input, expected result and observation separately.</w:t>
-      </w:r>
-    </w:p>
-    <w:p>
-      <w:pPr>
-        <w:spacing w:line="336" w:lineRule="auto" w:after="180"/>
-      </w:pPr>
-      <w:r>
-        <w:rPr>
-          <w:b w:val="0"/>
-        </w:rPr>
-        <w:t xml:space="preserve">Create a changed </w:t>
-      </w:r>
-      <w:r>
-        <w:rPr>
-          <w:b/>
-        </w:rPr>
-        <w:t>input</w:t>
-      </w:r>
-      <w:r>
-        <w:rPr>
-          <w:b w:val="0"/>
-        </w:rPr>
-        <w:t>, boundary case or missing-information case. Write the expected answer or safe response before testing.</w:t>
-      </w:r>
-    </w:p>
-    <w:tbl>
-      <w:tblPr>
-        <w:tblStyle w:val="LightShading-Accent1"/>
-        <w:tblW w:type="auto" w:w="0"/>
-        <w:tblLook w:firstColumn="1" w:firstRow="1" w:lastColumn="0" w:lastRow="0" w:noHBand="0" w:noVBand="1" w:val="04A0"/>
-      </w:tblPr>
-      <w:tblGrid>
-        <w:gridCol w:w="5112"/>
-        <w:gridCol w:w="5112"/>
-      </w:tblGrid>
-      <w:tr>
-        <w:trPr>
-          <w:tblHeader/>
-        </w:trPr>
-        <w:tc>
-          <w:tcPr>
-            <w:tcW w:type="dxa" w:w="5112"/>
-          </w:tcPr>
-          <w:p>
-            <w:r>
-              <w:t>Test record</w:t>
-            </w:r>
-          </w:p>
-        </w:tc>
-        <w:tc>
-          <w:tcPr>
-            <w:tcW w:type="dxa" w:w="5112"/>
-          </w:tcPr>
-          <w:p>
-            <w:r>
-              <w:t>My evidence</w:t>
-            </w:r>
-          </w:p>
-        </w:tc>
-      </w:tr>
-      <w:tr>
-        <w:tc>
-          <w:tcPr>
-            <w:tcW w:type="dxa" w:w="5112"/>
-          </w:tcPr>
-          <w:p>
-            <w:r>
-              <w:t>Changed input or condition</w:t>
-            </w:r>
-          </w:p>
-        </w:tc>
-        <w:tc>
-          <w:tcPr>
-            <w:tcW w:type="dxa" w:w="5112"/>
-          </w:tcPr>
-          <w:p>
-            <w:r/>
-          </w:p>
-        </w:tc>
-      </w:tr>
-      <w:tr>
-        <w:tc>
-          <w:tcPr>
-            <w:tcW w:type="dxa" w:w="5112"/>
-          </w:tcPr>
-          <w:p>
-            <w:r>
-              <w:t>Expected answer or fallback</w:t>
-            </w:r>
-          </w:p>
-        </w:tc>
-        <w:tc>
-          <w:tcPr>
-            <w:tcW w:type="dxa" w:w="5112"/>
-          </w:tcPr>
-          <w:p>
-            <w:r/>
-          </w:p>
-        </w:tc>
-      </w:tr>
-      <w:tr>
-        <w:tc>
-          <w:tcPr>
-            <w:tcW w:type="dxa" w:w="5112"/>
-          </w:tcPr>
-          <w:p>
-            <w:r>
-              <w:t>Observed result</w:t>
-            </w:r>
-          </w:p>
-        </w:tc>
-        <w:tc>
-          <w:tcPr>
-            <w:tcW w:type="dxa" w:w="5112"/>
-          </w:tcPr>
-          <w:p>
-            <w:r/>
-          </w:p>
-        </w:tc>
-      </w:tr>
-      <w:tr>
-        <w:tc>
-          <w:tcPr>
-            <w:tcW w:type="dxa" w:w="5112"/>
-          </w:tcPr>
-          <w:p>
-            <w:r>
-              <w:t>Why the result occurred</w:t>
-            </w:r>
-          </w:p>
-        </w:tc>
-        <w:tc>
-          <w:tcPr>
-            <w:tcW w:type="dxa" w:w="5112"/>
-          </w:tcPr>
-          <w:p>
-            <w:r/>
-          </w:p>
-        </w:tc>
-      </w:tr>
-    </w:tbl>
-    <w:p>
-      <w:pPr>
-        <w:pStyle w:val="Heading1"/>
-      </w:pPr>
-      <w:r>
-        <w:t>09. Project checkpoint</w:t>
-      </w:r>
-    </w:p>
-    <w:p>
-      <w:r>
-        <w:t>Justify what Test Normal Cases adds to Helpful Classroom Sorter and keep the evidence.</w:t>
-      </w:r>
-    </w:p>
-    <w:p>
-      <w:pPr>
-        <w:spacing w:line="336" w:lineRule="auto" w:after="180"/>
-      </w:pPr>
-      <w:r>
-        <w:rPr>
-          <w:b w:val="0"/>
-        </w:rPr>
-        <w:t>Create and run the sorter's normal-case test plan with unique IDs and version label.</w:t>
-      </w:r>
-    </w:p>
-    <w:p>
-      <w:pPr>
-        <w:spacing w:line="336" w:lineRule="auto" w:after="180"/>
-      </w:pPr>
-      <w:r>
-        <w:rPr>
-          <w:b w:val="0"/>
-        </w:rPr>
-        <w:t xml:space="preserve">The project change and </w:t>
-      </w:r>
-      <w:r>
-        <w:rPr>
-          <w:b/>
-        </w:rPr>
-        <w:t>evidence</w:t>
-      </w:r>
       <w:r>
         <w:rPr>
           <w:b w:val="0"/>
@@ -986,692 +748,20 @@
         <w:pStyle w:val="Heading1"/>
       </w:pPr>
       <w:r>
-        <w:t>10. Self check</w:t>
-      </w:r>
-    </w:p>
-    <w:p>
-      <w:r>
-        <w:t>Judge explanation, evidence, transfer and limits separately; attach the work behind your judgement.</w:t>
-      </w:r>
-    </w:p>
-    <w:p>
-      <w:pPr>
-        <w:pStyle w:val="ListBullet"/>
-      </w:pPr>
-      <w:r>
-        <w:t>I can explain the mechanism.</w:t>
-      </w:r>
-    </w:p>
-    <w:p>
-      <w:pPr>
-        <w:pStyle w:val="ListBullet"/>
-      </w:pPr>
-      <w:r>
-        <w:t>I can show evidence.</w:t>
-      </w:r>
-    </w:p>
-    <w:p>
-      <w:pPr>
-        <w:pStyle w:val="ListBullet"/>
-      </w:pPr>
-      <w:r>
-        <w:t>I can handle a changed case.</w:t>
-      </w:r>
-    </w:p>
-    <w:p>
-      <w:pPr>
-        <w:pStyle w:val="ListBullet"/>
-      </w:pPr>
-      <w:r>
-        <w:t>I can name a limit.</w:t>
-      </w:r>
-    </w:p>
-    <w:p>
-      <w:r>
-        <w:t>Mark each as not yet, with help or independently, and attach supporting work.</w:t>
-      </w:r>
-    </w:p>
-    <w:p>
-      <w:pPr>
-        <w:spacing w:line="336" w:lineRule="auto" w:after="180"/>
-      </w:pPr>
-      <w:r>
-        <w:rPr>
-          <w:b w:val="0"/>
-        </w:rPr>
-        <w:t>Teacher review ____________________  Next step ____________________</w:t>
-      </w:r>
-    </w:p>
-    <w:p>
-      <w:pPr>
-        <w:pStyle w:val="Heading1"/>
-      </w:pPr>
-      <w:r>
-        <w:t>11. Transfer practice from the original programme</w:t>
-      </w:r>
-    </w:p>
-    <w:p>
-      <w:r>
-        <w:t>Use this earlier case as transfer practice. A case already discussed with feedback is not fresh assessment evidence.</w:t>
-      </w:r>
-    </w:p>
-    <w:p>
-      <w:pPr>
-        <w:spacing w:line="336" w:lineRule="auto" w:after="180"/>
-      </w:pPr>
-      <w:r>
-        <w:rPr>
-          <w:b w:val="0"/>
-        </w:rPr>
-        <w:t>A sorter passes five routine cases and fails one. A team removes the failure as 'unusual' and reports 100%. Correct the report and propose a next test.</w:t>
-      </w:r>
-    </w:p>
-    <w:p>
-      <w:pPr>
-        <w:pStyle w:val="Heading3"/>
-      </w:pPr>
-      <w:r>
-        <w:t>My independently reasoned answer</w:t>
-      </w:r>
-    </w:p>
-    <w:p>
-      <w:r>
-        <w:t>________________________________________________________________</w:t>
-      </w:r>
-    </w:p>
-    <w:p>
-      <w:r>
-        <w:t>________________________________________________________________</w:t>
-      </w:r>
-    </w:p>
-    <w:p>
-      <w:r>
-        <w:t>________________________________________________________________</w:t>
-      </w:r>
-    </w:p>
-    <w:p>
-      <w:r>
-        <w:t>________________________________________________________________</w:t>
-      </w:r>
-    </w:p>
-    <w:p>
-      <w:r>
-        <w:t>________________________________________________________________</w:t>
-      </w:r>
-    </w:p>
-    <w:p>
-      <w:r>
-        <w:t>________________________________________________________________</w:t>
-      </w:r>
-    </w:p>
-    <w:p>
-      <w:r>
-        <w:t>________________________________________________________________</w:t>
-      </w:r>
-    </w:p>
-    <w:p>
-      <w:pPr>
-        <w:spacing w:line="336" w:lineRule="auto" w:after="180"/>
-      </w:pPr>
-      <w:r>
-        <w:rPr>
-          <w:b w:val="0"/>
-        </w:rPr>
-        <w:t>Record support used: none, hint or teacher explanation.</w:t>
-      </w:r>
-    </w:p>
-    <w:p>
-      <w:pPr>
-        <w:pStyle w:val="Heading1"/>
-      </w:pPr>
-      <w:r>
-        <w:t>12. W1 Prepare the four cases</w:t>
-      </w:r>
-    </w:p>
-    <w:p>
-      <w:r>
-        <w:t>Prepare the four cases. Apply the supplied Test Normal Cases facts and keep your reasoning.</w:t>
-      </w:r>
-    </w:p>
-    <w:p>
-      <w:pPr>
-        <w:spacing w:line="336" w:lineRule="auto" w:after="180"/>
-      </w:pPr>
-      <w:r>
-        <w:rPr>
-          <w:b w:val="0"/>
-        </w:rPr>
-        <w:t xml:space="preserve">Create the test record for R1 11 Yes, R2 9 No, R3 6 No and R4 9 Yes. Before running anything, write each expected </w:t>
-      </w:r>
-      <w:r>
-        <w:rPr>
-          <w:b/>
-        </w:rPr>
-        <w:t>output</w:t>
-      </w:r>
-      <w:r>
-        <w:rPr>
-          <w:b w:val="0"/>
-        </w:rPr>
-        <w:t>, explanation and purpose using catalogue B version 1.</w:t>
-      </w:r>
-    </w:p>
-    <w:p>
-      <w:pPr>
-        <w:spacing w:line="336" w:lineRule="auto" w:after="180"/>
-      </w:pPr>
-      <w:r>
-        <w:rPr>
-          <w:b w:val="0"/>
-        </w:rPr>
-        <w:t xml:space="preserve">Include blank places for observed </w:t>
-      </w:r>
-      <w:r>
-        <w:rPr>
-          <w:b/>
-        </w:rPr>
-        <w:t>output</w:t>
-      </w:r>
-      <w:r>
-        <w:rPr>
-          <w:b w:val="0"/>
-        </w:rPr>
-        <w:t xml:space="preserve">, observed reason, pass or fail and trace reference. State the version labels and </w:t>
-      </w:r>
-      <w:r>
-        <w:rPr>
-          <w:b/>
-        </w:rPr>
-        <w:t>pass criterion</w:t>
-      </w:r>
-      <w:r>
-        <w:rPr>
-          <w:b w:val="0"/>
-        </w:rPr>
-        <w:t>.</w:t>
-      </w:r>
-    </w:p>
-    <w:p>
-      <w:pPr>
-        <w:pStyle w:val="Heading3"/>
-      </w:pPr>
-      <w:r>
-        <w:t>My reasoning and evidence</w:t>
-      </w:r>
-    </w:p>
-    <w:p>
-      <w:r>
-        <w:t>________________________________________________________________</w:t>
-      </w:r>
-    </w:p>
-    <w:p>
-      <w:r>
-        <w:t>________________________________________________________________</w:t>
-      </w:r>
-    </w:p>
-    <w:p>
-      <w:r>
-        <w:t>________________________________________________________________</w:t>
-      </w:r>
-    </w:p>
-    <w:p>
-      <w:r>
-        <w:t>________________________________________________________________</w:t>
-      </w:r>
-    </w:p>
-    <w:p>
-      <w:r>
-        <w:t>________________________________________________________________</w:t>
-      </w:r>
-    </w:p>
-    <w:p>
-      <w:r>
-        <w:t>________________________________________________________________</w:t>
-      </w:r>
-    </w:p>
-    <w:p>
-      <w:pPr>
-        <w:pStyle w:val="Heading1"/>
-      </w:pPr>
-      <w:r>
-        <w:t>13. W2 Run a fair comparison</w:t>
-      </w:r>
-    </w:p>
-    <w:p>
-      <w:r>
-        <w:t>Run a fair comparison. Apply the supplied Test Normal Cases facts and keep your reasoning.</w:t>
-      </w:r>
-    </w:p>
-    <w:p>
-      <w:pPr>
-        <w:spacing w:line="336" w:lineRule="auto" w:after="180"/>
-      </w:pPr>
-      <w:r>
-        <w:rPr>
-          <w:b w:val="0"/>
-        </w:rPr>
-        <w:t xml:space="preserve">Operate your saved P1 cards and the manual </w:t>
-      </w:r>
-      <w:r>
-        <w:rPr>
-          <w:b/>
-        </w:rPr>
-        <w:t>baseline</w:t>
-      </w:r>
-      <w:r>
-        <w:rPr>
-          <w:b w:val="0"/>
-        </w:rPr>
-        <w:t xml:space="preserve"> on all four R cases. Record </w:t>
-      </w:r>
-      <w:r>
-        <w:rPr>
-          <w:b/>
-        </w:rPr>
-        <w:t>actual result</w:t>
-      </w:r>
-      <w:r>
-        <w:rPr>
-          <w:b w:val="0"/>
-        </w:rPr>
-        <w:t>s and traces on your sheet.</w:t>
-      </w:r>
-    </w:p>
-    <w:p>
-      <w:pPr>
-        <w:spacing w:line="336" w:lineRule="auto" w:after="180"/>
-      </w:pPr>
-      <w:r>
-        <w:rPr>
-          <w:b w:val="0"/>
-        </w:rPr>
-        <w:t>Summarise full passes over all attempted cases for each method, name any failures and explain why a tie would not prove the prototype improves correctness. Do not invent an observed run.</w:t>
-      </w:r>
-    </w:p>
-    <w:p>
-      <w:pPr>
-        <w:pStyle w:val="Heading3"/>
-      </w:pPr>
-      <w:r>
-        <w:t>My reasoning and evidence</w:t>
-      </w:r>
-    </w:p>
-    <w:p>
-      <w:r>
-        <w:t>________________________________________________________________</w:t>
-      </w:r>
-    </w:p>
-    <w:p>
-      <w:r>
-        <w:t>________________________________________________________________</w:t>
-      </w:r>
-    </w:p>
-    <w:p>
-      <w:r>
-        <w:t>________________________________________________________________</w:t>
-      </w:r>
-    </w:p>
-    <w:p>
-      <w:r>
-        <w:t>________________________________________________________________</w:t>
-      </w:r>
-    </w:p>
-    <w:p>
-      <w:r>
-        <w:t>________________________________________________________________</w:t>
-      </w:r>
-    </w:p>
-    <w:p>
-      <w:r>
-        <w:t>________________________________________________________________</w:t>
-      </w:r>
-    </w:p>
-    <w:p>
-      <w:pPr>
-        <w:pStyle w:val="Heading1"/>
-      </w:pPr>
-      <w:r>
-        <w:t>14. W3 Keep the failed case in the total</w:t>
-      </w:r>
-    </w:p>
-    <w:p>
-      <w:r>
-        <w:t>Keep the failed case in the total. Apply the supplied Test Normal Cases facts and keep your reasoning.</w:t>
-      </w:r>
-    </w:p>
-    <w:p>
-      <w:pPr>
-        <w:spacing w:line="336" w:lineRule="auto" w:after="180"/>
-      </w:pPr>
-      <w:r>
-        <w:rPr>
-          <w:b w:val="0"/>
-        </w:rPr>
-        <w:t xml:space="preserve">Use the fictional Q version 0 record. Calculate its full-pass fraction and the </w:t>
-      </w:r>
-      <w:r>
-        <w:rPr>
-          <w:b/>
-        </w:rPr>
-        <w:t>baseline</w:t>
-      </w:r>
-      <w:r>
-        <w:rPr>
-          <w:b w:val="0"/>
-        </w:rPr>
-        <w:t>’s fraction. Explain why R4 fails and why dropping it to report 3 of 3 misrepresents the original four-case set.</w:t>
-      </w:r>
-    </w:p>
-    <w:p>
-      <w:pPr>
-        <w:spacing w:line="336" w:lineRule="auto" w:after="180"/>
-      </w:pPr>
-      <w:r>
-        <w:rPr>
-          <w:b w:val="0"/>
-        </w:rPr>
-        <w:t xml:space="preserve">State what </w:t>
-      </w:r>
-      <w:r>
-        <w:rPr>
-          <w:b/>
-        </w:rPr>
-        <w:t>evidence</w:t>
-      </w:r>
-      <w:r>
-        <w:rPr>
-          <w:b w:val="0"/>
-        </w:rPr>
-        <w:t xml:space="preserve"> you would inspect before changing Q.</w:t>
-      </w:r>
-    </w:p>
-    <w:p>
-      <w:pPr>
-        <w:pStyle w:val="Heading3"/>
-      </w:pPr>
-      <w:r>
-        <w:t>My reasoning and evidence</w:t>
-      </w:r>
-    </w:p>
-    <w:p>
-      <w:r>
-        <w:t>________________________________________________________________</w:t>
-      </w:r>
-    </w:p>
-    <w:p>
-      <w:r>
-        <w:t>________________________________________________________________</w:t>
-      </w:r>
-    </w:p>
-    <w:p>
-      <w:r>
-        <w:t>________________________________________________________________</w:t>
-      </w:r>
-    </w:p>
-    <w:p>
-      <w:r>
-        <w:t>________________________________________________________________</w:t>
-      </w:r>
-    </w:p>
-    <w:p>
-      <w:r>
-        <w:t>________________________________________________________________</w:t>
-      </w:r>
-    </w:p>
-    <w:p>
-      <w:r>
-        <w:t>________________________________________________________________</w:t>
-      </w:r>
-    </w:p>
-    <w:p>
-      <w:pPr>
-        <w:pStyle w:val="Heading1"/>
-      </w:pPr>
-      <w:r>
-        <w:t>15. W4 Audit a new test record</w:t>
-      </w:r>
-    </w:p>
-    <w:p>
-      <w:r>
-        <w:t>Attempt before feedback. If this repeats the selected independent case, reuse that first attempt; otherwise keep a separate record. Audit a new test record. Apply the supplied Test Normal Cases facts and keep your reasoning.</w:t>
-      </w:r>
-    </w:p>
-    <w:p>
-      <w:pPr>
-        <w:spacing w:line="336" w:lineRule="auto" w:after="180"/>
-      </w:pPr>
-      <w:r>
-        <w:rPr>
-          <w:b w:val="0"/>
-        </w:rPr>
-        <w:t>Independently audit this fictional equipment selector. Catalogue E has E1 first with capacity 4 and E2 second with capacity 8. Valid group sizes are whole numbers 1 to 10.</w:t>
-      </w:r>
-    </w:p>
-    <w:p>
-      <w:pPr>
-        <w:spacing w:line="336" w:lineRule="auto" w:after="180"/>
-      </w:pPr>
-      <w:r>
-        <w:rPr>
-          <w:b w:val="0"/>
-        </w:rPr>
-        <w:t xml:space="preserve">Select the first item with capacity at least the group size, or no match; invalid </w:t>
-      </w:r>
-      <w:r>
-        <w:rPr>
-          <w:b/>
-        </w:rPr>
-        <w:t>input</w:t>
-      </w:r>
-      <w:r>
-        <w:rPr>
-          <w:b w:val="0"/>
-        </w:rPr>
-        <w:t xml:space="preserve"> needs clarification.</w:t>
-      </w:r>
-    </w:p>
-    <w:p>
-      <w:pPr>
-        <w:spacing w:line="336" w:lineRule="auto" w:after="180"/>
-      </w:pPr>
-      <w:r>
-        <w:rPr>
-          <w:b w:val="0"/>
-        </w:rPr>
-        <w:t>The saved prototype reports E1 for group 3 with reason “4 holds 3”; E1 for group 6 with reason “4 holds 6”; no match for group 9 with reason “both too small”.</w:t>
-      </w:r>
-    </w:p>
-    <w:p>
-      <w:pPr>
-        <w:spacing w:line="336" w:lineRule="auto" w:after="180"/>
-      </w:pPr>
-      <w:r>
-        <w:rPr>
-          <w:b w:val="0"/>
-        </w:rPr>
-        <w:t xml:space="preserve">Write all </w:t>
-      </w:r>
-      <w:r>
-        <w:rPr>
-          <w:b/>
-        </w:rPr>
-        <w:t>expected result</w:t>
-      </w:r>
-      <w:r>
-        <w:rPr>
-          <w:b w:val="0"/>
-        </w:rPr>
-        <w:t xml:space="preserve">s, mark full passes, calculate the fraction and explain the failure. Give one untested </w:t>
-      </w:r>
-      <w:r>
-        <w:rPr>
-          <w:b/>
-        </w:rPr>
-        <w:t>input</w:t>
-      </w:r>
-      <w:r>
-        <w:rPr>
-          <w:b w:val="0"/>
-        </w:rPr>
-        <w:t xml:space="preserve"> category. No booking occurs.</w:t>
-      </w:r>
-    </w:p>
-    <w:p>
-      <w:pPr>
-        <w:pStyle w:val="Heading3"/>
-      </w:pPr>
-      <w:r>
-        <w:t>My reasoning and evidence</w:t>
-      </w:r>
-    </w:p>
-    <w:p>
-      <w:r>
-        <w:t>________________________________________________________________</w:t>
-      </w:r>
-    </w:p>
-    <w:p>
-      <w:r>
-        <w:t>________________________________________________________________</w:t>
-      </w:r>
-    </w:p>
-    <w:p>
-      <w:r>
-        <w:t>________________________________________________________________</w:t>
-      </w:r>
-    </w:p>
-    <w:p>
-      <w:r>
-        <w:t>________________________________________________________________</w:t>
-      </w:r>
-    </w:p>
-    <w:p>
-      <w:r>
-        <w:t>________________________________________________________________</w:t>
-      </w:r>
-    </w:p>
-    <w:p>
-      <w:r>
-        <w:t>________________________________________________________________</w:t>
-      </w:r>
-    </w:p>
-    <w:p>
-      <w:r>
-        <w:t>________________________________________________________________</w:t>
-      </w:r>
-    </w:p>
-    <w:p>
-      <w:r>
-        <w:t>________________________________________________________________</w:t>
-      </w:r>
-    </w:p>
-    <w:p>
-      <w:pPr>
-        <w:pStyle w:val="Heading1"/>
-      </w:pPr>
-      <w:r>
-        <w:t>16. W5 State what the evidence leaves open</w:t>
-      </w:r>
-    </w:p>
-    <w:p>
-      <w:r>
-        <w:t>State what the evidence leaves open. Apply the supplied Test Normal Cases facts and keep your reasoning.</w:t>
-      </w:r>
-    </w:p>
-    <w:p>
-      <w:pPr>
-        <w:spacing w:line="336" w:lineRule="auto" w:after="180"/>
-      </w:pPr>
-      <w:r>
-        <w:rPr>
-          <w:b w:val="0"/>
-        </w:rPr>
-        <w:t xml:space="preserve">Explain why catalogue B cannot produce B3 or B4 as its first </w:t>
-      </w:r>
-      <w:r>
-        <w:rPr>
-          <w:b/>
-        </w:rPr>
-        <w:t>fitting</w:t>
-      </w:r>
-      <w:r>
-        <w:rPr>
-          <w:b w:val="0"/>
-        </w:rPr>
-        <w:t xml:space="preserve"> </w:t>
-      </w:r>
-      <w:r>
-        <w:rPr>
-          <w:b/>
-        </w:rPr>
-        <w:t>output</w:t>
-      </w:r>
-      <w:r>
-        <w:rPr>
-          <w:b w:val="0"/>
-        </w:rPr>
-        <w:t xml:space="preserve"> even if you try many ordinary requests. Distinguish checking a row during a failed search from successfully selecting it.</w:t>
-      </w:r>
-    </w:p>
-    <w:p>
-      <w:pPr>
-        <w:spacing w:line="336" w:lineRule="auto" w:after="180"/>
-      </w:pPr>
-      <w:r>
-        <w:rPr>
-          <w:b w:val="0"/>
-        </w:rPr>
-        <w:t>Write a limited conclusion for a P1 run that passed all four R cases and name a useful next test category.</w:t>
-      </w:r>
-    </w:p>
-    <w:p>
-      <w:pPr>
-        <w:pStyle w:val="Heading3"/>
-      </w:pPr>
-      <w:r>
-        <w:t>My reasoning and evidence</w:t>
-      </w:r>
-    </w:p>
-    <w:p>
-      <w:r>
-        <w:t>________________________________________________________________</w:t>
-      </w:r>
-    </w:p>
-    <w:p>
-      <w:r>
-        <w:t>________________________________________________________________</w:t>
-      </w:r>
-    </w:p>
-    <w:p>
-      <w:r>
-        <w:t>________________________________________________________________</w:t>
-      </w:r>
-    </w:p>
-    <w:p>
-      <w:r>
-        <w:t>________________________________________________________________</w:t>
-      </w:r>
-    </w:p>
-    <w:p>
-      <w:r>
-        <w:t>________________________________________________________________</w:t>
-      </w:r>
-    </w:p>
-    <w:p>
-      <w:r>
-        <w:t>________________________________________________________________</w:t>
-      </w:r>
-    </w:p>
-    <w:p>
-      <w:pPr>
-        <w:pStyle w:val="Heading1"/>
-      </w:pPr>
-      <w:r>
-        <w:t>17. Feedback, return check and learning record</w:t>
-      </w:r>
-    </w:p>
-    <w:p>
-      <w:r>
-        <w:t>Record the first repaired step and a different case to revisit after a delay.</w:t>
+        <w:t>17. Feedback · Repair and return</w:t>
+      </w:r>
+    </w:p>
+    <w:p>
+      <w:r>
+        <w:t>Keep the first attempt, the repair and a changed-case return.</w:t>
+      </w:r>
+    </w:p>
+    <w:p>
+      <w:pPr>
+        <w:pStyle w:val="Heading2"/>
+      </w:pPr>
+      <w:r>
+        <w:t>Your evidence record</w:t>
       </w:r>
     </w:p>
     <w:tbl>
@@ -1826,12 +916,919 @@
         <w:pStyle w:val="Heading1"/>
       </w:pPr>
       <w:r>
-        <w:t>18. Pictorial case practice: Test Normal Cases</w:t>
-      </w:r>
-    </w:p>
-    <w:p>
-      <w:r>
-        <w:t>A fictional pencil-pouch finder has been run on four ordinary requests. Explain the labelled step before checking the changed condition.</w:t>
+        <w:t>10. Finish · Judge the evidence in your work</w:t>
+      </w:r>
+    </w:p>
+    <w:p>
+      <w:r>
+        <w:t>Point to work that supports your confidence level.</w:t>
+      </w:r>
+    </w:p>
+    <w:p>
+      <w:pPr>
+        <w:pStyle w:val="Heading2"/>
+      </w:pPr>
+      <w:r>
+        <w:t>Your evidence record</w:t>
+      </w:r>
+    </w:p>
+    <w:p>
+      <w:pPr>
+        <w:pStyle w:val="ListBullet"/>
+      </w:pPr>
+      <w:r>
+        <w:t>I can explain the mechanism.</w:t>
+      </w:r>
+    </w:p>
+    <w:p>
+      <w:pPr>
+        <w:pStyle w:val="ListBullet"/>
+      </w:pPr>
+      <w:r>
+        <w:t>I can show evidence.</w:t>
+      </w:r>
+    </w:p>
+    <w:p>
+      <w:pPr>
+        <w:pStyle w:val="ListBullet"/>
+      </w:pPr>
+      <w:r>
+        <w:t>I can handle a changed case.</w:t>
+      </w:r>
+    </w:p>
+    <w:p>
+      <w:pPr>
+        <w:pStyle w:val="ListBullet"/>
+      </w:pPr>
+      <w:r>
+        <w:t>I can name a limit.</w:t>
+      </w:r>
+    </w:p>
+    <w:p>
+      <w:r>
+        <w:t>Mark each as not yet, with help or independently, and attach supporting work.</w:t>
+      </w:r>
+    </w:p>
+    <w:p>
+      <w:pPr>
+        <w:spacing w:line="336" w:lineRule="auto" w:after="180"/>
+      </w:pPr>
+      <w:r>
+        <w:rPr>
+          <w:b w:val="0"/>
+        </w:rPr>
+        <w:t>Teacher review ____________________  Next step ____________________</w:t>
+      </w:r>
+    </w:p>
+    <w:p>
+      <w:pPr>
+        <w:pStyle w:val="Heading1"/>
+      </w:pPr>
+      <w:r>
+        <w:t>Reference bank and extra practice</w:t>
+      </w:r>
+    </w:p>
+    <w:p>
+      <w:pPr>
+        <w:pStyle w:val="Heading1"/>
+      </w:pPr>
+      <w:r>
+        <w:t>02. Reference · Supported W2 record</w:t>
+      </w:r>
+    </w:p>
+    <w:p>
+      <w:r>
+        <w:t>This is the same W2 attempt. Keep one response record.</w:t>
+      </w:r>
+    </w:p>
+    <w:p>
+      <w:pPr>
+        <w:pStyle w:val="Heading2"/>
+      </w:pPr>
+      <w:r>
+        <w:t>Use this when helpful</w:t>
+      </w:r>
+    </w:p>
+    <w:p>
+      <w:pPr>
+        <w:spacing w:line="336" w:lineRule="auto" w:after="180"/>
+      </w:pPr>
+      <w:r>
+        <w:rPr>
+          <w:b w:val="0"/>
+        </w:rPr>
+        <w:t>Use W2: Run a fair comparison for Testing routine cases. Record the answer once; the lesson and workbook refer to the same attempt.</w:t>
+      </w:r>
+    </w:p>
+    <w:tbl>
+      <w:tblPr>
+        <w:tblStyle w:val="LightShading-Accent1"/>
+        <w:tblW w:type="auto" w:w="0"/>
+        <w:tblLook w:firstColumn="1" w:firstRow="1" w:lastColumn="0" w:lastRow="0" w:noHBand="0" w:noVBand="1" w:val="04A0"/>
+      </w:tblPr>
+      <w:tblGrid>
+        <w:gridCol w:w="2556"/>
+        <w:gridCol w:w="2556"/>
+        <w:gridCol w:w="2556"/>
+        <w:gridCol w:w="2556"/>
+      </w:tblGrid>
+      <w:tr>
+        <w:trPr>
+          <w:tblHeader/>
+        </w:trPr>
+        <w:tc>
+          <w:tcPr>
+            <w:tcW w:type="dxa" w:w="2556"/>
+          </w:tcPr>
+          <w:p>
+            <w:r>
+              <w:t>Given inputs</w:t>
+            </w:r>
+          </w:p>
+        </w:tc>
+        <w:tc>
+          <w:tcPr>
+            <w:tcW w:type="dxa" w:w="2556"/>
+          </w:tcPr>
+          <w:p>
+            <w:r>
+              <w:t>Procedure I chose</w:t>
+            </w:r>
+          </w:p>
+        </w:tc>
+        <w:tc>
+          <w:tcPr>
+            <w:tcW w:type="dxa" w:w="2556"/>
+          </w:tcPr>
+          <w:p>
+            <w:r>
+              <w:t>Middle steps</w:t>
+            </w:r>
+          </w:p>
+        </w:tc>
+        <w:tc>
+          <w:tcPr>
+            <w:tcW w:type="dxa" w:w="2556"/>
+          </w:tcPr>
+          <w:p>
+            <w:r>
+              <w:t>Result and check</w:t>
+            </w:r>
+          </w:p>
+        </w:tc>
+      </w:tr>
+      <w:tr>
+        <w:tc>
+          <w:tcPr>
+            <w:tcW w:type="dxa" w:w="2556"/>
+          </w:tcPr>
+          <w:p>
+            <w:r/>
+          </w:p>
+        </w:tc>
+        <w:tc>
+          <w:tcPr>
+            <w:tcW w:type="dxa" w:w="2556"/>
+          </w:tcPr>
+          <w:p>
+            <w:r/>
+          </w:p>
+        </w:tc>
+        <w:tc>
+          <w:tcPr>
+            <w:tcW w:type="dxa" w:w="2556"/>
+          </w:tcPr>
+          <w:p>
+            <w:r/>
+          </w:p>
+        </w:tc>
+        <w:tc>
+          <w:tcPr>
+            <w:tcW w:type="dxa" w:w="2556"/>
+          </w:tcPr>
+          <w:p>
+            <w:r/>
+          </w:p>
+        </w:tc>
+      </w:tr>
+    </w:tbl>
+    <w:p>
+      <w:pPr>
+        <w:pStyle w:val="Heading3"/>
+      </w:pPr>
+      <w:r>
+        <w:t>The step I completed without help, and the hint I needed</w:t>
+      </w:r>
+    </w:p>
+    <w:p>
+      <w:r>
+        <w:t>________________________________________________________________</w:t>
+      </w:r>
+    </w:p>
+    <w:p>
+      <w:r>
+        <w:t>________________________________________________________________</w:t>
+      </w:r>
+    </w:p>
+    <w:p>
+      <w:r>
+        <w:t>________________________________________________________________</w:t>
+      </w:r>
+    </w:p>
+    <w:p>
+      <w:pPr>
+        <w:pStyle w:val="Heading1"/>
+      </w:pPr>
+      <w:r>
+        <w:t>03. Extra practice · Repair the explanation</w:t>
+      </w:r>
+    </w:p>
+    <w:p>
+      <w:r>
+        <w:t>Explain the deciding fact before discussing the answer.</w:t>
+      </w:r>
+    </w:p>
+    <w:p>
+      <w:pPr>
+        <w:pStyle w:val="Heading2"/>
+      </w:pPr>
+      <w:r>
+        <w:t>Use this when helpful</w:t>
+      </w:r>
+    </w:p>
+    <w:p>
+      <w:pPr>
+        <w:spacing w:line="336" w:lineRule="auto" w:after="180"/>
+      </w:pPr>
+      <w:r>
+        <w:rPr>
+          <w:b w:val="0"/>
+        </w:rPr>
+        <w:t>Use the worked case for Testing routine cases. Proposed explanation: “A correct label is always a full pass”. Decide whether this explanation is supported.</w:t>
+      </w:r>
+    </w:p>
+    <w:p>
+      <w:pPr>
+        <w:spacing w:line="336" w:lineRule="auto" w:after="180"/>
+      </w:pPr>
+      <w:r>
+        <w:rPr>
+          <w:b w:val="0"/>
+        </w:rPr>
+        <w:t>Point to the step or supplied fact that decides; explain your repair if needed.</w:t>
+      </w:r>
+    </w:p>
+    <w:p>
+      <w:pPr>
+        <w:pStyle w:val="Heading3"/>
+      </w:pPr>
+      <w:r>
+        <w:t>My explanation before partner discussion</w:t>
+      </w:r>
+    </w:p>
+    <w:p>
+      <w:r>
+        <w:t>________________________________________________________________</w:t>
+      </w:r>
+    </w:p>
+    <w:p>
+      <w:r>
+        <w:t>________________________________________________________________</w:t>
+      </w:r>
+    </w:p>
+    <w:p>
+      <w:r>
+        <w:t>________________________________________________________________</w:t>
+      </w:r>
+    </w:p>
+    <w:p>
+      <w:r>
+        <w:t>________________________________________________________________</w:t>
+      </w:r>
+    </w:p>
+    <w:p>
+      <w:pPr>
+        <w:pStyle w:val="Heading1"/>
+      </w:pPr>
+      <w:r>
+        <w:t>05. Reference · Original learning target</w:t>
+      </w:r>
+    </w:p>
+    <w:p>
+      <w:r>
+        <w:t>Use this target to inspect an explanation.</w:t>
+      </w:r>
+    </w:p>
+    <w:p>
+      <w:pPr>
+        <w:pStyle w:val="Heading2"/>
+      </w:pPr>
+      <w:r>
+        <w:t>Use this when helpful</w:t>
+      </w:r>
+    </w:p>
+    <w:p>
+      <w:pPr>
+        <w:spacing w:line="336" w:lineRule="auto" w:after="180"/>
+      </w:pPr>
+      <w:r>
+        <w:rPr>
+          <w:b w:val="0"/>
+        </w:rPr>
+        <w:t>A sorter passes five routine cases and fails one. A team removes the failure as 'unusual' and reports 100%. Correct the report and propose a next test.</w:t>
+      </w:r>
+    </w:p>
+    <w:p>
+      <w:pPr>
+        <w:pStyle w:val="Heading1"/>
+      </w:pPr>
+      <w:r>
+        <w:t>06. Extra practice · A complete case</w:t>
+      </w:r>
+    </w:p>
+    <w:p>
+      <w:r>
+        <w:t>Try the question before checking the worked explanation.</w:t>
+      </w:r>
+    </w:p>
+    <w:p>
+      <w:pPr>
+        <w:pStyle w:val="Heading2"/>
+      </w:pPr>
+      <w:r>
+        <w:t>Use this when helpful</w:t>
+      </w:r>
+    </w:p>
+    <w:p>
+      <w:pPr>
+        <w:spacing w:line="336" w:lineRule="auto" w:after="180"/>
+      </w:pPr>
+      <w:r>
+        <w:rPr>
+          <w:b w:val="0"/>
+        </w:rPr>
+        <w:t>Four routine cases are chosen before testing. Three are correct.</w:t>
+      </w:r>
+    </w:p>
+    <w:p>
+      <w:pPr>
+        <w:spacing w:line="336" w:lineRule="auto" w:after="180"/>
+      </w:pPr>
+      <w:r>
+        <w:rPr>
+          <w:b w:val="0"/>
+        </w:rPr>
+        <w:t>What can be reported?</w:t>
+      </w:r>
+    </w:p>
+    <w:p>
+      <w:pPr>
+        <w:spacing w:line="336" w:lineRule="auto" w:after="180"/>
+      </w:pPr>
+      <w:r>
+        <w:rPr>
+          <w:b w:val="0"/>
+        </w:rPr>
+        <w:t xml:space="preserve">Show your trace, calculation or </w:t>
+      </w:r>
+      <w:r>
+        <w:rPr>
+          <w:b/>
+        </w:rPr>
+        <w:t>evidence</w:t>
+      </w:r>
+    </w:p>
+    <w:p>
+      <w:pPr>
+        <w:pStyle w:val="Heading3"/>
+      </w:pPr>
+      <w:r>
+        <w:t>Write or draw your reasoning and evidence.</w:t>
+      </w:r>
+    </w:p>
+    <w:p>
+      <w:r>
+        <w:t>________________________________________________________________</w:t>
+      </w:r>
+    </w:p>
+    <w:p>
+      <w:r>
+        <w:t>________________________________________________________________</w:t>
+      </w:r>
+    </w:p>
+    <w:p>
+      <w:r>
+        <w:t>________________________________________________________________</w:t>
+      </w:r>
+    </w:p>
+    <w:p>
+      <w:r>
+        <w:t>________________________________________________________________</w:t>
+      </w:r>
+    </w:p>
+    <w:p>
+      <w:r>
+        <w:t>________________________________________________________________</w:t>
+      </w:r>
+    </w:p>
+    <w:p>
+      <w:pPr>
+        <w:pStyle w:val="Heading1"/>
+      </w:pPr>
+      <w:r>
+        <w:t>07. Extra practice · A changed case</w:t>
+      </w:r>
+    </w:p>
+    <w:p>
+      <w:r>
+        <w:t>Keep this practice separate from the reserved independent attempt.</w:t>
+      </w:r>
+    </w:p>
+    <w:p>
+      <w:pPr>
+        <w:pStyle w:val="Heading2"/>
+      </w:pPr>
+      <w:r>
+        <w:t>Use this when helpful</w:t>
+      </w:r>
+    </w:p>
+    <w:p>
+      <w:pPr>
+        <w:spacing w:line="336" w:lineRule="auto" w:after="180"/>
+      </w:pPr>
+      <w:r>
+        <w:rPr>
+          <w:b w:val="0"/>
+        </w:rPr>
+        <w:t>Test a sorter on two clear pencil cards and two clear book cards. It gets one book wrong. Report the result and keep the failed case.</w:t>
+      </w:r>
+    </w:p>
+    <w:p>
+      <w:pPr>
+        <w:spacing w:line="336" w:lineRule="auto" w:after="180"/>
+      </w:pPr>
+      <w:r>
+        <w:rPr>
+          <w:b w:val="0"/>
+        </w:rPr>
+        <w:t>My practice answer and reason</w:t>
+      </w:r>
+    </w:p>
+    <w:p>
+      <w:pPr>
+        <w:pStyle w:val="Heading3"/>
+      </w:pPr>
+      <w:r>
+        <w:t>Write or draw your reasoning and evidence.</w:t>
+      </w:r>
+    </w:p>
+    <w:p>
+      <w:r>
+        <w:t>________________________________________________________________</w:t>
+      </w:r>
+    </w:p>
+    <w:p>
+      <w:r>
+        <w:t>________________________________________________________________</w:t>
+      </w:r>
+    </w:p>
+    <w:p>
+      <w:r>
+        <w:t>________________________________________________________________</w:t>
+      </w:r>
+    </w:p>
+    <w:p>
+      <w:r>
+        <w:t>________________________________________________________________</w:t>
+      </w:r>
+    </w:p>
+    <w:p>
+      <w:r>
+        <w:t>________________________________________________________________</w:t>
+      </w:r>
+    </w:p>
+    <w:p>
+      <w:pPr>
+        <w:pStyle w:val="Heading3"/>
+      </w:pPr>
+      <w:r>
+        <w:t>Week 33 Test and reflect</w:t>
+      </w:r>
+    </w:p>
+    <w:p>
+      <w:pPr>
+        <w:pStyle w:val="Heading1"/>
+      </w:pPr>
+      <w:r>
+        <w:t>08. Extra practice · Design a revealing test</w:t>
+      </w:r>
+    </w:p>
+    <w:p>
+      <w:r>
+        <w:t>Predict before tracing or testing.</w:t>
+      </w:r>
+    </w:p>
+    <w:p>
+      <w:pPr>
+        <w:pStyle w:val="Heading2"/>
+      </w:pPr>
+      <w:r>
+        <w:t>Use this when helpful</w:t>
+      </w:r>
+    </w:p>
+    <w:p>
+      <w:pPr>
+        <w:spacing w:line="336" w:lineRule="auto" w:after="180"/>
+      </w:pPr>
+      <w:r>
+        <w:rPr>
+          <w:b w:val="0"/>
+        </w:rPr>
+        <w:t xml:space="preserve">Create a changed </w:t>
+      </w:r>
+      <w:r>
+        <w:rPr>
+          <w:b/>
+        </w:rPr>
+        <w:t>input</w:t>
+      </w:r>
+      <w:r>
+        <w:rPr>
+          <w:b w:val="0"/>
+        </w:rPr>
+        <w:t>, boundary case or missing-information case. Write the expected answer or safe response before testing.</w:t>
+      </w:r>
+    </w:p>
+    <w:tbl>
+      <w:tblPr>
+        <w:tblStyle w:val="LightShading-Accent1"/>
+        <w:tblW w:type="auto" w:w="0"/>
+        <w:tblLook w:firstColumn="1" w:firstRow="1" w:lastColumn="0" w:lastRow="0" w:noHBand="0" w:noVBand="1" w:val="04A0"/>
+      </w:tblPr>
+      <w:tblGrid>
+        <w:gridCol w:w="5112"/>
+        <w:gridCol w:w="5112"/>
+      </w:tblGrid>
+      <w:tr>
+        <w:trPr>
+          <w:tblHeader/>
+        </w:trPr>
+        <w:tc>
+          <w:tcPr>
+            <w:tcW w:type="dxa" w:w="5112"/>
+          </w:tcPr>
+          <w:p>
+            <w:r>
+              <w:t>Test record</w:t>
+            </w:r>
+          </w:p>
+        </w:tc>
+        <w:tc>
+          <w:tcPr>
+            <w:tcW w:type="dxa" w:w="5112"/>
+          </w:tcPr>
+          <w:p>
+            <w:r>
+              <w:t>My evidence</w:t>
+            </w:r>
+          </w:p>
+        </w:tc>
+      </w:tr>
+      <w:tr>
+        <w:tc>
+          <w:tcPr>
+            <w:tcW w:type="dxa" w:w="5112"/>
+          </w:tcPr>
+          <w:p>
+            <w:r>
+              <w:t>Changed input or condition</w:t>
+            </w:r>
+          </w:p>
+        </w:tc>
+        <w:tc>
+          <w:tcPr>
+            <w:tcW w:type="dxa" w:w="5112"/>
+          </w:tcPr>
+          <w:p>
+            <w:r/>
+          </w:p>
+        </w:tc>
+      </w:tr>
+      <w:tr>
+        <w:tc>
+          <w:tcPr>
+            <w:tcW w:type="dxa" w:w="5112"/>
+          </w:tcPr>
+          <w:p>
+            <w:r>
+              <w:t>Expected answer or fallback</w:t>
+            </w:r>
+          </w:p>
+        </w:tc>
+        <w:tc>
+          <w:tcPr>
+            <w:tcW w:type="dxa" w:w="5112"/>
+          </w:tcPr>
+          <w:p>
+            <w:r/>
+          </w:p>
+        </w:tc>
+      </w:tr>
+      <w:tr>
+        <w:tc>
+          <w:tcPr>
+            <w:tcW w:type="dxa" w:w="5112"/>
+          </w:tcPr>
+          <w:p>
+            <w:r>
+              <w:t>Observed result</w:t>
+            </w:r>
+          </w:p>
+        </w:tc>
+        <w:tc>
+          <w:tcPr>
+            <w:tcW w:type="dxa" w:w="5112"/>
+          </w:tcPr>
+          <w:p>
+            <w:r/>
+          </w:p>
+        </w:tc>
+      </w:tr>
+      <w:tr>
+        <w:tc>
+          <w:tcPr>
+            <w:tcW w:type="dxa" w:w="5112"/>
+          </w:tcPr>
+          <w:p>
+            <w:r>
+              <w:t>Why the result occurred</w:t>
+            </w:r>
+          </w:p>
+        </w:tc>
+        <w:tc>
+          <w:tcPr>
+            <w:tcW w:type="dxa" w:w="5112"/>
+          </w:tcPr>
+          <w:p>
+            <w:r/>
+          </w:p>
+        </w:tc>
+      </w:tr>
+    </w:tbl>
+    <w:p>
+      <w:pPr>
+        <w:pStyle w:val="Heading1"/>
+      </w:pPr>
+      <w:r>
+        <w:t>11. Reference · Original target response space</w:t>
+      </w:r>
+    </w:p>
+    <w:p>
+      <w:r>
+        <w:t>This teaching case is practice rather than a fresh assessment.</w:t>
+      </w:r>
+    </w:p>
+    <w:p>
+      <w:pPr>
+        <w:pStyle w:val="Heading2"/>
+      </w:pPr>
+      <w:r>
+        <w:t>Use this when helpful</w:t>
+      </w:r>
+    </w:p>
+    <w:p>
+      <w:pPr>
+        <w:spacing w:line="336" w:lineRule="auto" w:after="180"/>
+      </w:pPr>
+      <w:r>
+        <w:rPr>
+          <w:b w:val="0"/>
+        </w:rPr>
+        <w:t>A sorter passes five routine cases and fails one. A team removes the failure as 'unusual' and reports 100%. Correct the report and propose a next test.</w:t>
+      </w:r>
+    </w:p>
+    <w:p>
+      <w:pPr>
+        <w:pStyle w:val="Heading3"/>
+      </w:pPr>
+      <w:r>
+        <w:t>My explanation after practice</w:t>
+      </w:r>
+    </w:p>
+    <w:p>
+      <w:r>
+        <w:t>________________________________________________________________</w:t>
+      </w:r>
+    </w:p>
+    <w:p>
+      <w:r>
+        <w:t>________________________________________________________________</w:t>
+      </w:r>
+    </w:p>
+    <w:p>
+      <w:r>
+        <w:t>________________________________________________________________</w:t>
+      </w:r>
+    </w:p>
+    <w:p>
+      <w:r>
+        <w:t>________________________________________________________________</w:t>
+      </w:r>
+    </w:p>
+    <w:p>
+      <w:r>
+        <w:t>________________________________________________________________</w:t>
+      </w:r>
+    </w:p>
+    <w:p>
+      <w:r>
+        <w:t>________________________________________________________________</w:t>
+      </w:r>
+    </w:p>
+    <w:p>
+      <w:r>
+        <w:t>________________________________________________________________</w:t>
+      </w:r>
+    </w:p>
+    <w:p>
+      <w:pPr>
+        <w:spacing w:line="336" w:lineRule="auto" w:after="180"/>
+      </w:pPr>
+      <w:r>
+        <w:rPr>
+          <w:b w:val="0"/>
+        </w:rPr>
+        <w:t>Record support used: none, hint or teacher explanation.</w:t>
+      </w:r>
+    </w:p>
+    <w:p>
+      <w:pPr>
+        <w:pStyle w:val="Heading1"/>
+      </w:pPr>
+      <w:r>
+        <w:t>15. Reference · Independent-case response copy</w:t>
+      </w:r>
+    </w:p>
+    <w:p>
+      <w:r>
+        <w:t>This duplicates W4. Reuse the same first-attempt record.</w:t>
+      </w:r>
+    </w:p>
+    <w:p>
+      <w:pPr>
+        <w:pStyle w:val="Heading2"/>
+      </w:pPr>
+      <w:r>
+        <w:t>Use this when helpful</w:t>
+      </w:r>
+    </w:p>
+    <w:p>
+      <w:pPr>
+        <w:spacing w:line="336" w:lineRule="auto" w:after="180"/>
+      </w:pPr>
+      <w:r>
+        <w:rPr>
+          <w:b w:val="0"/>
+        </w:rPr>
+        <w:t>Independently audit this fictional equipment selector. Catalogue E has E1 first with capacity 4 and E2 second with capacity 8. Valid group sizes are whole numbers 1 to 10.</w:t>
+      </w:r>
+    </w:p>
+    <w:p>
+      <w:pPr>
+        <w:spacing w:line="336" w:lineRule="auto" w:after="180"/>
+      </w:pPr>
+      <w:r>
+        <w:rPr>
+          <w:b w:val="0"/>
+        </w:rPr>
+        <w:t xml:space="preserve">Select the first item with capacity at least the group size, or no match; invalid </w:t>
+      </w:r>
+      <w:r>
+        <w:rPr>
+          <w:b/>
+        </w:rPr>
+        <w:t>input</w:t>
+      </w:r>
+      <w:r>
+        <w:rPr>
+          <w:b w:val="0"/>
+        </w:rPr>
+        <w:t xml:space="preserve"> needs clarification.</w:t>
+      </w:r>
+    </w:p>
+    <w:p>
+      <w:pPr>
+        <w:spacing w:line="336" w:lineRule="auto" w:after="180"/>
+      </w:pPr>
+      <w:r>
+        <w:rPr>
+          <w:b w:val="0"/>
+        </w:rPr>
+        <w:t>The saved prototype reports E1 for group 3 with reason “4 holds 3”; E1 for group 6 with reason “4 holds 6”; no match for group 9 with reason “both too small”.</w:t>
+      </w:r>
+    </w:p>
+    <w:p>
+      <w:pPr>
+        <w:spacing w:line="336" w:lineRule="auto" w:after="180"/>
+      </w:pPr>
+      <w:r>
+        <w:rPr>
+          <w:b w:val="0"/>
+        </w:rPr>
+        <w:t xml:space="preserve">Write all </w:t>
+      </w:r>
+      <w:r>
+        <w:rPr>
+          <w:b/>
+        </w:rPr>
+        <w:t>expected result</w:t>
+      </w:r>
+      <w:r>
+        <w:rPr>
+          <w:b w:val="0"/>
+        </w:rPr>
+        <w:t xml:space="preserve">s, mark full passes, calculate the fraction and explain the failure. Give one untested </w:t>
+      </w:r>
+      <w:r>
+        <w:rPr>
+          <w:b/>
+        </w:rPr>
+        <w:t>input</w:t>
+      </w:r>
+      <w:r>
+        <w:rPr>
+          <w:b w:val="0"/>
+        </w:rPr>
+        <w:t xml:space="preserve"> category. No booking occurs.</w:t>
+      </w:r>
+    </w:p>
+    <w:p>
+      <w:pPr>
+        <w:pStyle w:val="Heading3"/>
+      </w:pPr>
+      <w:r>
+        <w:t>My reasoning and evidence</w:t>
+      </w:r>
+    </w:p>
+    <w:p>
+      <w:r>
+        <w:t>________________________________________________________________</w:t>
+      </w:r>
+    </w:p>
+    <w:p>
+      <w:r>
+        <w:t>________________________________________________________________</w:t>
+      </w:r>
+    </w:p>
+    <w:p>
+      <w:r>
+        <w:t>________________________________________________________________</w:t>
+      </w:r>
+    </w:p>
+    <w:p>
+      <w:r>
+        <w:t>________________________________________________________________</w:t>
+      </w:r>
+    </w:p>
+    <w:p>
+      <w:r>
+        <w:t>________________________________________________________________</w:t>
+      </w:r>
+    </w:p>
+    <w:p>
+      <w:r>
+        <w:t>________________________________________________________________</w:t>
+      </w:r>
+    </w:p>
+    <w:p>
+      <w:r>
+        <w:t>________________________________________________________________</w:t>
+      </w:r>
+    </w:p>
+    <w:p>
+      <w:r>
+        <w:t>________________________________________________________________</w:t>
+      </w:r>
+    </w:p>
+    <w:p>
+      <w:pPr>
+        <w:pStyle w:val="Heading1"/>
+      </w:pPr>
+      <w:r>
+        <w:t>18. Extra practice · Use the worked picture</w:t>
+      </w:r>
+    </w:p>
+    <w:p>
+      <w:r>
+        <w:t>Keep the explanation and the support you used.</w:t>
+      </w:r>
+    </w:p>
+    <w:p>
+      <w:pPr>
+        <w:pStyle w:val="Heading2"/>
+      </w:pPr>
+      <w:r>
+        <w:t>Use this when helpful</w:t>
       </w:r>
     </w:p>
     <w:p>
@@ -2014,16 +2011,7 @@
     </w:p>
     <w:p>
       <w:pPr>
-        <w:pStyle w:val="Heading3"/>
-      </w:pPr>
-      <w:r>
-        <w:t>Record the help used</w:t>
-      </w:r>
-    </w:p>
-    <w:p>
-      <w:pPr>
         <w:spacing w:line="336" w:lineRule="auto" w:after="180"/>
-        <w:shd w:fill="F1F6F8"/>
       </w:pPr>
       <w:r>
         <w:rPr>
@@ -2084,12 +2072,20 @@
         <w:pStyle w:val="Heading1"/>
       </w:pPr>
       <w:r>
-        <w:t>19. Project portfolio milestone</w:t>
-      </w:r>
-    </w:p>
-    <w:p>
-      <w:r>
-        <w:t>Keep this week’s input, deciding step, result and limit together in the Helpful Classroom Sorter record.</w:t>
+        <w:t>19. Reference · Project portfolio record</w:t>
+      </w:r>
+    </w:p>
+    <w:p>
+      <w:r>
+        <w:t>Extend your main project response when helpful.</w:t>
+      </w:r>
+    </w:p>
+    <w:p>
+      <w:pPr>
+        <w:pStyle w:val="Heading2"/>
+      </w:pPr>
+      <w:r>
+        <w:t>Use this when helpful</w:t>
       </w:r>
     </w:p>
     <w:p>
@@ -2315,12 +2311,523 @@
         <w:pStyle w:val="Heading1"/>
       </w:pPr>
       <w:r>
-        <w:t>20. Supported practice and learning evidence</w:t>
-      </w:r>
-    </w:p>
-    <w:p>
-      <w:r>
-        <w:t>Try the supported questions before comparing with hints and feedback. Record what you repaired and the evidence you retained.</w:t>
+        <w:t>20. Extra practice: pictures, repair and feedback</w:t>
+      </w:r>
+    </w:p>
+    <w:p>
+      <w:r>
+        <w:t>Attempt each question before opening its explanation. Use one browser or paper copy.</w:t>
+      </w:r>
+    </w:p>
+    <w:p>
+      <w:pPr>
+        <w:pStyle w:val="Heading2"/>
+      </w:pPr>
+      <w:r>
+        <w:t>First supported question</w:t>
+      </w:r>
+    </w:p>
+    <w:p>
+      <w:pPr>
+        <w:pStyle w:val="ListBullet"/>
+      </w:pPr>
+      <w:r>
+        <w:t>A fictional pencil-pouch finder has been run on four ordinary requests.</w:t>
+      </w:r>
+    </w:p>
+    <w:p>
+      <w:pPr>
+        <w:pStyle w:val="Heading3"/>
+      </w:pPr>
+      <w:r>
+        <w:t>Practice 1: explain the deciding evidence</w:t>
+      </w:r>
+    </w:p>
+    <w:p>
+      <w:pPr>
+        <w:pStyle w:val="ListBullet"/>
+      </w:pPr>
+      <w:r>
+        <w:t>Which labelled step matches this detail? Three of four routine cases pass; retain the failure.</w:t>
+      </w:r>
+    </w:p>
+    <w:p>
+      <w:pPr>
+        <w:pStyle w:val="ListBullet"/>
+      </w:pPr>
+      <w:r>
+        <w:t>1. Trace failure</w:t>
+      </w:r>
+    </w:p>
+    <w:p>
+      <w:pPr>
+        <w:pStyle w:val="ListBullet"/>
+      </w:pPr>
+      <w:r>
+        <w:t>2. Write expectations</w:t>
+      </w:r>
+    </w:p>
+    <w:p>
+      <w:pPr>
+        <w:pStyle w:val="ListBullet"/>
+      </w:pPr>
+      <w:r>
+        <w:t>3. Compare outputs</w:t>
+      </w:r>
+    </w:p>
+    <w:p>
+      <w:pPr>
+        <w:pStyle w:val="ListBullet"/>
+      </w:pPr>
+      <w:r>
+        <w:t>4. Report</w:t>
+      </w:r>
+    </w:p>
+    <w:p>
+      <w:pPr>
+        <w:pStyle w:val="Heading3"/>
+      </w:pPr>
+      <w:r>
+        <w:t>My selected conclusion, deciding fact and explanation</w:t>
+      </w:r>
+    </w:p>
+    <w:p>
+      <w:r>
+        <w:t>________________________________________________________________</w:t>
+      </w:r>
+    </w:p>
+    <w:p>
+      <w:r>
+        <w:t>________________________________________________________________</w:t>
+      </w:r>
+    </w:p>
+    <w:p>
+      <w:r>
+        <w:t>________________________________________________________________</w:t>
+      </w:r>
+    </w:p>
+    <w:p>
+      <w:r>
+        <w:t>________________________________________________________________</w:t>
+      </w:r>
+    </w:p>
+    <w:p>
+      <w:r>
+        <w:t>________________________________________________________________</w:t>
+      </w:r>
+    </w:p>
+    <w:p>
+      <w:pPr>
+        <w:pStyle w:val="ListBullet"/>
+      </w:pPr>
+      <w:r>
+        <w:t>Hint if needed: Read the steps in the pictorial case. Match the supplied detail to the stage that performs or records it.</w:t>
+      </w:r>
+    </w:p>
+    <w:p>
+      <w:pPr>
+        <w:pStyle w:val="Heading2"/>
+      </w:pPr>
+      <w:r>
+        <w:t>Check the first explanation · reference / check after trying</w:t>
+      </w:r>
+    </w:p>
+    <w:p>
+      <w:pPr>
+        <w:spacing w:line="336" w:lineRule="auto" w:after="180"/>
+      </w:pPr>
+      <w:r>
+        <w:rPr>
+          <w:b w:val="0"/>
+        </w:rPr>
+        <w:t>After your attempt, compare with the supported explanation: Report Three of four routine cases pass; retain the failure. An ordinary case is not automatically correct.</w:t>
+      </w:r>
+    </w:p>
+    <w:p>
+      <w:pPr>
+        <w:spacing w:line="336" w:lineRule="auto" w:after="180"/>
+      </w:pPr>
+      <w:r>
+        <w:rPr>
+          <w:b w:val="0"/>
+        </w:rPr>
+        <w:t xml:space="preserve">Define expected </w:t>
+      </w:r>
+      <w:r>
+        <w:rPr>
+          <w:b/>
+        </w:rPr>
+        <w:t>output</w:t>
+      </w:r>
+      <w:r>
+        <w:rPr>
+          <w:b w:val="0"/>
+        </w:rPr>
+        <w:t xml:space="preserve">s from the contract before reading prototype </w:t>
+      </w:r>
+      <w:r>
+        <w:rPr>
+          <w:b/>
+        </w:rPr>
+        <w:t>output</w:t>
+      </w:r>
+      <w:r>
+        <w:rPr>
+          <w:b w:val="0"/>
+        </w:rPr>
+        <w:t>s. Checking both selected ID and eligibility catches the wrong P1 suggestion.</w:t>
+      </w:r>
+    </w:p>
+    <w:p>
+      <w:pPr>
+        <w:spacing w:line="336" w:lineRule="auto" w:after="180"/>
+      </w:pPr>
+      <w:r>
+        <w:rPr>
+          <w:b w:val="0"/>
+        </w:rPr>
+        <w:t xml:space="preserve">A no-match </w:t>
+      </w:r>
+      <w:r>
+        <w:rPr>
+          <w:b/>
+        </w:rPr>
+        <w:t>output</w:t>
+      </w:r>
+      <w:r>
+        <w:rPr>
+          <w:b w:val="0"/>
+        </w:rPr>
+        <w:t xml:space="preserve"> can be a full pass when that is exactly what the valid request requires.</w:t>
+      </w:r>
+    </w:p>
+    <w:p>
+      <w:pPr>
+        <w:pStyle w:val="Heading2"/>
+      </w:pPr>
+      <w:r>
+        <w:t>Changed-case question</w:t>
+      </w:r>
+    </w:p>
+    <w:p>
+      <w:pPr>
+        <w:pStyle w:val="Heading3"/>
+      </w:pPr>
+      <w:r>
+        <w:t>Practice 2: explain the deciding evidence</w:t>
+      </w:r>
+    </w:p>
+    <w:p>
+      <w:pPr>
+        <w:pStyle w:val="ListBullet"/>
+      </w:pPr>
+      <w:r>
+        <w:t>Changed-case practice: Prototype reports none for request 6 instead of P1. Which conclusion is supported by the supplied facts?</w:t>
+      </w:r>
+    </w:p>
+    <w:p>
+      <w:pPr>
+        <w:pStyle w:val="ListBullet"/>
+      </w:pPr>
+      <w:r>
+        <w:t>1. We can decide the result without examining the changed input or the procedure.</w:t>
+      </w:r>
+    </w:p>
+    <w:p>
+      <w:pPr>
+        <w:pStyle w:val="ListBullet"/>
+      </w:pPr>
+      <w:r>
+        <w:t>2. That run still fails.</w:t>
+      </w:r>
+    </w:p>
+    <w:p>
+      <w:pPr>
+        <w:pStyle w:val="ListBullet"/>
+      </w:pPr>
+      <w:r>
+        <w:t>3. This one example guarantees correct results for every future input.</w:t>
+      </w:r>
+    </w:p>
+    <w:p>
+      <w:pPr>
+        <w:pStyle w:val="Heading3"/>
+      </w:pPr>
+      <w:r>
+        <w:t>My selected conclusion, deciding fact and explanation</w:t>
+      </w:r>
+    </w:p>
+    <w:p>
+      <w:r>
+        <w:t>________________________________________________________________</w:t>
+      </w:r>
+    </w:p>
+    <w:p>
+      <w:r>
+        <w:t>________________________________________________________________</w:t>
+      </w:r>
+    </w:p>
+    <w:p>
+      <w:r>
+        <w:t>________________________________________________________________</w:t>
+      </w:r>
+    </w:p>
+    <w:p>
+      <w:r>
+        <w:t>________________________________________________________________</w:t>
+      </w:r>
+    </w:p>
+    <w:p>
+      <w:r>
+        <w:t>________________________________________________________________</w:t>
+      </w:r>
+    </w:p>
+    <w:p>
+      <w:pPr>
+        <w:pStyle w:val="ListBullet"/>
+      </w:pPr>
+      <w:r>
+        <w:t>Hint if needed: Use the changed condition and the deciding step in the pictorial trace. The answer must say what follows from those facts.</w:t>
+      </w:r>
+    </w:p>
+    <w:p>
+      <w:pPr>
+        <w:pStyle w:val="Heading2"/>
+      </w:pPr>
+      <w:r>
+        <w:t>Check the changed case · reference / check after trying</w:t>
+      </w:r>
+    </w:p>
+    <w:p>
+      <w:pPr>
+        <w:spacing w:line="336" w:lineRule="auto" w:after="180"/>
+      </w:pPr>
+      <w:r>
+        <w:rPr>
+          <w:b w:val="0"/>
+        </w:rPr>
+        <w:t>After your attempt, compare with the supported explanation: That run still fails. P2 can hold 6, so none is also wrong under the first-fit rule.</w:t>
+      </w:r>
+    </w:p>
+    <w:p>
+      <w:pPr>
+        <w:pStyle w:val="Heading2"/>
+      </w:pPr>
+      <w:r>
+        <w:t>Repair and save your work</w:t>
+      </w:r>
+    </w:p>
+    <w:p>
+      <w:pPr>
+        <w:spacing w:line="336" w:lineRule="auto" w:after="180"/>
+      </w:pPr>
+      <w:r>
+        <w:rPr>
+          <w:b w:val="0"/>
+        </w:rPr>
+        <w:t>Review Build a Paper Prototype (ai-1/32). Goal: Build a runnable paper prototype with explicit instructions and visible state. Short practice: What should appear in the test log before and after the repair?.</w:t>
+      </w:r>
+    </w:p>
+    <w:p>
+      <w:pPr>
+        <w:spacing w:line="336" w:lineRule="auto" w:after="180"/>
+      </w:pPr>
+      <w:r>
+        <w:rPr>
+          <w:b w:val="0"/>
+        </w:rPr>
+        <w:t>Return to this week and explain what you changed.</w:t>
+      </w:r>
+    </w:p>
+    <w:p>
+      <w:pPr>
+        <w:spacing w:line="336" w:lineRule="auto" w:after="180"/>
+      </w:pPr>
+      <w:r>
+        <w:rPr>
+          <w:b w:val="0"/>
+        </w:rPr>
+        <w:t xml:space="preserve">Review Choose </w:t>
+      </w:r>
+      <w:r>
+        <w:rPr>
+          <w:b/>
+        </w:rPr>
+        <w:t>Input</w:t>
+      </w:r>
+      <w:r>
+        <w:rPr>
+          <w:b w:val="0"/>
+        </w:rPr>
+        <w:t xml:space="preserve">s and </w:t>
+      </w:r>
+      <w:r>
+        <w:rPr>
+          <w:b/>
+        </w:rPr>
+        <w:t>Output</w:t>
+      </w:r>
+      <w:r>
+        <w:rPr>
+          <w:b w:val="0"/>
+        </w:rPr>
+        <w:t xml:space="preserve">s (ai-1/30). Goal: Turn the project outcome into precise </w:t>
+      </w:r>
+      <w:r>
+        <w:rPr>
+          <w:b/>
+        </w:rPr>
+        <w:t>input</w:t>
+      </w:r>
+      <w:r>
+        <w:rPr>
+          <w:b w:val="0"/>
+        </w:rPr>
+        <w:t xml:space="preserve"> and </w:t>
+      </w:r>
+      <w:r>
+        <w:rPr>
+          <w:b/>
+        </w:rPr>
+        <w:t>output</w:t>
+      </w:r>
+      <w:r>
+        <w:rPr>
+          <w:b w:val="0"/>
+        </w:rPr>
+        <w:t xml:space="preserve"> requirements. Short practice: Trace requests 10 and blank. Why should they not receive the same explanation?.</w:t>
+      </w:r>
+    </w:p>
+    <w:p>
+      <w:pPr>
+        <w:spacing w:line="336" w:lineRule="auto" w:after="180"/>
+      </w:pPr>
+      <w:r>
+        <w:rPr>
+          <w:b w:val="0"/>
+        </w:rPr>
+        <w:t>Return to this week and explain what you changed.</w:t>
+      </w:r>
+    </w:p>
+    <w:p>
+      <w:pPr>
+        <w:spacing w:line="336" w:lineRule="auto" w:after="180"/>
+      </w:pPr>
+      <w:r>
+        <w:rPr>
+          <w:b w:val="0"/>
+        </w:rPr>
+        <w:t xml:space="preserve">Review Verify Important </w:t>
+      </w:r>
+      <w:r>
+        <w:rPr>
+          <w:b/>
+        </w:rPr>
+        <w:t>Output</w:t>
+      </w:r>
+      <w:r>
+        <w:rPr>
+          <w:b w:val="0"/>
+        </w:rPr>
+        <w:t xml:space="preserve">s (ai-1/27). Goal: Separate an answer into claims and connect each claim to relevant </w:t>
+      </w:r>
+      <w:r>
+        <w:rPr>
+          <w:b/>
+        </w:rPr>
+        <w:t>evidence</w:t>
+      </w:r>
+      <w:r>
+        <w:rPr>
+          <w:b w:val="0"/>
+        </w:rPr>
+        <w:t>.</w:t>
+      </w:r>
+    </w:p>
+    <w:p>
+      <w:pPr>
+        <w:spacing w:line="336" w:lineRule="auto" w:after="180"/>
+      </w:pPr>
+      <w:r>
+        <w:rPr>
+          <w:b w:val="0"/>
+        </w:rPr>
+        <w:t>Short practice: Correct the draft and identify which part needs another source rather than a calculation.. Return to this week and explain what you changed.</w:t>
+      </w:r>
+    </w:p>
+    <w:p>
+      <w:pPr>
+        <w:spacing w:line="336" w:lineRule="auto" w:after="180"/>
+      </w:pPr>
+      <w:r>
+        <w:rPr>
+          <w:b w:val="0"/>
+        </w:rPr>
+        <w:t xml:space="preserve">Use Download completed work in the hosted lesson to export your answers, reflections, practice feedback and code-run </w:t>
+      </w:r>
+      <w:r>
+        <w:rPr>
+          <w:b/>
+        </w:rPr>
+        <w:t>evidence</w:t>
+      </w:r>
+      <w:r>
+        <w:rPr>
+          <w:b w:val="0"/>
+        </w:rPr>
+        <w:t>. Open the HTML copy to read or print it.</w:t>
+      </w:r>
+    </w:p>
+    <w:p>
+      <w:pPr>
+        <w:spacing w:line="336" w:lineRule="auto" w:after="180"/>
+      </w:pPr>
+      <w:r>
+        <w:rPr>
+          <w:b w:val="0"/>
+        </w:rPr>
+        <w:t>Drafts stay in this browser when storage is available; clear drafts on a shared device.</w:t>
+      </w:r>
+    </w:p>
+    <w:p>
+      <w:pPr>
+        <w:pStyle w:val="Heading3"/>
+      </w:pPr>
+      <w:r>
+        <w:t>What I repaired, the evidence I kept and the next test</w:t>
+      </w:r>
+    </w:p>
+    <w:p>
+      <w:r>
+        <w:t>________________________________________________________________</w:t>
+      </w:r>
+    </w:p>
+    <w:p>
+      <w:r>
+        <w:t>________________________________________________________________</w:t>
+      </w:r>
+    </w:p>
+    <w:p>
+      <w:r>
+        <w:t>________________________________________________________________</w:t>
+      </w:r>
+    </w:p>
+    <w:p>
+      <w:r>
+        <w:t>________________________________________________________________</w:t>
+      </w:r>
+    </w:p>
+    <w:p>
+      <w:r>
+        <w:t>________________________________________________________________</w:t>
+      </w:r>
+    </w:p>
+    <w:p>
+      <w:pPr>
+        <w:pStyle w:val="Heading2"/>
+      </w:pPr>
+      <w:r>
+        <w:t>Earlier wording, alternatives and picture transcripts · reference / check after trying</w:t>
       </w:r>
     </w:p>
     <w:p>
@@ -2336,92 +2843,10 @@
     </w:p>
     <w:p>
       <w:pPr>
-        <w:spacing w:line="336" w:lineRule="auto" w:after="180"/>
-      </w:pPr>
-      <w:r>
-        <w:rPr>
-          <w:b w:val="0"/>
-        </w:rPr>
-        <w:t>A fictional pencil-pouch finder has been run on four ordinary requests.</w:t>
-      </w:r>
-    </w:p>
-    <w:p>
-      <w:pPr>
         <w:pStyle w:val="Heading3"/>
       </w:pPr>
       <w:r>
-        <w:t>Practice 1: explain the deciding evidence</w:t>
-      </w:r>
-    </w:p>
-    <w:p>
-      <w:pPr>
-        <w:spacing w:line="336" w:lineRule="auto" w:after="180"/>
-      </w:pPr>
-      <w:r>
-        <w:rPr>
-          <w:b w:val="0"/>
-        </w:rPr>
-        <w:t>Which labelled step matches this detail? Three of four routine cases pass; retain the failure.</w:t>
-      </w:r>
-    </w:p>
-    <w:p>
-      <w:pPr>
-        <w:spacing w:line="336" w:lineRule="auto" w:after="180"/>
-        <w:shd w:fill="F4F9FC"/>
-      </w:pPr>
-      <w:r>
-        <w:rPr>
-          <w:b w:val="0"/>
-        </w:rPr>
-        <w:t>1. Trace failure</w:t>
-      </w:r>
-    </w:p>
-    <w:p>
-      <w:pPr>
-        <w:spacing w:line="336" w:lineRule="auto" w:after="180"/>
-        <w:shd w:fill="F4F9FC"/>
-      </w:pPr>
-      <w:r>
-        <w:rPr>
-          <w:b w:val="0"/>
-        </w:rPr>
-        <w:t>2. Write expectations</w:t>
-      </w:r>
-    </w:p>
-    <w:p>
-      <w:pPr>
-        <w:spacing w:line="336" w:lineRule="auto" w:after="180"/>
-        <w:shd w:fill="F4F9FC"/>
-      </w:pPr>
-      <w:r>
-        <w:rPr>
-          <w:b w:val="0"/>
-        </w:rPr>
-        <w:t xml:space="preserve">3. Compare </w:t>
-      </w:r>
-      <w:r>
-        <w:rPr>
-          <w:b/>
-        </w:rPr>
-        <w:t>output</w:t>
-      </w:r>
-      <w:r>
-        <w:rPr>
-          <w:b w:val="0"/>
-        </w:rPr>
-        <w:t>s</w:t>
-      </w:r>
-    </w:p>
-    <w:p>
-      <w:pPr>
-        <w:spacing w:line="336" w:lineRule="auto" w:after="180"/>
-        <w:shd w:fill="F4F9FC"/>
-      </w:pPr>
-      <w:r>
-        <w:rPr>
-          <w:b w:val="0"/>
-        </w:rPr>
-        <w:t>4. Report</w:t>
+        <w:t>Repair a missing building block</w:t>
       </w:r>
     </w:p>
     <w:p>
@@ -2429,532 +2854,25 @@
         <w:pStyle w:val="Heading3"/>
       </w:pPr>
       <w:r>
-        <w:t>My selected conclusion, deciding fact and explanation</w:t>
-      </w:r>
-    </w:p>
-    <w:p>
-      <w:r>
-        <w:t>________________________________________________________________</w:t>
-      </w:r>
-    </w:p>
-    <w:p>
-      <w:r>
-        <w:t>________________________________________________________________</w:t>
-      </w:r>
-    </w:p>
-    <w:p>
-      <w:r>
-        <w:t>________________________________________________________________</w:t>
-      </w:r>
-    </w:p>
-    <w:p>
-      <w:r>
-        <w:t>________________________________________________________________</w:t>
-      </w:r>
-    </w:p>
-    <w:p>
-      <w:r>
-        <w:t>________________________________________________________________</w:t>
-      </w:r>
-    </w:p>
-    <w:p>
-      <w:pPr>
-        <w:pStyle w:val="Heading3"/>
-      </w:pPr>
-      <w:r>
-        <w:t>Hint · try first</w:t>
-      </w:r>
-    </w:p>
-    <w:p>
-      <w:pPr>
-        <w:spacing w:line="336" w:lineRule="auto" w:after="180"/>
-        <w:shd w:fill="F1F6F8"/>
-      </w:pPr>
-      <w:r>
-        <w:rPr>
-          <w:b w:val="0"/>
-        </w:rPr>
-        <w:t>Hint if needed: Read the steps in the pictorial case. Match the supplied detail to the stage that performs or records it.</w:t>
-      </w:r>
-    </w:p>
-    <w:p>
-      <w:pPr>
-        <w:pStyle w:val="Heading3"/>
-      </w:pPr>
-      <w:r>
-        <w:t>Feedback · compare after trying</w:t>
-      </w:r>
-    </w:p>
-    <w:p>
-      <w:pPr>
-        <w:spacing w:line="336" w:lineRule="auto" w:after="180"/>
-        <w:shd w:fill="F1F6FC"/>
-      </w:pPr>
-      <w:r>
-        <w:rPr>
-          <w:b w:val="0"/>
-        </w:rPr>
-        <w:t>After your attempt, compare with the supported explanation: Report Three of four routine cases pass; retain the failure. An ordinary case is not automatically correct.</w:t>
-      </w:r>
-    </w:p>
-    <w:p>
-      <w:pPr>
-        <w:spacing w:line="336" w:lineRule="auto" w:after="180"/>
-        <w:shd w:fill="F1F6FC"/>
-      </w:pPr>
-      <w:r>
-        <w:rPr>
-          <w:b w:val="0"/>
-        </w:rPr>
-        <w:t xml:space="preserve">Define expected </w:t>
-      </w:r>
-      <w:r>
-        <w:rPr>
-          <w:b/>
-        </w:rPr>
-        <w:t>output</w:t>
-      </w:r>
-      <w:r>
-        <w:rPr>
-          <w:b w:val="0"/>
-        </w:rPr>
-        <w:t xml:space="preserve">s from the contract before reading prototype </w:t>
-      </w:r>
-      <w:r>
-        <w:rPr>
-          <w:b/>
-        </w:rPr>
-        <w:t>output</w:t>
-      </w:r>
-      <w:r>
-        <w:rPr>
-          <w:b w:val="0"/>
-        </w:rPr>
-        <w:t>s. Checking both selected ID and eligibility catches the wrong P1 suggestion.</w:t>
-      </w:r>
-    </w:p>
-    <w:p>
-      <w:pPr>
-        <w:spacing w:line="336" w:lineRule="auto" w:after="180"/>
-        <w:shd w:fill="F1F6FC"/>
-      </w:pPr>
-      <w:r>
-        <w:rPr>
-          <w:b w:val="0"/>
-        </w:rPr>
-        <w:t xml:space="preserve">A no-match </w:t>
-      </w:r>
-      <w:r>
-        <w:rPr>
-          <w:b/>
-        </w:rPr>
-        <w:t>output</w:t>
-      </w:r>
-      <w:r>
-        <w:rPr>
-          <w:b w:val="0"/>
-        </w:rPr>
-        <w:t xml:space="preserve"> can be a full pass when that is exactly what the valid request requires.</w:t>
-      </w:r>
-    </w:p>
-    <w:p>
-      <w:pPr>
-        <w:pStyle w:val="Heading3"/>
-      </w:pPr>
-      <w:r>
-        <w:t>Practice 2: explain the deciding evidence</w:t>
-      </w:r>
-    </w:p>
-    <w:p>
-      <w:pPr>
-        <w:pStyle w:val="Heading3"/>
-      </w:pPr>
-      <w:r>
-        <w:t>Changed case · predict first</w:t>
-      </w:r>
-    </w:p>
-    <w:p>
-      <w:pPr>
-        <w:spacing w:line="336" w:lineRule="auto" w:after="180"/>
-        <w:shd w:fill="F5F1FB"/>
-      </w:pPr>
-      <w:r>
-        <w:rPr>
-          <w:b w:val="0"/>
-        </w:rPr>
-        <w:t>Changed-case practice: Prototype reports none for request 6 instead of P1. Which conclusion is supported by the supplied facts?</w:t>
-      </w:r>
-    </w:p>
-    <w:p>
-      <w:pPr>
-        <w:spacing w:line="336" w:lineRule="auto" w:after="180"/>
-        <w:shd w:fill="F4F9FC"/>
-      </w:pPr>
-      <w:r>
-        <w:rPr>
-          <w:b w:val="0"/>
-        </w:rPr>
-        <w:t xml:space="preserve">1. We can decide the result without examining the changed </w:t>
-      </w:r>
-      <w:r>
-        <w:rPr>
-          <w:b/>
-        </w:rPr>
-        <w:t>input</w:t>
-      </w:r>
-      <w:r>
-        <w:rPr>
-          <w:b w:val="0"/>
-        </w:rPr>
-        <w:t xml:space="preserve"> or the procedure.</w:t>
-      </w:r>
-    </w:p>
-    <w:p>
-      <w:pPr>
-        <w:spacing w:line="336" w:lineRule="auto" w:after="180"/>
-        <w:shd w:fill="F4F9FC"/>
-      </w:pPr>
-      <w:r>
-        <w:rPr>
-          <w:b w:val="0"/>
-        </w:rPr>
-        <w:t>2. That run still fails.</w:t>
-      </w:r>
-    </w:p>
-    <w:p>
-      <w:pPr>
-        <w:spacing w:line="336" w:lineRule="auto" w:after="180"/>
-        <w:shd w:fill="F4F9FC"/>
-      </w:pPr>
-      <w:r>
-        <w:rPr>
-          <w:b w:val="0"/>
-        </w:rPr>
-        <w:t xml:space="preserve">3. This one example guarantees correct results for every future </w:t>
-      </w:r>
-      <w:r>
-        <w:rPr>
-          <w:b/>
-        </w:rPr>
-        <w:t>input</w:t>
-      </w:r>
-      <w:r>
-        <w:rPr>
-          <w:b w:val="0"/>
-        </w:rPr>
-        <w:t>.</w:t>
-      </w:r>
-    </w:p>
-    <w:p>
-      <w:pPr>
-        <w:pStyle w:val="Heading3"/>
-      </w:pPr>
-      <w:r>
-        <w:t>My selected conclusion, deciding fact and explanation</w:t>
-      </w:r>
-    </w:p>
-    <w:p>
-      <w:r>
-        <w:t>________________________________________________________________</w:t>
-      </w:r>
-    </w:p>
-    <w:p>
-      <w:r>
-        <w:t>________________________________________________________________</w:t>
-      </w:r>
-    </w:p>
-    <w:p>
-      <w:r>
-        <w:t>________________________________________________________________</w:t>
-      </w:r>
-    </w:p>
-    <w:p>
-      <w:r>
-        <w:t>________________________________________________________________</w:t>
-      </w:r>
-    </w:p>
-    <w:p>
-      <w:r>
-        <w:t>________________________________________________________________</w:t>
-      </w:r>
-    </w:p>
-    <w:p>
-      <w:pPr>
-        <w:pStyle w:val="Heading3"/>
-      </w:pPr>
-      <w:r>
-        <w:t>Hint · try first</w:t>
-      </w:r>
-    </w:p>
-    <w:p>
-      <w:pPr>
-        <w:spacing w:line="336" w:lineRule="auto" w:after="180"/>
-        <w:shd w:fill="F1F6F8"/>
-      </w:pPr>
-      <w:r>
-        <w:rPr>
-          <w:b w:val="0"/>
-        </w:rPr>
-        <w:t>Hint if needed: Use the changed condition and the deciding step in the pictorial trace. The answer must say what follows from those facts.</w:t>
-      </w:r>
-    </w:p>
-    <w:p>
-      <w:pPr>
-        <w:pStyle w:val="Heading3"/>
-      </w:pPr>
-      <w:r>
-        <w:t>Feedback · compare after trying</w:t>
-      </w:r>
-    </w:p>
-    <w:p>
-      <w:pPr>
-        <w:spacing w:line="336" w:lineRule="auto" w:after="180"/>
-        <w:shd w:fill="F1F6FC"/>
-      </w:pPr>
-      <w:r>
-        <w:rPr>
-          <w:b w:val="0"/>
-        </w:rPr>
-        <w:t>After your attempt, compare with the supported explanation: That run still fails. P2 can hold 6, so none is also wrong under the first-fit rule.</w:t>
-      </w:r>
-    </w:p>
-    <w:p>
-      <w:pPr>
-        <w:pStyle w:val="Heading3"/>
-      </w:pPr>
-      <w:r>
-        <w:t>Repair a missing building block</w:t>
-      </w:r>
-    </w:p>
-    <w:p>
-      <w:pPr>
-        <w:spacing w:line="336" w:lineRule="auto" w:after="180"/>
-      </w:pPr>
-      <w:r>
-        <w:rPr>
-          <w:b w:val="0"/>
-        </w:rPr>
-        <w:t>Review Build a Paper Prototype (ai-1/32). Goal: Build a runnable paper prototype with explicit instructions and visible state. Short practice: What should appear in the test log before and after the repair?.</w:t>
-      </w:r>
-    </w:p>
-    <w:p>
-      <w:pPr>
-        <w:spacing w:line="336" w:lineRule="auto" w:after="180"/>
-      </w:pPr>
-      <w:r>
-        <w:rPr>
-          <w:b w:val="0"/>
-        </w:rPr>
-        <w:t>Return to this week and explain what you changed.</w:t>
-      </w:r>
-    </w:p>
-    <w:p>
-      <w:pPr>
-        <w:spacing w:line="336" w:lineRule="auto" w:after="180"/>
-      </w:pPr>
-      <w:r>
-        <w:rPr>
-          <w:b w:val="0"/>
-        </w:rPr>
-        <w:t xml:space="preserve">Review Choose </w:t>
-      </w:r>
-      <w:r>
-        <w:rPr>
-          <w:b/>
-        </w:rPr>
-        <w:t>Input</w:t>
-      </w:r>
-      <w:r>
-        <w:rPr>
-          <w:b w:val="0"/>
-        </w:rPr>
-        <w:t xml:space="preserve">s and </w:t>
-      </w:r>
-      <w:r>
-        <w:rPr>
-          <w:b/>
-        </w:rPr>
-        <w:t>Output</w:t>
-      </w:r>
-      <w:r>
-        <w:rPr>
-          <w:b w:val="0"/>
-        </w:rPr>
-        <w:t xml:space="preserve">s (ai-1/30). Goal: Turn the project outcome into precise </w:t>
-      </w:r>
-      <w:r>
-        <w:rPr>
-          <w:b/>
-        </w:rPr>
-        <w:t>input</w:t>
-      </w:r>
-      <w:r>
-        <w:rPr>
-          <w:b w:val="0"/>
-        </w:rPr>
-        <w:t xml:space="preserve"> and </w:t>
-      </w:r>
-      <w:r>
-        <w:rPr>
-          <w:b/>
-        </w:rPr>
-        <w:t>output</w:t>
-      </w:r>
-      <w:r>
-        <w:rPr>
-          <w:b w:val="0"/>
-        </w:rPr>
-        <w:t xml:space="preserve"> requirements. Short practice: Trace requests 10 and blank. Why should they not receive the same explanation?.</w:t>
-      </w:r>
-    </w:p>
-    <w:p>
-      <w:pPr>
-        <w:spacing w:line="336" w:lineRule="auto" w:after="180"/>
-      </w:pPr>
-      <w:r>
-        <w:rPr>
-          <w:b w:val="0"/>
-        </w:rPr>
-        <w:t>Return to this week and explain what you changed.</w:t>
-      </w:r>
-    </w:p>
-    <w:p>
-      <w:pPr>
-        <w:spacing w:line="336" w:lineRule="auto" w:after="180"/>
-      </w:pPr>
-      <w:r>
-        <w:rPr>
-          <w:b w:val="0"/>
-        </w:rPr>
-        <w:t xml:space="preserve">Review Verify Important </w:t>
-      </w:r>
-      <w:r>
-        <w:rPr>
-          <w:b/>
-        </w:rPr>
-        <w:t>Output</w:t>
-      </w:r>
-      <w:r>
-        <w:rPr>
-          <w:b w:val="0"/>
-        </w:rPr>
-        <w:t xml:space="preserve">s (ai-1/27). Goal: Separate an answer into claims and connect each claim to relevant </w:t>
-      </w:r>
-      <w:r>
-        <w:rPr>
-          <w:b/>
-        </w:rPr>
-        <w:t>evidence</w:t>
-      </w:r>
-      <w:r>
-        <w:rPr>
-          <w:b w:val="0"/>
-        </w:rPr>
-        <w:t>.</w:t>
-      </w:r>
-    </w:p>
-    <w:p>
-      <w:pPr>
-        <w:spacing w:line="336" w:lineRule="auto" w:after="180"/>
-      </w:pPr>
-      <w:r>
-        <w:rPr>
-          <w:b w:val="0"/>
-        </w:rPr>
-        <w:t>Short practice: Correct the draft and identify which part needs another source rather than a calculation.. Return to this week and explain what you changed.</w:t>
-      </w:r>
-    </w:p>
-    <w:p>
-      <w:pPr>
-        <w:pStyle w:val="Heading3"/>
-      </w:pPr>
-      <w:r>
         <w:t>Keep your completed work</w:t>
       </w:r>
     </w:p>
     <w:p>
       <w:pPr>
-        <w:spacing w:line="336" w:lineRule="auto" w:after="180"/>
-      </w:pPr>
-      <w:r>
-        <w:rPr>
-          <w:b w:val="0"/>
-        </w:rPr>
-        <w:t xml:space="preserve">Use Download completed work in the hosted lesson to export your answers, reflections, practice feedback and code-run </w:t>
-      </w:r>
-      <w:r>
-        <w:rPr>
-          <w:b/>
-        </w:rPr>
-        <w:t>evidence</w:t>
-      </w:r>
-      <w:r>
-        <w:rPr>
-          <w:b w:val="0"/>
-        </w:rPr>
-        <w:t>. Open the HTML copy to read or print it.</w:t>
-      </w:r>
-    </w:p>
-    <w:p>
-      <w:pPr>
-        <w:spacing w:line="336" w:lineRule="auto" w:after="180"/>
-      </w:pPr>
-      <w:r>
-        <w:rPr>
-          <w:b w:val="0"/>
-        </w:rPr>
-        <w:t>Drafts stay in this browser when storage is available; clear drafts on a shared device.</w:t>
-      </w:r>
-    </w:p>
-    <w:p>
-      <w:pPr>
-        <w:pStyle w:val="Heading3"/>
-      </w:pPr>
-      <w:r>
-        <w:t>What I repaired, the evidence I kept and the next test</w:t>
-      </w:r>
-    </w:p>
-    <w:p>
-      <w:r>
-        <w:t>________________________________________________________________</w:t>
-      </w:r>
-    </w:p>
-    <w:p>
-      <w:r>
-        <w:t>________________________________________________________________</w:t>
-      </w:r>
-    </w:p>
-    <w:p>
-      <w:r>
-        <w:t>________________________________________________________________</w:t>
-      </w:r>
-    </w:p>
-    <w:p>
-      <w:r>
-        <w:t>________________________________________________________________</w:t>
-      </w:r>
-    </w:p>
-    <w:p>
-      <w:r>
-        <w:t>________________________________________________________________</w:t>
-      </w:r>
-    </w:p>
-    <w:p>
-      <w:pPr>
         <w:pStyle w:val="Heading1"/>
       </w:pPr>
       <w:r>
-        <w:t>21. Visual concept journey</w:t>
-      </w:r>
-    </w:p>
-    <w:p>
-      <w:r>
-        <w:t>Explain each Test Normal Cases picture from its labels, then record a relevant limit.</w:t>
-      </w:r>
-    </w:p>
-    <w:p>
-      <w:pPr>
-        <w:pStyle w:val="Heading3"/>
+        <w:t>21. Reference · Six-picture response sheets</w:t>
+      </w:r>
+    </w:p>
+    <w:p>
+      <w:r>
+        <w:t>Choose the image that helps rather than repeating all six.</w:t>
+      </w:r>
+    </w:p>
+    <w:p>
+      <w:pPr>
+        <w:pStyle w:val="Heading2"/>
       </w:pPr>
       <w:r>
         <w:t>01. Test Normal Cases: the case</w:t>
@@ -3045,7 +2963,6 @@
     <w:p>
       <w:pPr>
         <w:spacing w:line="336" w:lineRule="auto" w:after="180"/>
-        <w:shd w:fill="F5F1FB"/>
       </w:pPr>
       <w:r>
         <w:rPr>
@@ -3084,7 +3001,7 @@
     </w:p>
     <w:p>
       <w:pPr>
-        <w:pStyle w:val="Heading3"/>
+        <w:pStyle w:val="Heading2"/>
       </w:pPr>
       <w:r>
         <w:t>02. Follow the deciding steps</w:t>
@@ -3152,7 +3069,6 @@
     <w:p>
       <w:pPr>
         <w:spacing w:line="336" w:lineRule="auto" w:after="180"/>
-        <w:shd w:fill="F5F1FB"/>
       </w:pPr>
       <w:r>
         <w:rPr>
@@ -3203,7 +3119,7 @@
     </w:p>
     <w:p>
       <w:pPr>
-        <w:pStyle w:val="Heading3"/>
+        <w:pStyle w:val="Heading2"/>
       </w:pPr>
       <w:r>
         <w:t>03. Expected versus recorded routine outputs</w:t>
@@ -3282,7 +3198,6 @@
     <w:p>
       <w:pPr>
         <w:spacing w:line="336" w:lineRule="auto" w:after="180"/>
-        <w:shd w:fill="F5F1FB"/>
       </w:pPr>
       <w:r>
         <w:rPr>
@@ -3321,7 +3236,7 @@
     </w:p>
     <w:p>
       <w:pPr>
-        <w:pStyle w:val="Heading3"/>
+        <w:pStyle w:val="Heading2"/>
       </w:pPr>
       <w:r>
         <w:t>04. Change one thing. Trace what follows.</w:t>
@@ -3400,7 +3315,6 @@
     <w:p>
       <w:pPr>
         <w:spacing w:line="336" w:lineRule="auto" w:after="180"/>
-        <w:shd w:fill="F5F1FB"/>
       </w:pPr>
       <w:r>
         <w:rPr>
@@ -3439,7 +3353,7 @@
     </w:p>
     <w:p>
       <w:pPr>
-        <w:pStyle w:val="Heading3"/>
+        <w:pStyle w:val="Heading2"/>
       </w:pPr>
       <w:r>
         <w:t>05. Connect the explanation to its limit</w:t>
@@ -3554,7 +3468,6 @@
     <w:p>
       <w:pPr>
         <w:spacing w:line="336" w:lineRule="auto" w:after="180"/>
-        <w:shd w:fill="F5F1FB"/>
       </w:pPr>
       <w:r>
         <w:rPr>
@@ -3593,7 +3506,7 @@
     </w:p>
     <w:p>
       <w:pPr>
-        <w:pStyle w:val="Heading3"/>
+        <w:pStyle w:val="Heading2"/>
       </w:pPr>
       <w:r>
         <w:t>06. Make the idea visible in your project</w:t>
@@ -3696,7 +3609,6 @@
     <w:p>
       <w:pPr>
         <w:spacing w:line="336" w:lineRule="auto" w:after="180"/>
-        <w:shd w:fill="F5F1FB"/>
       </w:pPr>
       <w:r>
         <w:rPr>
@@ -3743,6 +3655,62 @@
     <w:p>
       <w:r>
         <w:t>________________________________________________________________</w:t>
+      </w:r>
+    </w:p>
+    <w:p>
+      <w:pPr>
+        <w:pStyle w:val="Heading2"/>
+      </w:pPr>
+      <w:r>
+        <w:t>Earlier wording, alternatives and picture transcripts · reference / check after trying</w:t>
+      </w:r>
+    </w:p>
+    <w:p>
+      <w:pPr>
+        <w:pStyle w:val="Heading3"/>
+      </w:pPr>
+      <w:r>
+        <w:t>01. Test Normal Cases: the case</w:t>
+      </w:r>
+    </w:p>
+    <w:p>
+      <w:pPr>
+        <w:pStyle w:val="Heading3"/>
+      </w:pPr>
+      <w:r>
+        <w:t>02. Follow the deciding steps</w:t>
+      </w:r>
+    </w:p>
+    <w:p>
+      <w:pPr>
+        <w:pStyle w:val="Heading3"/>
+      </w:pPr>
+      <w:r>
+        <w:t>03. Expected versus recorded routine outputs</w:t>
+      </w:r>
+    </w:p>
+    <w:p>
+      <w:pPr>
+        <w:pStyle w:val="Heading3"/>
+      </w:pPr>
+      <w:r>
+        <w:t>04. Change one thing. Trace what follows.</w:t>
+      </w:r>
+    </w:p>
+    <w:p>
+      <w:pPr>
+        <w:pStyle w:val="Heading3"/>
+      </w:pPr>
+      <w:r>
+        <w:t>05. Connect the explanation to its limit</w:t>
+      </w:r>
+    </w:p>
+    <w:p>
+      <w:pPr>
+        <w:pStyle w:val="Heading3"/>
+      </w:pPr>
+      <w:r>
+        <w:t>06. Make the idea visible in your project</w:t>
       </w:r>
     </w:p>
     <w:sectPr>
